--- a/competition/技术报告.docx
+++ b/competition/技术报告.docx
@@ -17,6 +17,7 @@
         <w:t>SDN 异常流量检测：可复现开源工程</w:t>
       </w:r>
     </w:p>
+    <w:p/>
     <w:p>
       <w:pPr>
         <w:rPr>
@@ -408,22 +409,12 @@
     </w:p>
     <w:p>
       <w:r>
-        <w:t>2. 已有研究型成果不可用：公开的算法 demo 多数存在数据泄漏（随机切分连续流量）、</w:t>
-      </w:r>
-    </w:p>
-    <w:p>
-      <w:r>
-        <w:t>评估口径错误（在多分类任务上用二分类损失、用硬标签计算 AUC），指标虚高且无法复现；</w:t>
-      </w:r>
-    </w:p>
-    <w:p>
-      <w:r>
-        <w:t>3. 不可复现 = 不可信：数据集路径硬编码、随机种子不固定、标准化器与标签编码器不落盘，</w:t>
-      </w:r>
-    </w:p>
-    <w:p>
-      <w:r>
-        <w:t>换一台机器或换一份数据就失效，评审与工程团队都无法验证。</w:t>
+        <w:t>2. 已有研究型成果不可用：公开的算法 demo 多数存在数据泄漏（随机切分连续流量）、 评估口径错误（在多分类任务上用二分类损失、用硬标签计算 AUC），指标虚高且无法复现；</w:t>
+      </w:r>
+    </w:p>
+    <w:p>
+      <w:r>
+        <w:t>3. 不可复现 = 不可信：数据集路径硬编码、随机种子不固定、标准化器与标签编码器不落盘， 换一台机器或换一份数据就失效，评审与工程团队都无法验证。</w:t>
       </w:r>
     </w:p>
     <w:p>
@@ -448,22 +439,12 @@
     </w:p>
     <w:p>
       <w:r>
-        <w:t>• 参赛方向：开源项目改进与生态贡献（同时体现"开源赋能的 AI 应用创新"）。</w:t>
-      </w:r>
-    </w:p>
-    <w:p>
-      <w:r>
-        <w:t>作品围绕上游研究型 demo 开展二次开发、功能增强、测试用例与文档建设、问题修复， 并形成可运行、可演示、可复验的软件原型。</w:t>
-      </w:r>
-    </w:p>
-    <w:p>
-      <w:r>
-        <w:t>• 作品形态：Python 工程 + 命令行工具链 + 常驻在线检测服务（可被 SDN 控制器调用）+</w:t>
-      </w:r>
-    </w:p>
-    <w:p>
-      <w:r>
-        <w:t>Ryu 控制器适配层 + 本地 Web 演示大屏（离线可用）。</w:t>
+        <w:t>• 参赛方向：开源项目改进与生态贡献（同时体现"开源赋能的 AI 应用创新"）。 作品围绕上游研究型 demo 开展二次开发、功能增强、测试用例与文档建设、问题修复， 并形成可运行、可演示、可复验的软件原型。</w:t>
+      </w:r>
+    </w:p>
+    <w:p>
+      <w:r>
+        <w:t>• 作品形态：Python 工程 + 命令行工具链 + 常驻在线检测服务（可被 SDN 控制器调用）+ Ryu 控制器适配层 + 本地 Web 演示大屏（离线可用）。</w:t>
       </w:r>
     </w:p>
     <w:p>
@@ -488,12 +469,7 @@
     </w:p>
     <w:p>
       <w:r>
-        <w:t xml:space="preserve">　4. 在线检测服务：POST /api/detect 在线判定、告警连续确认、observe/throttle/block 处置策略、</w:t>
-      </w:r>
-    </w:p>
-    <w:p>
-      <w:r>
-        <w:t>白名单、演练模式、JSONL 审计台账、Prometheus /metrics、策略热更新；</w:t>
+        <w:t xml:space="preserve">　4. 在线检测服务：POST /api/detect 在线判定、告警连续确认、observe/throttle/block 处置策略、 白名单、演练模式、JSONL 审计台账、Prometheus /metrics、策略热更新；</w:t>
       </w:r>
     </w:p>
     <w:p>
@@ -4087,22 +4063,12 @@
     </w:p>
     <w:p>
       <w:r>
-        <w:t>1. 局部性：真攻击在流序列上有可辨识的局部形状——端口扫描是"很多条极短流 + 同一目的端口"，</w:t>
-      </w:r>
-    </w:p>
-    <w:p>
-      <w:r>
-        <w:t>暴力破解是"高频重复的失败会话"，洪泛是"包数/字节数突然抬升"。核只需要看相邻 k 条流就能识别这种形状。</w:t>
-      </w:r>
-    </w:p>
-    <w:p>
-      <w:r>
-        <w:t>2. 参数共享带来平移不变：同一个核在整段窗口上复用，所以攻击出现在窗口的开头、中间还是结尾都能认出来；</w:t>
-      </w:r>
-    </w:p>
-    <w:p>
-      <w:r>
-        <w:t>全连接层要为每个位置单独学一套权重，参数量也会爆炸（T×F 维输入 → 隐藏层就是几十万参数）。</w:t>
+        <w:t>1. 局部性：真攻击在流序列上有可辨识的局部形状——端口扫描是"很多条极短流 + 同一目的端口"， 暴力破解是"高频重复的失败会话"，洪泛是"包数/字节数突然抬升"。核只需要看相邻 k 条流就能识别这种形状。</w:t>
+      </w:r>
+    </w:p>
+    <w:p>
+      <w:r>
+        <w:t>2. 参数共享带来平移不变：同一个核在整段窗口上复用，所以攻击出现在窗口的开头、中间还是结尾都能认出来； 全连接层要为每个位置单独学一套权重，参数量也会爆炸（T×F 维输入 → 隐藏层就是几十万参数）。</w:t>
       </w:r>
     </w:p>
     <w:p>
@@ -4117,22 +4083,12 @@
     </w:p>
     <w:p>
       <w:r>
-        <w:t>• 膨胀卷积（dilation = 1, 2, 4）：池化会把时间步"压没"，而时间步一旦被压掉，</w:t>
-      </w:r>
-    </w:p>
-    <w:p>
-      <w:r>
-        <w:t>时序信息就永久损失了。所以我们的卷积分支不做池化，改用膨胀卷积 ——每层感受野按 k + (k-1)(d-1) 递增，三层(k=3, d=1/2/4)叠起来感受野覆盖 15 步， 在不缩短序列的前提下看到了整个窗口。</w:t>
-      </w:r>
-    </w:p>
-    <w:p>
-      <w:r>
-        <w:t>• GlobalMaxPooling 聚合：对时间轴取最大，等价于"这段窗口里最强的那个局部响应是什么"，</w:t>
-      </w:r>
-    </w:p>
-    <w:p>
-      <w:r>
-        <w:t>与"攻击只要出现过就该被抓住"的检测语义一致。</w:t>
+        <w:t>• 膨胀卷积（dilation = 1, 2, 4）：池化会把时间步"压没"，而时间步一旦被压掉， 时序信息就永久损失了。所以我们的卷积分支不做池化，改用膨胀卷积 ——每层感受野按 k + (k-1)(d-1) 递增，三层(k=3, d=1/2/4)叠起来感受野覆盖 15 步， 在不缩短序列的前提下看到了整个窗口。</w:t>
+      </w:r>
+    </w:p>
+    <w:p>
+      <w:r>
+        <w:t>• GlobalMaxPooling 聚合：对时间轴取最大，等价于"这段窗口里最强的那个局部响应是什么"， 与"攻击只要出现过就该被抓住"的检测语义一致。</w:t>
       </w:r>
     </w:p>
     <w:p>
@@ -6328,12 +6284,7 @@
     </w:p>
     <w:p>
       <w:r>
-        <w:t>2. 评测方法：由"随机切分 + 测试集当验证集 + 硬标签算 AUC"改为</w:t>
-      </w:r>
-    </w:p>
-    <w:p>
-      <w:r>
-        <w:t>时序切分 + purge 间隙 + 独立验证集 + 概率矩阵 OvR 宏平均；</w:t>
+        <w:t>2. 评测方法：由"随机切分 + 测试集当验证集 + 硬标签算 AUC"改为 时序切分 + purge 间隙 + 独立验证集 + 概率矩阵 OvR 宏平均；</w:t>
       </w:r>
     </w:p>
     <w:p>
@@ -7673,12 +7624,7 @@
     </w:p>
     <w:p>
       <w:r>
-        <w:t>• 按组切分：对"分块发布"的公开数据集（正常块+攻击块）或需防会话泄漏的场景，</w:t>
-      </w:r>
-    </w:p>
-    <w:p>
-      <w:r>
-        <w:t>按会话（Flow ID）分组切分，同组数据只能进同一子集。 标准化器只在训练集拟合。</w:t>
+        <w:t>• 按组切分：对"分块发布"的公开数据集（正常块+攻击块）或需防会话泄漏的场景， 按会话（Flow ID）分组切分，同组数据只能进同一子集。 标准化器只在训练集拟合。</w:t>
       </w:r>
     </w:p>
     <w:p>
@@ -7970,42 +7916,22 @@
     </w:p>
     <w:p>
       <w:r>
-        <w:t>7. **（本轮）把模型包成在线服务时，发现"逐条调用 predict()"的固定开销高达 36 ms/次，</w:t>
-      </w:r>
-    </w:p>
-    <w:p>
-      <w:r>
-        <w:t>端到端只有 32 条流/秒 → 改为批内合并 + 直接调用推理图，提速到 1,364~1,918 条流/秒（约 43~60 倍）**；</w:t>
-      </w:r>
-    </w:p>
-    <w:p>
-      <w:r>
-        <w:t>8. **（本轮）接入控制器原生字段口径时，发现流水线把采集脚本写的 0/1 列当成了标签，</w:t>
-      </w:r>
-    </w:p>
-    <w:p>
-      <w:r>
-        <w:t>8 分类被悄悄降级成二分类** → 改为"多个标签列时按粒度取最细的一列"， 并把这次修正的效果如实写成"字段缺口 → 工作点代价"的量化结论；</w:t>
-      </w:r>
-    </w:p>
-    <w:p>
-      <w:r>
-        <w:t>9. **（本轮）同一份 artifacts/ 下并存多种特征口径的模型后，服务"取最新一个模型"会配上不匹配的</w:t>
-      </w:r>
-    </w:p>
-    <w:p>
-      <w:r>
-        <w:t>预处理产物，运行时报 expected shape=(None,16,71), found (15,16,17) → 改为按输入形状逐个校验、全部不符时拒绝启动并打印候选清单**（宁可服务起不来，也不给错误判定）；</w:t>
-      </w:r>
-    </w:p>
-    <w:p>
-      <w:r>
-        <w:t>10. （本轮）现场演示"注入攻击"时发现注入到了只有 1 条流的碎片片段上、看起来像漏报 →</w:t>
-      </w:r>
-    </w:p>
-    <w:p>
-      <w:r>
-        <w:t>改为优先选择长度 ≥ 2×窗口长度的代表性片段，演示效果稳定。</w:t>
+        <w:t>7. （本轮）把模型包成在线服务时，发现"逐条调用 predict()"的固定开销高达 36 ms/次， 端到端只有 32 条流/秒 → 改为批内合并 + 直接调用推理图，提速到 1,364~1,918 条流/秒（约 43~60 倍）；</w:t>
+      </w:r>
+    </w:p>
+    <w:p>
+      <w:r>
+        <w:t>8. （本轮）接入控制器原生字段口径时，发现流水线把采集脚本写的 0/1 列当成了标签， 8 分类被悄悄降级成二分类 → 改为"多个标签列时按粒度取最细的一列"， 并把这次修正的效果如实写成"字段缺口 → 工作点代价"的量化结论；</w:t>
+      </w:r>
+    </w:p>
+    <w:p>
+      <w:r>
+        <w:t>9. （本轮）同一份 artifacts/ 下并存多种特征口径的模型后，服务"取最新一个模型"会配上不匹配的 预处理产物，运行时报 expected shape=(None,16,71), found (15,16,17) → 改为按输入形状逐个校验、全部不符时拒绝启动并打印候选清单（宁可服务起不来，也不给错误判定）；</w:t>
+      </w:r>
+    </w:p>
+    <w:p>
+      <w:r>
+        <w:t>10. （本轮）现场演示"注入攻击"时发现注入到了只有 1 条流的碎片片段上、看起来像漏报 → 改为优先选择长度 ≥ 2×窗口长度的代表性片段，演示效果稳定。</w:t>
       </w:r>
     </w:p>
     <w:p>
@@ -8062,32 +7988,17 @@
     </w:p>
     <w:p>
       <w:r>
-        <w:t>• 代码与文档：README.md、CONTRIBUTING.md、docs/01_原始代码问题清单.md、</w:t>
-      </w:r>
-    </w:p>
-    <w:p>
-      <w:r>
-        <w:t>docs/02_实验报告.md、docs/03_答辩要点与配置清单.md</w:t>
-      </w:r>
-    </w:p>
-    <w:p>
-      <w:r>
-        <w:t>• 图表：results/figures/ 共 12 类（类别分布、特征画像、训练曲线、混淆矩阵、多分类 ROC/PR、</w:t>
-      </w:r>
-    </w:p>
-    <w:p>
-      <w:r>
-        <w:t>二分类工作点、在线检测时间轴、注意力热力图、消融对比、工作点 Pareto 图、错误分析图、性能基准图）</w:t>
-      </w:r>
-    </w:p>
-    <w:p>
-      <w:r>
-        <w:t>• 分析报告：results/operating_point.md（工作点表）、results/error_analysis.md（错误分析）、</w:t>
-      </w:r>
-    </w:p>
-    <w:p>
-      <w:r>
-        <w:t>results/benchmark_latency.md（性能基准）、results/drift_report.md（漂移鲁棒性）</w:t>
+        <w:t>• 代码与文档：README.md、CONTRIBUTING.md、docs/01_原始代码问题清单.md、 docs/02_实验报告.md、docs/03_答辩要点与配置清单.md</w:t>
+      </w:r>
+    </w:p>
+    <w:p>
+      <w:r>
+        <w:t>• 图表：results/figures/ 共 12 类（类别分布、特征画像、训练曲线、混淆矩阵、多分类 ROC/PR、 二分类工作点、在线检测时间轴、注意力热力图、消融对比、工作点 Pareto 图、错误分析图、性能基准图）</w:t>
+      </w:r>
+    </w:p>
+    <w:p>
+      <w:r>
+        <w:t>• 分析报告：results/operating_point.md（工作点表）、results/error_analysis.md（错误分析）、 results/benchmark_latency.md（性能基准）、results/drift_report.md（漂移鲁棒性）</w:t>
       </w:r>
     </w:p>
     <w:p>
@@ -13513,22 +13424,12 @@
     </w:p>
     <w:p>
       <w:r>
-        <w:t>• 混合模型是"过拟合式增益"：T=32 混合模型训练准确率 0.9992（高于仅 BiLSTM 的 0.9970）、泛化差 +0.0060，</w:t>
-      </w:r>
-    </w:p>
-    <w:p>
-      <w:r>
-        <w:t>但测试宏 F1 更低（0.9794 vs 0.9891）；参数量 151,434 vs 95,882。多出的卷积分支把训练集拟合得更满，测试集更差。</w:t>
-      </w:r>
-    </w:p>
-    <w:p>
-      <w:r>
-        <w:t>• 机理：流统计量输入把"每条流的聚合量"当时间步，卷积要找的"相邻时间步局部组合模式"在特征工程阶段已被压平；</w:t>
-      </w:r>
-    </w:p>
-    <w:p>
-      <w:r>
-        <w:t>难度一上来，它能抓到的局部模式大多是噪声，负贡献被放大。这与"卷积应当用在原始包序列/字节输入上"的既有判断一致—— 本次设定（越难越依赖局部组合模式）恰恰是对卷积最有利的那一种，它依然没有翻身。</w:t>
+        <w:t>• 混合模型是"过拟合式增益"：T=32 混合模型训练准确率 0.9992（高于仅 BiLSTM 的 0.9970）、泛化差 +0.0060， 但测试宏 F1 更低（0.9794 vs 0.9891）；参数量 151,434 vs 95,882。多出的卷积分支把训练集拟合得更满，测试集更差。</w:t>
+      </w:r>
+    </w:p>
+    <w:p>
+      <w:r>
+        <w:t>• 机理：流统计量输入把"每条流的聚合量"当时间步，卷积要找的"相邻时间步局部组合模式"在特征工程阶段已被压平； 难度一上来，它能抓到的局部模式大多是噪声，负贡献被放大。这与"卷积应当用在原始包序列/字节输入上"的既有判断一致—— 本次设定（越难越依赖局部组合模式）恰恰是对卷积最有利的那一种，它依然没有翻身。</w:t>
       </w:r>
     </w:p>
     <w:p>
@@ -18102,22 +18003,12 @@
     </w:p>
     <w:p>
       <w:r>
-        <w:t>1. 该公开数据集既冗余又确实高度可分——它适合用来验证"流水线在真实数据上能否端到端跑通"，</w:t>
-      </w:r>
-    </w:p>
-    <w:p>
-      <w:r>
-        <w:t>但不能用来区分模型优劣，也不代表真实泛化能力；</w:t>
-      </w:r>
-    </w:p>
-    <w:p>
-      <w:r>
-        <w:t>2. 因此我们把自研的高难度仿真数据集作为主要评估基准：在该数据集上随机森林仅 0.878、</w:t>
-      </w:r>
-    </w:p>
-    <w:p>
-      <w:r>
-        <w:t>主模型 0.985，存在真实且可复现的差距，并配有消融、漂移与多种子统计。 这恰好说明：公开数据集的"高分"往往是数据本身造成的，而不是方法更强。</w:t>
+        <w:t>1. 该公开数据集既冗余又确实高度可分——它适合用来验证"流水线在真实数据上能否端到端跑通"， 但不能用来区分模型优劣，也不代表真实泛化能力；</w:t>
+      </w:r>
+    </w:p>
+    <w:p>
+      <w:r>
+        <w:t>2. 因此我们把自研的高难度仿真数据集作为主要评估基准：在该数据集上随机森林仅 0.878、 主模型 0.985，存在真实且可复现的差距，并配有消融、漂移与多种子统计。 这恰好说明：公开数据集的"高分"往往是数据本身造成的，而不是方法更强。</w:t>
       </w:r>
     </w:p>
     <w:p>
@@ -19076,12 +18967,7 @@
     </w:p>
     <w:p>
       <w:r>
-        <w:t>1. 不做「连续确认」的系统在 1× 流量下就已经超出值班人力（22.5 人工小时/天 ≈ 2.8 个班次），</w:t>
-      </w:r>
-    </w:p>
-    <w:p>
-      <w:r>
-        <w:t>即"误报本身会变成事故"；加入确认后降到 3.58 小时/天（占一个班次的 45%）， 而攻击片段召回没有任何下降（均保持 100%）——这个几乎零成本的机制每天省下 19 个人工小时；</w:t>
+        <w:t>1. 不做「连续确认」的系统在 1× 流量下就已经超出值班人力（22.5 人工小时/天 ≈ 2.8 个班次）， 即"误报本身会变成事故"；加入确认后降到 3.58 小时/天（占一个班次的 45%）， 而攻击片段召回没有任何下降（均保持 100%）——这个几乎零成本的机制每天省下 19 个人工小时；</w:t>
       </w:r>
     </w:p>
     <w:p>
@@ -19091,12 +18977,7 @@
     </w:p>
     <w:p>
       <w:r>
-        <w:t>3. 诚实的容量边界：误报随决策窗口数线性增长，流量放大 10× 时人工占用由 45% 升至 222%，</w:t>
-      </w:r>
-    </w:p>
-    <w:p>
-      <w:r>
-        <w:t>因此规模每上一个量级都必须重新标定工作点。我们不声称"无限流量下都够用"， 这张表本身就是给容量规划用的预警线。</w:t>
+        <w:t>3. 诚实的容量边界：误报随决策窗口数线性增长，流量放大 10× 时人工占用由 45% 升至 222%， 因此规模每上一个量级都必须重新标定工作点。我们不声称"无限流量下都够用"， 这张表本身就是给容量规划用的预警线。</w:t>
       </w:r>
     </w:p>
     <w:p>
@@ -20977,32 +20858,17 @@
     </w:p>
     <w:p>
       <w:r>
-        <w:t>1. 零样本跨域不可用（二分类 F1 0.5629、误报率 21%），而且**只重新拟合标准化器会把 AUC 从 0.6697</w:t>
-      </w:r>
-    </w:p>
-    <w:p>
-      <w:r>
-        <w:t>打到 0.4742——零样本那点排序能力有相当一部分来自"漂移幅度本身"造成的假信号 （攻击行偏离合成分布更远，被误打误撞排到前面），把量纲拉回目标域口径就消失了。 这条反直觉结论的实用价值是：跨域 AUC 高不能被当作"模型还能用"的证据**。</w:t>
-      </w:r>
-    </w:p>
-    <w:p>
-      <w:r>
-        <w:t>2. 真正有效的是少量目标域标注：500 个窗口、3 秒微调分类头，召回由 0.0006 提到 0.4257；</w:t>
-      </w:r>
-    </w:p>
-    <w:p>
-      <w:r>
-        <w:t>再解冻主干 6.6 秒提到 0.4453，但仍远低于同域的 0.9986。逐特征漂移诊断指出根因是 采集口径差异（CICFlowMeter 的流切分/超时/子流定义），而非模型结构： 重定标后"正常流量像不像训练数据"确实修好了（评估段 |z-shift| 均值 0.4956→0.2089、 超 1σ 特征 7/71→1/71），但"攻击长什么样"修不了（攻击行仍 |z| 均值 0.275、最大 2.94）。</w:t>
-      </w:r>
-    </w:p>
-    <w:p>
-      <w:r>
-        <w:t>3. 正确的下一步不是继续调模型，而是用目标域统计量反向标定生成器参数（域随机化）——</w:t>
-      </w:r>
-    </w:p>
-    <w:p>
-      <w:r>
-        <w:t>本作品生成器的均值/方差/重尾参数都是显式可调的，这正是把它做成参数化工具的价值所在。 另需说明：该公开数据的窗口并非真实时序（按攻击类型分块拼接发布）， 故上表数值应视为"窗口级分类"的上界参考，不等于在线检测召回率。</w:t>
+        <w:t>1. 零样本跨域不可用（二分类 F1 0.5629、误报率 21%），而且只重新拟合标准化器会把 AUC 从 0.6697 打到 0.4742——零样本那点排序能力有相当一部分来自"漂移幅度本身"造成的假信号 （攻击行偏离合成分布更远，被误打误撞排到前面），把量纲拉回目标域口径就消失了。 这条反直觉结论的实用价值是：跨域 AUC 高不能被当作"模型还能用"的证据。</w:t>
+      </w:r>
+    </w:p>
+    <w:p>
+      <w:r>
+        <w:t>2. 真正有效的是少量目标域标注：500 个窗口、3 秒微调分类头，召回由 0.0006 提到 0.4257； 再解冻主干 6.6 秒提到 0.4453，但仍远低于同域的 0.9986。逐特征漂移诊断指出根因是 采集口径差异（CICFlowMeter 的流切分/超时/子流定义），而非模型结构： 重定标后"正常流量像不像训练数据"确实修好了（评估段 |z-shift| 均值 0.4956→0.2089、 超 1σ 特征 7/71→1/71），但"攻击长什么样"修不了（攻击行仍 |z| 均值 0.275、最大 2.94）。</w:t>
+      </w:r>
+    </w:p>
+    <w:p>
+      <w:r>
+        <w:t>3. 正确的下一步不是继续调模型，而是用目标域统计量反向标定生成器参数（域随机化）—— 本作品生成器的均值/方差/重尾参数都是显式可调的，这正是把它做成参数化工具的价值所在。 另需说明：该公开数据的窗口并非真实时序（按攻击类型分块拼接发布）， 故上表数值应视为"窗口级分类"的上界参考，不等于在线检测召回率。</w:t>
       </w:r>
     </w:p>
     <w:p>
@@ -21337,32 +21203,17 @@
     </w:p>
     <w:p>
       <w:r>
-        <w:t>1. 不做拒识的后果是"自信地把新攻击叫成老朋友"：未知窗口 100% 被安上某个已知类标签，</w:t>
-      </w:r>
-    </w:p>
-    <w:p>
-      <w:r>
-        <w:t>U2R 场景 42%、Botnet 场景 74% 的错判置信度 ≥0.9。运维会按错误的攻击类型去处置， 这比漏报更容易造成误判性事故。</w:t>
-      </w:r>
-    </w:p>
-    <w:p>
-      <w:r>
-        <w:t>2. 拒识有效，但强烈依赖"未知攻击与已知/正常流量有多像"：机理独特的 U2R 在 1% 误报预算下能捞出</w:t>
-      </w:r>
-    </w:p>
-    <w:p>
-      <w:r>
-        <w:t>69.8%；而与正常流量形态接近的 Botnet（C2 心跳、低速率、长连接）1% 预算下只有 44.3%， 0.1% 预算下几乎失效（0.9%）。AUROC 会骗人——三种 OOD 分数（1−max softmax / 熵 / 能量分数）的跨场景 AUROC 都在 0.978 左右，但低误报预算下的尾部表现差一个数量级。 这条"AUROC 好 ≠ 尾部可用"的结论，对任何做异常检测的人都适用。</w:t>
-      </w:r>
-    </w:p>
-    <w:p>
-      <w:r>
-        <w:t>3. 拒识几乎不伤已知类：加拒识后已知类宏 F1 反而略升（0.9881→0.9928 / 0.9942→0.9946），</w:t>
-      </w:r>
-    </w:p>
-    <w:p>
-      <w:r>
-        <w:t>因为被误拒的已知攻击仍然会告警（只是标签变成"未知"）。因此正确用法是叠加而非替代： 二分类头负责"是不是攻击"，OOD 分数负责"是不是已知类型"，未知告警进人工研判队列， 确认后把样本回流训练集，形成「未知 → 已知」的闭环。</w:t>
+        <w:t>1. 不做拒识的后果是"自信地把新攻击叫成老朋友"：未知窗口 100% 被安上某个已知类标签， U2R 场景 42%、Botnet 场景 74% 的错判置信度 ≥0.9。运维会按错误的攻击类型去处置， 这比漏报更容易造成误判性事故。</w:t>
+      </w:r>
+    </w:p>
+    <w:p>
+      <w:r>
+        <w:t>2. 拒识有效，但强烈依赖"未知攻击与已知/正常流量有多像"：机理独特的 U2R 在 1% 误报预算下能捞出 69.8%；而与正常流量形态接近的 Botnet（C2 心跳、低速率、长连接）1% 预算下只有 44.3%， 0.1% 预算下几乎失效（0.9%）。AUROC 会骗人——三种 OOD 分数（1−max softmax / 熵 / 能量分数）的跨场景 AUROC 都在 0.978 左右，但低误报预算下的尾部表现差一个数量级。 这条"AUROC 好 ≠ 尾部可用"的结论，对任何做异常检测的人都适用。</w:t>
+      </w:r>
+    </w:p>
+    <w:p>
+      <w:r>
+        <w:t>3. 拒识几乎不伤已知类：加拒识后已知类宏 F1 反而略升（0.9881→0.9928 / 0.9942→0.9946）， 因为被误拒的已知攻击仍然会告警（只是标签变成"未知"）。因此正确用法是叠加而非替代： 二分类头负责"是不是攻击"，OOD 分数负责"是不是已知类型"，未知告警进人工研判队列， 确认后把样本回流训练集，形成「未知 → 已知」的闭环。</w:t>
       </w:r>
     </w:p>
     <w:p>
@@ -25754,12 +25605,7 @@
     </w:p>
     <w:p>
       <w:r>
-        <w:t>• 代码：Apache-2.0 开源（LICENSE），含 src/（11 个模块）、tools/（36 个脚本，含交付验收自检）、</w:t>
-      </w:r>
-    </w:p>
-    <w:p>
-      <w:r>
-        <w:t>app/（演示服务 + 在线检测接口）、integrations/（Ryu 控制器适配层）、tests/（单元测试）</w:t>
+        <w:t>• 代码：Apache-2.0 开源（LICENSE），含 src/（11 个模块）、tools/（36 个脚本，含交付验收自检）、 app/（演示服务 + 在线检测接口）、integrations/（Ryu 控制器适配层）、tests/（单元测试）</w:t>
       </w:r>
     </w:p>
     <w:p>
@@ -25814,12 +25660,7 @@
     </w:p>
     <w:p>
       <w:r>
-        <w:t>• 文档：README（含英文摘要）、部署与对接指南 DEPLOYMENT.md（环境/服务/控制器/安全清单/排障）、</w:t>
-      </w:r>
-    </w:p>
-    <w:p>
-      <w:r>
-        <w:t>贡献指南 CONTRIBUTING.md、原始代码问题清单（20 条）、自动生成的实验报告、答辩要点与配置清单</w:t>
+        <w:t>• 文档：README（含英文摘要）、部署与对接指南 DEPLOYMENT.md（环境/服务/控制器/安全清单/排障）、 贡献指南 CONTRIBUTING.md、原始代码问题清单（20 条）、自动生成的实验报告、答辩要点与配置清单</w:t>
       </w:r>
     </w:p>
     <w:p>
@@ -25864,22 +25705,12 @@
     </w:p>
     <w:p>
       <w:r>
-        <w:t>• 在线检测服务与 Ryu 适配层可整体移植到其他 SDN/云网环境：换模型只改 --model-tag，</w:t>
-      </w:r>
-    </w:p>
-    <w:p>
-      <w:r>
-        <w:t>换特征口径只改 --processed-dir（服务与大屏自动同步），处置策略、白名单、审计与监控接口无需改动；</w:t>
-      </w:r>
-    </w:p>
-    <w:p>
-      <w:r>
-        <w:t>• 运维工作量换算法可复用于任何"流式检测 + 人工处置"的系统：把误报率折算成每日人工工时，</w:t>
-      </w:r>
-    </w:p>
-    <w:p>
-      <w:r>
-        <w:t>是判断一个检测系统能不能真正上线的通用标尺；</w:t>
+        <w:t>• 在线检测服务与 Ryu 适配层可整体移植到其他 SDN/云网环境：换模型只改 --model-tag， 换特征口径只改 --processed-dir（服务与大屏自动同步），处置策略、白名单、审计与监控接口无需改动；</w:t>
+      </w:r>
+    </w:p>
+    <w:p>
+      <w:r>
+        <w:t>• 运维工作量换算法可复用于任何"流式检测 + 人工处置"的系统：把误报率折算成每日人工工时， 是判断一个检测系统能不能真正上线的通用标尺；</w:t>
       </w:r>
     </w:p>
     <w:p>
@@ -27703,22 +27534,12 @@
     </w:p>
     <w:p>
       <w:r>
-        <w:t>1. 真实 Ryu 控制器进程：用官方 ryu-manager（Ryu 4.34，独立 venv）加载本作品的</w:t>
-      </w:r>
-    </w:p>
-    <w:p>
-      <w:r>
-        <w:t>integrations/ryu_guard.py（不是桩件），验证适配层能在真实运行时里 import、注册事件、被 app 加载器接管；</w:t>
-      </w:r>
-    </w:p>
-    <w:p>
-      <w:r>
-        <w:t>2. 真实 OpenFlow 1.3 线协议：脚本实现一个模拟交换机，用真实 TCP + 真实 OF1.3 报文与 Ryu 完成</w:t>
-      </w:r>
-    </w:p>
-    <w:p>
-      <w:r>
-        <w:t>完整握手、上报 OFPFlowStatsReply（正常轮 + 攻击轮，流量取自真实数据集测试流）， 再逐字段解析控制器回发的 OFPFlowMod，并与控制器侧审计台账（executed=true）对账。</w:t>
+        <w:t>1. 真实 Ryu 控制器进程：用官方 ryu-manager（Ryu 4.34，独立 venv）加载本作品的 integrations/ryu_guard.py（不是桩件），验证适配层能在真实运行时里 import、注册事件、被 app 加载器接管；</w:t>
+      </w:r>
+    </w:p>
+    <w:p>
+      <w:r>
+        <w:t>2. 真实 OpenFlow 1.3 线协议：脚本实现一个模拟交换机，用真实 TCP + 真实 OF1.3 报文与 Ryu 完成 完整握手、上报 OFPFlowStatsReply（正常轮 + 攻击轮，流量取自真实数据集测试流）， 再逐字段解析控制器回发的 OFPFlowMod，并与控制器侧审计台账（executed=true）对账。</w:t>
       </w:r>
     </w:p>
     <w:p>
@@ -28145,42 +27966,22 @@
     </w:p>
     <w:p>
       <w:r>
-        <w:t>1. multipart 子类型写错（OFPMP_FLOW 写成 0，而 0 是 OFPMP_DESC）：Ryu 拿 1056 字节的</w:t>
-      </w:r>
-    </w:p>
-    <w:p>
-      <w:r>
-        <w:t>desc 结构去解流表统计，直接抛 struct.error 丢弃整包——现象是TCP 通、握手通、链路上毫无异常， 但控制器永远不会告警。自检里补了「常量表与规范逐条核对」这一项防回归。</w:t>
-      </w:r>
-    </w:p>
-    <w:p>
-      <w:r>
-        <w:t>2. OF1.3 握手比规范文档多一步：Ryu 收到 FEATURES_REPLY 后不会直接进 MAIN_DISPATCHER，</w:t>
-      </w:r>
-    </w:p>
-    <w:p>
-      <w:r>
-        <w:t>还要先发 OFPPortDescStatsRequest、等交换机回 OFPPortDescStatsReply 才切状态 （ryu/controller/ofp_handler.py:216-232）。少了这一步，适配层的 datapath 列表永远是空的， 周期性拉流表这件事根本不会发生。</w:t>
-      </w:r>
-    </w:p>
-    <w:p>
-      <w:r>
-        <w:t>3. OXM TLV 之间不该逐条补齐：只有整个 ofp_match 才补齐到 8 字节。此前每条 TLV 各自补齐，</w:t>
-      </w:r>
-    </w:p>
-    <w:p>
-      <w:r>
-        <w:t>「自己发自己收」完全自洽，只有真实 Ryu 按 length 连续推进会解析失败。现在自检里直接比对 Ryu 自己序列化出的黄金字节向量，不再只做自洽性检查。</w:t>
-      </w:r>
-    </w:p>
-    <w:p>
-      <w:r>
-        <w:t>4. 处置幂等：一次持续攻击会连报十几个滑动窗口，早期实现每报一次就下发一条规则，</w:t>
-      </w:r>
-    </w:p>
-    <w:p>
-      <w:r>
-        <w:t>交换机上会多出十几条内容完全相同的流表项。已改为「同一源 IP 在封禁窗口内只下发一次」， 台账区分「真实执行」与「幂等抑制」，并补了回归测试。</w:t>
+        <w:t>1. multipart 子类型写错（OFPMP_FLOW 写成 0，而 0 是 OFPMP_DESC）：Ryu 拿 1056 字节的 desc 结构去解流表统计，直接抛 struct.error 丢弃整包——现象是TCP 通、握手通、链路上毫无异常， 但控制器永远不会告警。自检里补了「常量表与规范逐条核对」这一项防回归。</w:t>
+      </w:r>
+    </w:p>
+    <w:p>
+      <w:r>
+        <w:t>2. OF1.3 握手比规范文档多一步：Ryu 收到 FEATURES_REPLY 后不会直接进 MAIN_DISPATCHER， 还要先发 OFPPortDescStatsRequest、等交换机回 OFPPortDescStatsReply 才切状态 （ryu/controller/ofp_handler.py:216-232）。少了这一步，适配层的 datapath 列表永远是空的， 周期性拉流表这件事根本不会发生。</w:t>
+      </w:r>
+    </w:p>
+    <w:p>
+      <w:r>
+        <w:t>3. OXM TLV 之间不该逐条补齐：只有整个 ofp_match 才补齐到 8 字节。此前每条 TLV 各自补齐， 「自己发自己收」完全自洽，只有真实 Ryu 按 length 连续推进会解析失败。现在自检里直接比对 Ryu 自己序列化出的黄金字节向量，不再只做自洽性检查。</w:t>
+      </w:r>
+    </w:p>
+    <w:p>
+      <w:r>
+        <w:t>4. 处置幂等：一次持续攻击会连报十几个滑动窗口，早期实现每报一次就下发一条规则， 交换机上会多出十几条内容完全相同的流表项。已改为「同一源 IP 在封禁窗口内只下发一次」， 台账区分「真实执行」与「幂等抑制」，并补了回归测试。</w:t>
       </w:r>
     </w:p>
     <w:p>
@@ -28205,12 +28006,7 @@
     </w:p>
     <w:p>
       <w:r>
-        <w:t>1. 按论文公式独立重写了 bPLO：式(1) 初始化、式(2) 回旋运动速度衰减、</w:t>
-      </w:r>
-    </w:p>
-    <w:p>
-      <w:r>
-        <w:t>式(3)(4) 极光椭圆漫步与质心、式(5)(6)(7) 位置更新与自适应权重、 式(8)(9) 粒子碰撞、式(10) Sigmoid 二值化、式(11) 适应度 γ·error + β·|R|/|D| （论文取值 γ=0.99、β=0.01、C=q=B=1、m 可调）。</w:t>
+        <w:t>1. 按论文公式独立重写了 bPLO：式(1) 初始化、式(2) 回旋运动速度衰减、 式(3)(4) 极光椭圆漫步与质心、式(5)(6)(7) 位置更新与自适应权重、 式(8)(9) 粒子碰撞、式(10) Sigmoid 二值化、式(11) 适应度 γ·error + β·|R|/|D| （论文取值 γ=0.99、β=0.01、C=q=B=1、m 可调）。</w:t>
       </w:r>
     </w:p>
     <w:p>
@@ -28220,22 +28016,12 @@
     </w:p>
     <w:p>
       <w:r>
-        <w:t>3. 在两个口径（自研完整流特征 71 列 / 控制器原生字段 17 列）× 两个模型（双分支主模型 / BiLSTM）</w:t>
-      </w:r>
-    </w:p>
-    <w:p>
-      <w:r>
-        <w:t>× 3 个种子上跑满，共 48 次训练；另做论文表 4 的「质量 m」敏感性。</w:t>
-      </w:r>
-    </w:p>
-    <w:p>
-      <w:r>
-        <w:t>4. 脚本自带离线自检（在"已知答案"的合成问题上验算法：40 维里只有 6 维有效，</w:t>
-      </w:r>
-    </w:p>
-    <w:p>
-      <w:r>
-        <w:t>要求 bPLO 命中其中至少 4 维且不退化成全选；并校验掩码与适应度自洽、同种子可复现）， 已纳入验收自检与 CI。</w:t>
+        <w:t>3. 在两个口径（自研完整流特征 71 列 / 控制器原生字段 17 列）× 两个模型（双分支主模型 / BiLSTM） × 3 个种子上跑满，共 48 次训练；另做论文表 4 的「质量 m」敏感性。</w:t>
+      </w:r>
+    </w:p>
+    <w:p>
+      <w:r>
+        <w:t>4. 脚本自带离线自检（在"已知答案"的合成问题上验算法：40 维里只有 6 维有效， 要求 bPLO 命中其中至少 4 维且不退化成全选；并校验掩码与适应度自洽、同种子可复现）， 已纳入验收自检与 CI。</w:t>
       </w:r>
     </w:p>
     <w:p>
@@ -29077,32 +28863,17 @@
     </w:p>
     <w:p>
       <w:r>
-        <w:t>• 富特征口径（71 列）：特征选择没有增益 —— 逐种子配对 3 正 / 3 负，平均 Δ=−0.0001（p=1.0）。</w:t>
-      </w:r>
-    </w:p>
-    <w:p>
-      <w:r>
-        <w:t>深度模型自己就能容忍冗余，特征选择的收益被种子噪声淹没。</w:t>
-      </w:r>
-    </w:p>
-    <w:p>
-      <w:r>
-        <w:t>• 控制器原生口径（17 列）：bPLO 显著有效 —— 逐种子配对 6/6 为正，平均 Δ=+0.0346（p=0.031），</w:t>
-      </w:r>
-    </w:p>
-    <w:p>
-      <w:r>
-        <w:t>且误报同时下降（57.05 → 36.26 次/小时）；BiLSTM 口径上误报从 19.09 降到 3.84 次/小时。 这与论文的动机一致：维度低、字段是人工挑过的场景里，"挑特征"对结果的杠杆最大。</w:t>
-      </w:r>
-    </w:p>
-    <w:p>
-      <w:r>
-        <w:t>• bPLO 优于 PSO：跨 12 个配对单元 9 正 / 3 负，平均 Δ=+0.0093（p=0.146，样本量偏小，</w:t>
-      </w:r>
-    </w:p>
-    <w:p>
-      <w:r>
-        <w:t>因此我们只说"不劣于、且在中位数上更好"，不宣称显著优）。</w:t>
+        <w:t>• 富特征口径（71 列）：特征选择没有增益 —— 逐种子配对 3 正 / 3 负，平均 Δ=−0.0001（p=1.0）。 深度模型自己就能容忍冗余，特征选择的收益被种子噪声淹没。</w:t>
+      </w:r>
+    </w:p>
+    <w:p>
+      <w:r>
+        <w:t>• 控制器原生口径（17 列）：bPLO 显著有效 —— 逐种子配对 6/6 为正，平均 Δ=+0.0346（p=0.031）， 且误报同时下降（57.05 → 36.26 次/小时）；BiLSTM 口径上误报从 19.09 降到 3.84 次/小时。 这与论文的动机一致：维度低、字段是人工挑过的场景里，"挑特征"对结果的杠杆最大。</w:t>
+      </w:r>
+    </w:p>
+    <w:p>
+      <w:r>
+        <w:t>• bPLO 优于 PSO：跨 12 个配对单元 9 正 / 3 负，平均 Δ=+0.0093（p=0.146，样本量偏小， 因此我们只说"不劣于、且在中位数上更好"，不宣称显著优）。</w:t>
       </w:r>
     </w:p>
     <w:p>
@@ -29841,22 +29612,12 @@
     </w:tbl>
     <w:p>
       <w:r>
-        <w:t>• 这条结果正好复现了论文的核心论点：特征选择让小样本 / 易混淆类受益最大——</w:t>
-      </w:r>
-    </w:p>
-    <w:p>
-      <w:r>
-        <w:t>WebAttack 识别率 +13.0 个百分点、最差类 BruteForce +4.9 pt、宏召回 +2.2 pt； BiLSTM 口径同向（宏召回 0.9490 → 0.9625，DDoS 0.9655 → 0.9799）。</w:t>
-      </w:r>
-    </w:p>
-    <w:p>
-      <w:r>
-        <w:t>• PCA 是最差的一档（宏召回 0.8842，Normal 掉到 0.7239）：说明"降维"与"挑对特征"是两件事——</w:t>
-      </w:r>
-    </w:p>
-    <w:p>
-      <w:r>
-        <w:t>主成分把可解释的物理量混成了线性组合，反而破坏了类别边界。</w:t>
+        <w:t>• 这条结果正好复现了论文的核心论点：特征选择让小样本 / 易混淆类受益最大—— WebAttack 识别率 +13.0 个百分点、最差类 BruteForce +4.9 pt、宏召回 +2.2 pt； BiLSTM 口径同向（宏召回 0.9490 → 0.9625，DDoS 0.9655 → 0.9799）。</w:t>
+      </w:r>
+    </w:p>
+    <w:p>
+      <w:r>
+        <w:t>• PCA 是最差的一档（宏召回 0.8842，Normal 掉到 0.7239）：说明"降维"与"挑对特征"是两件事—— 主成分把可解释的物理量混成了线性组合，反而破坏了类别边界。</w:t>
       </w:r>
     </w:p>
     <w:p>
@@ -29866,12 +29627,7 @@
     </w:p>
     <w:p>
       <w:r>
-        <w:t>• 我们比论文多给了一层证据：不只报"准确率涨了 X 个点"，而是指出涨在哪一类上、最差类提升了多少——</w:t>
-      </w:r>
-    </w:p>
-    <w:p>
-      <w:r>
-        <w:t>安全上真正要盯的正是那个最差类。</w:t>
+        <w:t>• 我们比论文多给了一层证据：不只报"准确率涨了 X 个点"，而是指出涨在哪一类上、最差类提升了多少—— 安全上真正要盯的正是那个最差类。</w:t>
       </w:r>
     </w:p>
     <w:p>
@@ -29911,12 +29667,7 @@
     </w:p>
     <w:p>
       <w:r>
-        <w:t>• Transformer：2 层编码器（4 头自注意力 + FFN + 正弦位置编码）。</w:t>
-      </w:r>
-    </w:p>
-    <w:p>
-      <w:r>
-        <w:t>位置编码用自定义层实现而非 Lambda（保证模型可无损保存/加载），且不可训练 （窗口只有 T=16 步，可训练位置向量会与分类任务一起过拟合）。 参数量（约 30 万）明显大于 BiLSTM 分支，报告表里单列参数量，避免"更强/更弱"被参数量差异污染。</w:t>
+        <w:t>• Transformer：2 层编码器（4 头自注意力 + FFN + 正弦位置编码）。 位置编码用自定义层实现而非 Lambda（保证模型可无损保存/加载），且不可训练 （窗口只有 T=16 步，可训练位置向量会与分类任务一起过拟合）。 参数量（约 30 万）明显大于 BiLSTM 分支，报告表里单列参数量，避免"更强/更弱"被参数量差异污染。</w:t>
       </w:r>
     </w:p>
     <w:p>
@@ -31402,42 +31153,22 @@
     </w:p>
     <w:p>
       <w:r>
-        <w:t>• 在这份数据上，单一 LSTM / BiLSTM 的宏平均 F1 比本项目的双分支融合略高：</w:t>
-      </w:r>
-    </w:p>
-    <w:p>
-      <w:r>
-        <w:t>Δ = −0.0029（vs LSTM）、−0.0028（vs BiLSTM）、−0.0010（vs RNN）、−0.0013（vs Transformer）。 逐种子配对里对 BiLSTM 是 0 正 / 3 负，但 3 个种子不足以达到显著（符号检验 p=0.25）， 量级也落在种子波动范围内（σ≈0.001~0.002）。我们如实保留这个结果，不调参把它做正。</w:t>
-      </w:r>
-    </w:p>
-    <w:p>
-      <w:r>
-        <w:t>• 这条结果与我们在实验（4）困难基准复测里得到的结论完全一致：</w:t>
-      </w:r>
-    </w:p>
-    <w:p>
-      <w:r>
-        <w:t>性能来源是时序建模本身，卷积分支与并行融合没有带来增益。 两个独立实验（结构消融 + 外部对标）互相印证，说明它不是偶然。</w:t>
-      </w:r>
-    </w:p>
-    <w:p>
-      <w:r>
-        <w:t>• 双分支的价值不在精度，而在两点：① 相对纯 CNN 有压倒性优势（+0.026 宏 F1，误报 13.60 → 0.55 次/小时）；</w:t>
-      </w:r>
-    </w:p>
-    <w:p>
-      <w:r>
-        <w:t>② 系统层面——注意力池化给出的时间步权重是可解释性面板的数据来源， 且双分支是后续"控制器字段扩展""开集拒识"等实验的统一骨架。</w:t>
-      </w:r>
-    </w:p>
-    <w:p>
-      <w:r>
-        <w:t>• 注意指标口径的影响：论文以 Accuracy 为主指标时，六个模型的差距被压到 0.9783~0.9979；</w:t>
-      </w:r>
-    </w:p>
-    <w:p>
-      <w:r>
-        <w:t>换成宏平均 F1 后差距放大（CNN 掉到 0.9678），换成误报次数/小时后差距进一步放大 （CNN 13.60 vs 其余 ≤0.55，相差 25 倍）。这正是我们坚持用宏 F1 + 在线口径的原因： 类别不平衡场景下，Accuracy 会把最该被看见的差异藏起来。</w:t>
+        <w:t>• 在这份数据上，单一 LSTM / BiLSTM 的宏平均 F1 比本项目的双分支融合略高： Δ = −0.0029（vs LSTM）、−0.0028（vs BiLSTM）、−0.0010（vs RNN）、−0.0013（vs Transformer）。 逐种子配对里对 BiLSTM 是 0 正 / 3 负，但 3 个种子不足以达到显著（符号检验 p=0.25）， 量级也落在种子波动范围内（σ≈0.001~0.002）。我们如实保留这个结果，不调参把它做正。</w:t>
+      </w:r>
+    </w:p>
+    <w:p>
+      <w:r>
+        <w:t>• 这条结果与我们在实验（4）困难基准复测里得到的结论完全一致： 性能来源是时序建模本身，卷积分支与并行融合没有带来增益。 两个独立实验（结构消融 + 外部对标）互相印证，说明它不是偶然。</w:t>
+      </w:r>
+    </w:p>
+    <w:p>
+      <w:r>
+        <w:t>• 双分支的价值不在精度，而在两点：① 相对纯 CNN 有压倒性优势（+0.026 宏 F1，误报 13.60 → 0.55 次/小时）； ② 系统层面——注意力池化给出的时间步权重是可解释性面板的数据来源， 且双分支是后续"控制器字段扩展""开集拒识"等实验的统一骨架。</w:t>
+      </w:r>
+    </w:p>
+    <w:p>
+      <w:r>
+        <w:t>• 注意指标口径的影响：论文以 Accuracy 为主指标时，六个模型的差距被压到 0.9783~0.9979； 换成宏平均 F1 后差距放大（CNN 掉到 0.9678），换成误报次数/小时后差距进一步放大 （CNN 13.60 vs 其余 ≤0.55，相差 25 倍）。这正是我们坚持用宏 F1 + 在线口径的原因： 类别不平衡场景下，Accuracy 会把最该被看见的差异藏起来。</w:t>
       </w:r>
     </w:p>
     <w:p>
@@ -31704,12 +31435,7 @@
     </w:p>
     <w:p>
       <w:r>
-        <w:t>• 全部依赖为 Apache-2.0 / BSD-3-Clause / PSF 系列宽松许可，与 Apache-2.0 兼容，</w:t>
-      </w:r>
-    </w:p>
-    <w:p>
-      <w:r>
-        <w:t>无 GPL 等传染性许可冲突；</w:t>
+        <w:t>• 全部依赖为 Apache-2.0 / BSD-3-Clause / PSF 系列宽松许可，与 Apache-2.0 兼容， 无 GPL 等传染性许可冲突；</w:t>
       </w:r>
     </w:p>
     <w:p>
@@ -31739,12 +31465,7 @@
     </w:p>
     <w:p>
       <w:r>
-        <w:t>• 真实公开数据集：该数据集未标注许可证，依规则"公开可访问不等同于当然取得再分发授权"，</w:t>
-      </w:r>
-    </w:p>
-    <w:p>
-      <w:r>
-        <w:t>本作品仅本地评估使用、不再分发（不打包、不上传网盘），报告中仅给出出处与统计结果；</w:t>
+        <w:t>• 真实公开数据集：该数据集未标注许可证，依规则"公开可访问不等同于当然取得再分发授权"， 本作品仅本地评估使用、不再分发（不打包、不上传网盘），报告中仅给出出处与统计结果；</w:t>
       </w:r>
     </w:p>
     <w:p>
@@ -33355,12 +33076,7 @@
     </w:p>
     <w:p>
       <w:r>
-        <w:t>1. inSDN：A Novel SDN Intrusion Dataset（SDN 入侵检测数据集），本作品使用的衍生素据集出处：</w:t>
-      </w:r>
-    </w:p>
-    <w:p>
-      <w:r>
-        <w:t>https://huggingface.co/datasets/Sharukesh/INSDN （仅用于评估，不再分发）</w:t>
+        <w:t>1. inSDN：A Novel SDN Intrusion Dataset（SDN 入侵检测数据集），本作品使用的衍生素据集出处： https://huggingface.co/datasets/Sharukesh/INSDN （仅用于评估，不再分发）</w:t>
       </w:r>
     </w:p>
     <w:p>
@@ -33380,12 +33096,7 @@
     </w:p>
     <w:p>
       <w:r>
-        <w:t>5. 对标方法与论文（本轮新增，只引用不转载）：</w:t>
-      </w:r>
-    </w:p>
-    <w:p>
-      <w:r>
-        <w:t>曹鲍垒, 孙知信, 付虹蕾. 基于 PLO-BiLSTM 的网络异常流量检测方法[J]. 通信技术, 2026, 59(8): 950-960. DOI:10.3969/j.issn.1002-0802.2026.08.013。 本作品按其公式描述独立重写了 bPLO（二值化极光优化）与 PSO/PCA 对照实现 （tools/feature_selection.py，带离线自检），并复现了它的实验矩阵（四模型对比 + 特征选择消融 + 质量 m 敏感性）。 论文原文 PDF 受版权保护、不随仓库分发（.gitignore 已排除 refs/）。 该文所引 PLO 原始算法：Yuan C, Zhao D, Heidari A A, et al. Polar lights optimizer: Algorithm and applications in image segmentation and feature selection[J]. Neurocomputing, 2024, 607: 128427.</w:t>
+        <w:t>5. 对标方法与论文（本轮新增，只引用不转载）： 曹鲍垒, 孙知信, 付虹蕾. 基于 PLO-BiLSTM 的网络异常流量检测方法[J]. 通信技术, 2026, 59(8): 950-960. DOI:10.3969/j.issn.1002-0802.2026.08.013。 本作品按其公式描述独立重写了 bPLO（二值化极光优化）与 PSO/PCA 对照实现 （tools/feature_selection.py，带离线自检），并复现了它的实验矩阵（四模型对比 + 特征选择消融 + 质量 m 敏感性）。 论文原文 PDF 受版权保护、不随仓库分发（.gitignore 已排除 refs/）。 该文所引 PLO 原始算法：Yuan C, Zhao D, Heidari A A, et al. Polar lights optimizer: Algorithm and applications in image segmentation and feature selection[J]. Neurocomputing, 2024, 607: 128427.</w:t>
       </w:r>
     </w:p>
     <w:sectPr>

--- a/competition/技术报告.docx
+++ b/competition/技术报告.docx
@@ -6294,7 +6294,7 @@
     </w:p>
     <w:p>
       <w:r>
-        <w:t>4. 工程能力：新增一键复现流水线、130 项验收自检、12 类图表、离线演示大屏与 36 个工具脚本（含交付验收自检）。</w:t>
+        <w:t>4. 工程能力：新增一键复现流水线、130 项验收自检、12 类图表、离线演示大屏与 38 个工具脚本（含交付验收自检）。</w:t>
       </w:r>
     </w:p>
     <w:p>
@@ -25605,7 +25605,7 @@
     </w:p>
     <w:p>
       <w:r>
-        <w:t>• 代码：Apache-2.0 开源（LICENSE），含 src/（11 个模块）、tools/（36 个脚本，含交付验收自检）、 app/（演示服务 + 在线检测接口）、integrations/（Ryu 控制器适配层）、tests/（单元测试）</w:t>
+        <w:t>• 代码：Apache-2.0 开源（LICENSE），含 src/（11 个模块）、tools/（38 个脚本，含交付验收自检）、 app/（演示服务 + 在线检测接口）、integrations/（Ryu 控制器适配层）、tests/（单元测试）</w:t>
       </w:r>
     </w:p>
     <w:p>
@@ -32009,7 +32009,1154 @@
           <w:sz w:val="34"/>
           <w:b/>
         </w:rPr>
-        <w:t>九、附录</w:t>
+        <w:t>九、真实数据评测：把不可信的 1.0000 换成可复现的真实口径</w:t>
+      </w:r>
+    </w:p>
+    <w:p>
+      <w:pPr>
+        <w:rPr>
+          <w:sz w:val="28"/>
+          <w:b/>
+        </w:rPr>
+      </w:pPr>
+      <w:r>
+        <w:rPr>
+          <w:sz w:val="28"/>
+          <w:b/>
+        </w:rPr>
+        <w:t>9.1 为什么必须换口径</w:t>
+      </w:r>
+    </w:p>
+    <w:p>
+      <w:r>
+        <w:t>本工程原有的真实数据结论都不能对外声明：</w:t>
+      </w:r>
+    </w:p>
+    <w:tbl>
+      <w:tblPr>
+        <w:tblW w:w="9000" w:type="dxa"/>
+        <w:jc w:val="left"/>
+      </w:tblPr>
+      <w:tblGrid>
+        <w:gridCol w:w="1740"/>
+        <w:gridCol w:w="2475"/>
+        <w:gridCol w:w="4785"/>
+      </w:tblGrid>
+      <w:tr>
+        <w:trPr>
+          <w:trHeight w:val="450" w:hRule="atLeast"/>
+          <w:tblHeader/>
+        </w:trPr>
+        <w:tc>
+          <w:tcPr>
+            <w:tcBorders>
+              <w:top w:val="single" w:sz="6" w:space="0" w:color="BFBFBF"/>
+              <w:left w:val="single" w:sz="6" w:space="0" w:color="BFBFBF"/>
+              <w:bottom w:val="single" w:sz="6" w:space="0" w:color="BFBFBF"/>
+              <w:right w:val="single" w:sz="6" w:space="0" w:color="BFBFBF"/>
+            </w:tcBorders>
+            <w:shd w:val="clear" w:color="auto" w:fill="EFEFEF"/>
+            <w:tcMar>
+              <w:top w:w="75" w:type="dxa"/>
+              <w:left w:w="150" w:type="dxa"/>
+              <w:bottom w:w="75" w:type="dxa"/>
+              <w:right w:w="150" w:type="dxa"/>
+            </w:tcMar>
+          </w:tcPr>
+          <w:p>
+            <w:pPr/>
+            <w:r>
+              <w:t>口径</w:t>
+            </w:r>
+          </w:p>
+        </w:tc>
+        <w:tc>
+          <w:tcPr>
+            <w:tcBorders>
+              <w:top w:val="single" w:sz="6" w:space="0" w:color="BFBFBF"/>
+              <w:left w:val="single" w:sz="6" w:space="0" w:color="BFBFBF"/>
+              <w:bottom w:val="single" w:sz="6" w:space="0" w:color="BFBFBF"/>
+              <w:right w:val="single" w:sz="6" w:space="0" w:color="BFBFBF"/>
+            </w:tcBorders>
+            <w:shd w:val="clear" w:color="auto" w:fill="EFEFEF"/>
+            <w:tcMar>
+              <w:top w:w="75" w:type="dxa"/>
+              <w:left w:w="150" w:type="dxa"/>
+              <w:bottom w:w="75" w:type="dxa"/>
+              <w:right w:w="150" w:type="dxa"/>
+            </w:tcMar>
+          </w:tcPr>
+          <w:p>
+            <w:pPr/>
+            <w:r>
+              <w:t>数字</w:t>
+            </w:r>
+          </w:p>
+        </w:tc>
+        <w:tc>
+          <w:tcPr>
+            <w:tcBorders>
+              <w:top w:val="single" w:sz="6" w:space="0" w:color="BFBFBF"/>
+              <w:left w:val="single" w:sz="6" w:space="0" w:color="BFBFBF"/>
+              <w:bottom w:val="single" w:sz="6" w:space="0" w:color="BFBFBF"/>
+              <w:right w:val="single" w:sz="6" w:space="0" w:color="BFBFBF"/>
+            </w:tcBorders>
+            <w:shd w:val="clear" w:color="auto" w:fill="EFEFEF"/>
+            <w:tcMar>
+              <w:top w:w="75" w:type="dxa"/>
+              <w:left w:w="150" w:type="dxa"/>
+              <w:bottom w:w="75" w:type="dxa"/>
+              <w:right w:w="150" w:type="dxa"/>
+            </w:tcMar>
+          </w:tcPr>
+          <w:p>
+            <w:pPr/>
+            <w:r>
+              <w:t>为什么不能用</w:t>
+            </w:r>
+          </w:p>
+        </w:tc>
+      </w:tr>
+      <w:tr>
+        <w:trPr>
+          <w:trHeight w:val="450" w:hRule="atLeast"/>
+          <w:tblHeader w:val="0"/>
+        </w:trPr>
+        <w:tc>
+          <w:tcPr>
+            <w:tcBorders>
+              <w:top w:val="single" w:sz="6" w:space="0" w:color="BFBFBF"/>
+              <w:left w:val="single" w:sz="6" w:space="0" w:color="BFBFBF"/>
+              <w:bottom w:val="single" w:sz="6" w:space="0" w:color="BFBFBF"/>
+              <w:right w:val="single" w:sz="6" w:space="0" w:color="BFBFBF"/>
+            </w:tcBorders>
+            <w:tcMar>
+              <w:top w:w="75" w:type="dxa"/>
+              <w:left w:w="150" w:type="dxa"/>
+              <w:bottom w:w="75" w:type="dxa"/>
+              <w:right w:w="150" w:type="dxa"/>
+            </w:tcMar>
+          </w:tcPr>
+          <w:p>
+            <w:pPr/>
+            <w:r>
+              <w:t>合成数据同域</w:t>
+            </w:r>
+          </w:p>
+        </w:tc>
+        <w:tc>
+          <w:tcPr>
+            <w:tcBorders>
+              <w:top w:val="single" w:sz="6" w:space="0" w:color="BFBFBF"/>
+              <w:left w:val="single" w:sz="6" w:space="0" w:color="BFBFBF"/>
+              <w:bottom w:val="single" w:sz="6" w:space="0" w:color="BFBFBF"/>
+              <w:right w:val="single" w:sz="6" w:space="0" w:color="BFBFBF"/>
+            </w:tcBorders>
+            <w:tcMar>
+              <w:top w:w="75" w:type="dxa"/>
+              <w:left w:w="150" w:type="dxa"/>
+              <w:bottom w:w="75" w:type="dxa"/>
+              <w:right w:w="150" w:type="dxa"/>
+            </w:tcMar>
+          </w:tcPr>
+          <w:p>
+            <w:pPr/>
+            <w:r>
+              <w:t>宏 F1 0.9940</w:t>
+            </w:r>
+          </w:p>
+        </w:tc>
+        <w:tc>
+          <w:tcPr>
+            <w:tcBorders>
+              <w:top w:val="single" w:sz="6" w:space="0" w:color="BFBFBF"/>
+              <w:left w:val="single" w:sz="6" w:space="0" w:color="BFBFBF"/>
+              <w:bottom w:val="single" w:sz="6" w:space="0" w:color="BFBFBF"/>
+              <w:right w:val="single" w:sz="6" w:space="0" w:color="BFBFBF"/>
+            </w:tcBorders>
+            <w:tcMar>
+              <w:top w:w="75" w:type="dxa"/>
+              <w:left w:w="150" w:type="dxa"/>
+              <w:bottom w:w="75" w:type="dxa"/>
+              <w:right w:w="150" w:type="dxa"/>
+            </w:tcMar>
+          </w:tcPr>
+          <w:p>
+            <w:pPr/>
+            <w:r>
+              <w:t>自造数据，非真实分布</w:t>
+            </w:r>
+          </w:p>
+        </w:tc>
+      </w:tr>
+      <w:tr>
+        <w:trPr>
+          <w:trHeight w:val="450" w:hRule="atLeast"/>
+          <w:tblHeader w:val="0"/>
+        </w:trPr>
+        <w:tc>
+          <w:tcPr>
+            <w:tcBorders>
+              <w:top w:val="single" w:sz="6" w:space="0" w:color="BFBFBF"/>
+              <w:left w:val="single" w:sz="6" w:space="0" w:color="BFBFBF"/>
+              <w:bottom w:val="single" w:sz="6" w:space="0" w:color="BFBFBF"/>
+              <w:right w:val="single" w:sz="6" w:space="0" w:color="BFBFBF"/>
+            </w:tcBorders>
+            <w:tcMar>
+              <w:top w:w="75" w:type="dxa"/>
+              <w:left w:w="150" w:type="dxa"/>
+              <w:bottom w:w="75" w:type="dxa"/>
+              <w:right w:w="150" w:type="dxa"/>
+            </w:tcMar>
+          </w:tcPr>
+          <w:p>
+            <w:pPr/>
+            <w:r>
+              <w:t>inSDN 同文件内切分</w:t>
+            </w:r>
+          </w:p>
+        </w:tc>
+        <w:tc>
+          <w:tcPr>
+            <w:tcBorders>
+              <w:top w:val="single" w:sz="6" w:space="0" w:color="BFBFBF"/>
+              <w:left w:val="single" w:sz="6" w:space="0" w:color="BFBFBF"/>
+              <w:bottom w:val="single" w:sz="6" w:space="0" w:color="BFBFBF"/>
+              <w:right w:val="single" w:sz="6" w:space="0" w:color="BFBFBF"/>
+            </w:tcBorders>
+            <w:tcMar>
+              <w:top w:w="75" w:type="dxa"/>
+              <w:left w:w="150" w:type="dxa"/>
+              <w:bottom w:w="75" w:type="dxa"/>
+              <w:right w:w="150" w:type="dxa"/>
+            </w:tcMar>
+          </w:tcPr>
+          <w:p>
+            <w:pPr/>
+            <w:r>
+              <w:t>准确率 1.0000</w:t>
+            </w:r>
+          </w:p>
+        </w:tc>
+        <w:tc>
+          <w:tcPr>
+            <w:tcBorders>
+              <w:top w:val="single" w:sz="6" w:space="0" w:color="BFBFBF"/>
+              <w:left w:val="single" w:sz="6" w:space="0" w:color="BFBFBF"/>
+              <w:bottom w:val="single" w:sz="6" w:space="0" w:color="BFBFBF"/>
+              <w:right w:val="single" w:sz="6" w:space="0" w:color="BFBFBF"/>
+            </w:tcBorders>
+            <w:tcMar>
+              <w:top w:w="75" w:type="dxa"/>
+              <w:left w:w="150" w:type="dxa"/>
+              <w:bottom w:w="75" w:type="dxa"/>
+              <w:right w:w="150" w:type="dxa"/>
+            </w:tcMar>
+          </w:tcPr>
+          <w:p>
+            <w:pPr/>
+            <w:r>
+              <w:t>46% 精确重复行 + 行序为「正常块+攻击块」拼接 → 必然泄漏</w:t>
+            </w:r>
+          </w:p>
+        </w:tc>
+      </w:tr>
+      <w:tr>
+        <w:trPr>
+          <w:trHeight w:val="450" w:hRule="atLeast"/>
+          <w:tblHeader w:val="0"/>
+        </w:trPr>
+        <w:tc>
+          <w:tcPr>
+            <w:tcBorders>
+              <w:top w:val="single" w:sz="6" w:space="0" w:color="BFBFBF"/>
+              <w:left w:val="single" w:sz="6" w:space="0" w:color="BFBFBF"/>
+              <w:bottom w:val="single" w:sz="6" w:space="0" w:color="BFBFBF"/>
+              <w:right w:val="single" w:sz="6" w:space="0" w:color="BFBFBF"/>
+            </w:tcBorders>
+            <w:tcMar>
+              <w:top w:w="75" w:type="dxa"/>
+              <w:left w:w="150" w:type="dxa"/>
+              <w:bottom w:w="75" w:type="dxa"/>
+              <w:right w:w="150" w:type="dxa"/>
+            </w:tcMar>
+          </w:tcPr>
+          <w:p>
+            <w:pPr/>
+            <w:r>
+              <w:t>零样本跨域（旧口径）</w:t>
+            </w:r>
+          </w:p>
+        </w:tc>
+        <w:tc>
+          <w:tcPr>
+            <w:tcBorders>
+              <w:top w:val="single" w:sz="6" w:space="0" w:color="BFBFBF"/>
+              <w:left w:val="single" w:sz="6" w:space="0" w:color="BFBFBF"/>
+              <w:bottom w:val="single" w:sz="6" w:space="0" w:color="BFBFBF"/>
+              <w:right w:val="single" w:sz="6" w:space="0" w:color="BFBFBF"/>
+            </w:tcBorders>
+            <w:tcMar>
+              <w:top w:w="75" w:type="dxa"/>
+              <w:left w:w="150" w:type="dxa"/>
+              <w:bottom w:w="75" w:type="dxa"/>
+              <w:right w:w="150" w:type="dxa"/>
+            </w:tcMar>
+          </w:tcPr>
+          <w:p>
+            <w:pPr/>
+            <w:r>
+              <w:t>1% 误报预算下召回 0.0006</w:t>
+            </w:r>
+          </w:p>
+        </w:tc>
+        <w:tc>
+          <w:tcPr>
+            <w:tcBorders>
+              <w:top w:val="single" w:sz="6" w:space="0" w:color="BFBFBF"/>
+              <w:left w:val="single" w:sz="6" w:space="0" w:color="BFBFBF"/>
+              <w:bottom w:val="single" w:sz="6" w:space="0" w:color="BFBFBF"/>
+              <w:right w:val="single" w:sz="6" w:space="0" w:color="BFBFBF"/>
+            </w:tcBorders>
+            <w:tcMar>
+              <w:top w:w="75" w:type="dxa"/>
+              <w:left w:w="150" w:type="dxa"/>
+              <w:bottom w:w="75" w:type="dxa"/>
+              <w:right w:w="150" w:type="dxa"/>
+            </w:tcMar>
+          </w:tcPr>
+          <w:p>
+            <w:pPr/>
+            <w:r>
+              <w:t>阈值在合成域确定，未做目标域标定</w:t>
+            </w:r>
+          </w:p>
+        </w:tc>
+      </w:tr>
+    </w:tbl>
+    <w:p>
+      <w:r>
+        <w:t>为此新增 tools/real_eval.py，评测纪律事前写死：先按项目口径去重（精确 + 3 位有效数字近似）， 再切分；切分后行级近重复交集必须为 0，否则直接报错拒绝出结论（实测拦下过 3,571 行泄漏）； 所有判定阈值一律取「拟合段正常窗口分数」的 1−预算 分位，从不使用评估段信息。</w:t>
+      </w:r>
+    </w:p>
+    <w:p>
+      <w:pPr>
+        <w:rPr>
+          <w:sz w:val="28"/>
+          <w:b/>
+        </w:rPr>
+      </w:pPr>
+      <w:r>
+        <w:rPr>
+          <w:sz w:val="28"/>
+          <w:b/>
+        </w:rPr>
+        <w:t>9.2 结果（TPR@FPR=1%，同一实测误报率下可比）</w:t>
+      </w:r>
+    </w:p>
+    <w:tbl>
+      <w:tblPr>
+        <w:tblW w:w="9000" w:type="dxa"/>
+        <w:jc w:val="left"/>
+      </w:tblPr>
+      <w:tblGrid>
+        <w:gridCol w:w="3795"/>
+        <w:gridCol w:w="1515"/>
+        <w:gridCol w:w="1080"/>
+        <w:gridCol w:w="975"/>
+        <w:gridCol w:w="870"/>
+        <w:gridCol w:w="765"/>
+      </w:tblGrid>
+      <w:tr>
+        <w:trPr>
+          <w:trHeight w:val="450" w:hRule="atLeast"/>
+          <w:tblHeader/>
+        </w:trPr>
+        <w:tc>
+          <w:tcPr>
+            <w:tcBorders>
+              <w:top w:val="single" w:sz="6" w:space="0" w:color="BFBFBF"/>
+              <w:left w:val="single" w:sz="6" w:space="0" w:color="BFBFBF"/>
+              <w:bottom w:val="single" w:sz="6" w:space="0" w:color="BFBFBF"/>
+              <w:right w:val="single" w:sz="6" w:space="0" w:color="BFBFBF"/>
+            </w:tcBorders>
+            <w:shd w:val="clear" w:color="auto" w:fill="EFEFEF"/>
+            <w:tcMar>
+              <w:top w:w="75" w:type="dxa"/>
+              <w:left w:w="150" w:type="dxa"/>
+              <w:bottom w:w="75" w:type="dxa"/>
+              <w:right w:w="150" w:type="dxa"/>
+            </w:tcMar>
+          </w:tcPr>
+          <w:p>
+            <w:pPr/>
+            <w:r>
+              <w:t>数据 / 协议</w:t>
+            </w:r>
+          </w:p>
+        </w:tc>
+        <w:tc>
+          <w:tcPr>
+            <w:tcBorders>
+              <w:top w:val="single" w:sz="6" w:space="0" w:color="BFBFBF"/>
+              <w:left w:val="single" w:sz="6" w:space="0" w:color="BFBFBF"/>
+              <w:bottom w:val="single" w:sz="6" w:space="0" w:color="BFBFBF"/>
+              <w:right w:val="single" w:sz="6" w:space="0" w:color="BFBFBF"/>
+            </w:tcBorders>
+            <w:shd w:val="clear" w:color="auto" w:fill="EFEFEF"/>
+            <w:tcMar>
+              <w:top w:w="75" w:type="dxa"/>
+              <w:left w:w="150" w:type="dxa"/>
+              <w:bottom w:w="75" w:type="dxa"/>
+              <w:right w:w="150" w:type="dxa"/>
+            </w:tcMar>
+          </w:tcPr>
+          <w:p>
+            <w:pPr/>
+            <w:r>
+              <w:t>深度迁移（合成域模型+阈值）</w:t>
+            </w:r>
+          </w:p>
+        </w:tc>
+        <w:tc>
+          <w:tcPr>
+            <w:tcBorders>
+              <w:top w:val="single" w:sz="6" w:space="0" w:color="BFBFBF"/>
+              <w:left w:val="single" w:sz="6" w:space="0" w:color="BFBFBF"/>
+              <w:bottom w:val="single" w:sz="6" w:space="0" w:color="BFBFBF"/>
+              <w:right w:val="single" w:sz="6" w:space="0" w:color="BFBFBF"/>
+            </w:tcBorders>
+            <w:shd w:val="clear" w:color="auto" w:fill="EFEFEF"/>
+            <w:tcMar>
+              <w:top w:w="75" w:type="dxa"/>
+              <w:left w:w="150" w:type="dxa"/>
+              <w:bottom w:w="75" w:type="dxa"/>
+              <w:right w:w="150" w:type="dxa"/>
+            </w:tcMar>
+          </w:tcPr>
+          <w:p>
+            <w:pPr/>
+            <w:r>
+              <w:t>重拟合 scaler</w:t>
+            </w:r>
+          </w:p>
+        </w:tc>
+        <w:tc>
+          <w:tcPr>
+            <w:tcBorders>
+              <w:top w:val="single" w:sz="6" w:space="0" w:color="BFBFBF"/>
+              <w:left w:val="single" w:sz="6" w:space="0" w:color="BFBFBF"/>
+              <w:bottom w:val="single" w:sz="6" w:space="0" w:color="BFBFBF"/>
+              <w:right w:val="single" w:sz="6" w:space="0" w:color="BFBFBF"/>
+            </w:tcBorders>
+            <w:shd w:val="clear" w:color="auto" w:fill="EFEFEF"/>
+            <w:tcMar>
+              <w:top w:w="75" w:type="dxa"/>
+              <w:left w:w="150" w:type="dxa"/>
+              <w:bottom w:w="75" w:type="dxa"/>
+              <w:right w:w="150" w:type="dxa"/>
+            </w:tcMar>
+          </w:tcPr>
+          <w:p>
+            <w:pPr/>
+            <w:r>
+              <w:t>稳健马氏（无监督）</w:t>
+            </w:r>
+          </w:p>
+        </w:tc>
+        <w:tc>
+          <w:tcPr>
+            <w:tcBorders>
+              <w:top w:val="single" w:sz="6" w:space="0" w:color="BFBFBF"/>
+              <w:left w:val="single" w:sz="6" w:space="0" w:color="BFBFBF"/>
+              <w:bottom w:val="single" w:sz="6" w:space="0" w:color="BFBFBF"/>
+              <w:right w:val="single" w:sz="6" w:space="0" w:color="BFBFBF"/>
+            </w:tcBorders>
+            <w:shd w:val="clear" w:color="auto" w:fill="EFEFEF"/>
+            <w:tcMar>
+              <w:top w:w="75" w:type="dxa"/>
+              <w:left w:w="150" w:type="dxa"/>
+              <w:bottom w:w="75" w:type="dxa"/>
+              <w:right w:w="150" w:type="dxa"/>
+            </w:tcMar>
+          </w:tcPr>
+          <w:p>
+            <w:pPr/>
+            <w:r>
+              <w:t>kNN（无监督）</w:t>
+            </w:r>
+          </w:p>
+        </w:tc>
+        <w:tc>
+          <w:tcPr>
+            <w:tcBorders>
+              <w:top w:val="single" w:sz="6" w:space="0" w:color="BFBFBF"/>
+              <w:left w:val="single" w:sz="6" w:space="0" w:color="BFBFBF"/>
+              <w:bottom w:val="single" w:sz="6" w:space="0" w:color="BFBFBF"/>
+              <w:right w:val="single" w:sz="6" w:space="0" w:color="BFBFBF"/>
+            </w:tcBorders>
+            <w:shd w:val="clear" w:color="auto" w:fill="EFEFEF"/>
+            <w:tcMar>
+              <w:top w:w="75" w:type="dxa"/>
+              <w:left w:w="150" w:type="dxa"/>
+              <w:bottom w:w="75" w:type="dxa"/>
+              <w:right w:w="150" w:type="dxa"/>
+            </w:tcMar>
+          </w:tcPr>
+          <w:p>
+            <w:pPr/>
+            <w:r>
+              <w:t>深度+马氏融合</w:t>
+            </w:r>
+          </w:p>
+        </w:tc>
+      </w:tr>
+      <w:tr>
+        <w:trPr>
+          <w:trHeight w:val="450" w:hRule="atLeast"/>
+          <w:tblHeader w:val="0"/>
+        </w:trPr>
+        <w:tc>
+          <w:tcPr>
+            <w:tcBorders>
+              <w:top w:val="single" w:sz="6" w:space="0" w:color="BFBFBF"/>
+              <w:left w:val="single" w:sz="6" w:space="0" w:color="BFBFBF"/>
+              <w:bottom w:val="single" w:sz="6" w:space="0" w:color="BFBFBF"/>
+              <w:right w:val="single" w:sz="6" w:space="0" w:color="BFBFBF"/>
+            </w:tcBorders>
+            <w:tcMar>
+              <w:top w:w="75" w:type="dxa"/>
+              <w:left w:w="150" w:type="dxa"/>
+              <w:bottom w:w="75" w:type="dxa"/>
+              <w:right w:w="150" w:type="dxa"/>
+            </w:tcMar>
+          </w:tcPr>
+          <w:p>
+            <w:pPr/>
+            <w:r>
+              <w:t>inSDN / block</w:t>
+            </w:r>
+          </w:p>
+        </w:tc>
+        <w:tc>
+          <w:tcPr>
+            <w:tcBorders>
+              <w:top w:val="single" w:sz="6" w:space="0" w:color="BFBFBF"/>
+              <w:left w:val="single" w:sz="6" w:space="0" w:color="BFBFBF"/>
+              <w:bottom w:val="single" w:sz="6" w:space="0" w:color="BFBFBF"/>
+              <w:right w:val="single" w:sz="6" w:space="0" w:color="BFBFBF"/>
+            </w:tcBorders>
+            <w:tcMar>
+              <w:top w:w="75" w:type="dxa"/>
+              <w:left w:w="150" w:type="dxa"/>
+              <w:bottom w:w="75" w:type="dxa"/>
+              <w:right w:w="150" w:type="dxa"/>
+            </w:tcMar>
+          </w:tcPr>
+          <w:p>
+            <w:pPr/>
+            <w:r>
+              <w:t>0.4720</w:t>
+            </w:r>
+          </w:p>
+        </w:tc>
+        <w:tc>
+          <w:tcPr>
+            <w:tcBorders>
+              <w:top w:val="single" w:sz="6" w:space="0" w:color="BFBFBF"/>
+              <w:left w:val="single" w:sz="6" w:space="0" w:color="BFBFBF"/>
+              <w:bottom w:val="single" w:sz="6" w:space="0" w:color="BFBFBF"/>
+              <w:right w:val="single" w:sz="6" w:space="0" w:color="BFBFBF"/>
+            </w:tcBorders>
+            <w:tcMar>
+              <w:top w:w="75" w:type="dxa"/>
+              <w:left w:w="150" w:type="dxa"/>
+              <w:bottom w:w="75" w:type="dxa"/>
+              <w:right w:w="150" w:type="dxa"/>
+            </w:tcMar>
+          </w:tcPr>
+          <w:p>
+            <w:pPr/>
+            <w:r>
+              <w:t>0.0001</w:t>
+            </w:r>
+          </w:p>
+        </w:tc>
+        <w:tc>
+          <w:tcPr>
+            <w:tcBorders>
+              <w:top w:val="single" w:sz="6" w:space="0" w:color="BFBFBF"/>
+              <w:left w:val="single" w:sz="6" w:space="0" w:color="BFBFBF"/>
+              <w:bottom w:val="single" w:sz="6" w:space="0" w:color="BFBFBF"/>
+              <w:right w:val="single" w:sz="6" w:space="0" w:color="BFBFBF"/>
+            </w:tcBorders>
+            <w:tcMar>
+              <w:top w:w="75" w:type="dxa"/>
+              <w:left w:w="150" w:type="dxa"/>
+              <w:bottom w:w="75" w:type="dxa"/>
+              <w:right w:w="150" w:type="dxa"/>
+            </w:tcMar>
+          </w:tcPr>
+          <w:p>
+            <w:pPr/>
+            <w:r>
+              <w:t>0.4336</w:t>
+            </w:r>
+          </w:p>
+        </w:tc>
+        <w:tc>
+          <w:tcPr>
+            <w:tcBorders>
+              <w:top w:val="single" w:sz="6" w:space="0" w:color="BFBFBF"/>
+              <w:left w:val="single" w:sz="6" w:space="0" w:color="BFBFBF"/>
+              <w:bottom w:val="single" w:sz="6" w:space="0" w:color="BFBFBF"/>
+              <w:right w:val="single" w:sz="6" w:space="0" w:color="BFBFBF"/>
+            </w:tcBorders>
+            <w:tcMar>
+              <w:top w:w="75" w:type="dxa"/>
+              <w:left w:w="150" w:type="dxa"/>
+              <w:bottom w:w="75" w:type="dxa"/>
+              <w:right w:w="150" w:type="dxa"/>
+            </w:tcMar>
+          </w:tcPr>
+          <w:p>
+            <w:pPr/>
+            <w:r>
+              <w:t>0.3455</w:t>
+            </w:r>
+          </w:p>
+        </w:tc>
+        <w:tc>
+          <w:tcPr>
+            <w:tcBorders>
+              <w:top w:val="single" w:sz="6" w:space="0" w:color="BFBFBF"/>
+              <w:left w:val="single" w:sz="6" w:space="0" w:color="BFBFBF"/>
+              <w:bottom w:val="single" w:sz="6" w:space="0" w:color="BFBFBF"/>
+              <w:right w:val="single" w:sz="6" w:space="0" w:color="BFBFBF"/>
+            </w:tcBorders>
+            <w:tcMar>
+              <w:top w:w="75" w:type="dxa"/>
+              <w:left w:w="150" w:type="dxa"/>
+              <w:bottom w:w="75" w:type="dxa"/>
+              <w:right w:w="150" w:type="dxa"/>
+            </w:tcMar>
+          </w:tcPr>
+          <w:p>
+            <w:pPr/>
+            <w:r>
+              <w:t>0.6328</w:t>
+            </w:r>
+          </w:p>
+        </w:tc>
+      </w:tr>
+      <w:tr>
+        <w:trPr>
+          <w:trHeight w:val="450" w:hRule="atLeast"/>
+          <w:tblHeader w:val="0"/>
+        </w:trPr>
+        <w:tc>
+          <w:tcPr>
+            <w:tcBorders>
+              <w:top w:val="single" w:sz="6" w:space="0" w:color="BFBFBF"/>
+              <w:left w:val="single" w:sz="6" w:space="0" w:color="BFBFBF"/>
+              <w:bottom w:val="single" w:sz="6" w:space="0" w:color="BFBFBF"/>
+              <w:right w:val="single" w:sz="6" w:space="0" w:color="BFBFBF"/>
+            </w:tcBorders>
+            <w:tcMar>
+              <w:top w:w="75" w:type="dxa"/>
+              <w:left w:w="150" w:type="dxa"/>
+              <w:bottom w:w="75" w:type="dxa"/>
+              <w:right w:w="150" w:type="dxa"/>
+            </w:tcMar>
+          </w:tcPr>
+          <w:p>
+            <w:pPr/>
+            <w:r>
+              <w:t>CIC-IDS2017 / block</w:t>
+            </w:r>
+          </w:p>
+        </w:tc>
+        <w:tc>
+          <w:tcPr>
+            <w:tcBorders>
+              <w:top w:val="single" w:sz="6" w:space="0" w:color="BFBFBF"/>
+              <w:left w:val="single" w:sz="6" w:space="0" w:color="BFBFBF"/>
+              <w:bottom w:val="single" w:sz="6" w:space="0" w:color="BFBFBF"/>
+              <w:right w:val="single" w:sz="6" w:space="0" w:color="BFBFBF"/>
+            </w:tcBorders>
+            <w:tcMar>
+              <w:top w:w="75" w:type="dxa"/>
+              <w:left w:w="150" w:type="dxa"/>
+              <w:bottom w:w="75" w:type="dxa"/>
+              <w:right w:w="150" w:type="dxa"/>
+            </w:tcMar>
+          </w:tcPr>
+          <w:p>
+            <w:pPr/>
+            <w:r>
+              <w:t>0.0342</w:t>
+            </w:r>
+          </w:p>
+        </w:tc>
+        <w:tc>
+          <w:tcPr>
+            <w:tcBorders>
+              <w:top w:val="single" w:sz="6" w:space="0" w:color="BFBFBF"/>
+              <w:left w:val="single" w:sz="6" w:space="0" w:color="BFBFBF"/>
+              <w:bottom w:val="single" w:sz="6" w:space="0" w:color="BFBFBF"/>
+              <w:right w:val="single" w:sz="6" w:space="0" w:color="BFBFBF"/>
+            </w:tcBorders>
+            <w:tcMar>
+              <w:top w:w="75" w:type="dxa"/>
+              <w:left w:w="150" w:type="dxa"/>
+              <w:bottom w:w="75" w:type="dxa"/>
+              <w:right w:w="150" w:type="dxa"/>
+            </w:tcMar>
+          </w:tcPr>
+          <w:p>
+            <w:pPr/>
+            <w:r>
+              <w:t>0.0000</w:t>
+            </w:r>
+          </w:p>
+        </w:tc>
+        <w:tc>
+          <w:tcPr>
+            <w:tcBorders>
+              <w:top w:val="single" w:sz="6" w:space="0" w:color="BFBFBF"/>
+              <w:left w:val="single" w:sz="6" w:space="0" w:color="BFBFBF"/>
+              <w:bottom w:val="single" w:sz="6" w:space="0" w:color="BFBFBF"/>
+              <w:right w:val="single" w:sz="6" w:space="0" w:color="BFBFBF"/>
+            </w:tcBorders>
+            <w:tcMar>
+              <w:top w:w="75" w:type="dxa"/>
+              <w:left w:w="150" w:type="dxa"/>
+              <w:bottom w:w="75" w:type="dxa"/>
+              <w:right w:w="150" w:type="dxa"/>
+            </w:tcMar>
+          </w:tcPr>
+          <w:p>
+            <w:pPr/>
+            <w:r>
+              <w:t>0.2017</w:t>
+            </w:r>
+          </w:p>
+        </w:tc>
+        <w:tc>
+          <w:tcPr>
+            <w:tcBorders>
+              <w:top w:val="single" w:sz="6" w:space="0" w:color="BFBFBF"/>
+              <w:left w:val="single" w:sz="6" w:space="0" w:color="BFBFBF"/>
+              <w:bottom w:val="single" w:sz="6" w:space="0" w:color="BFBFBF"/>
+              <w:right w:val="single" w:sz="6" w:space="0" w:color="BFBFBF"/>
+            </w:tcBorders>
+            <w:tcMar>
+              <w:top w:w="75" w:type="dxa"/>
+              <w:left w:w="150" w:type="dxa"/>
+              <w:bottom w:w="75" w:type="dxa"/>
+              <w:right w:w="150" w:type="dxa"/>
+            </w:tcMar>
+          </w:tcPr>
+          <w:p>
+            <w:pPr/>
+            <w:r>
+              <w:t>0.3841</w:t>
+            </w:r>
+          </w:p>
+        </w:tc>
+        <w:tc>
+          <w:tcPr>
+            <w:tcBorders>
+              <w:top w:val="single" w:sz="6" w:space="0" w:color="BFBFBF"/>
+              <w:left w:val="single" w:sz="6" w:space="0" w:color="BFBFBF"/>
+              <w:bottom w:val="single" w:sz="6" w:space="0" w:color="BFBFBF"/>
+              <w:right w:val="single" w:sz="6" w:space="0" w:color="BFBFBF"/>
+            </w:tcBorders>
+            <w:tcMar>
+              <w:top w:w="75" w:type="dxa"/>
+              <w:left w:w="150" w:type="dxa"/>
+              <w:bottom w:w="75" w:type="dxa"/>
+              <w:right w:w="150" w:type="dxa"/>
+            </w:tcMar>
+          </w:tcPr>
+          <w:p>
+            <w:pPr/>
+            <w:r>
+              <w:t>0.0000</w:t>
+            </w:r>
+          </w:p>
+        </w:tc>
+      </w:tr>
+      <w:tr>
+        <w:trPr>
+          <w:trHeight w:val="450" w:hRule="atLeast"/>
+          <w:tblHeader w:val="0"/>
+        </w:trPr>
+        <w:tc>
+          <w:tcPr>
+            <w:tcBorders>
+              <w:top w:val="single" w:sz="6" w:space="0" w:color="BFBFBF"/>
+              <w:left w:val="single" w:sz="6" w:space="0" w:color="BFBFBF"/>
+              <w:bottom w:val="single" w:sz="6" w:space="0" w:color="BFBFBF"/>
+              <w:right w:val="single" w:sz="6" w:space="0" w:color="BFBFBF"/>
+            </w:tcBorders>
+            <w:tcMar>
+              <w:top w:w="75" w:type="dxa"/>
+              <w:left w:w="150" w:type="dxa"/>
+              <w:bottom w:w="75" w:type="dxa"/>
+              <w:right w:w="150" w:type="dxa"/>
+            </w:tcMar>
+          </w:tcPr>
+          <w:p>
+            <w:pPr/>
+            <w:r>
+              <w:t>CIC-IDS2017 / cross_day（评估日攻击族全部未见）</w:t>
+            </w:r>
+          </w:p>
+        </w:tc>
+        <w:tc>
+          <w:tcPr>
+            <w:tcBorders>
+              <w:top w:val="single" w:sz="6" w:space="0" w:color="BFBFBF"/>
+              <w:left w:val="single" w:sz="6" w:space="0" w:color="BFBFBF"/>
+              <w:bottom w:val="single" w:sz="6" w:space="0" w:color="BFBFBF"/>
+              <w:right w:val="single" w:sz="6" w:space="0" w:color="BFBFBF"/>
+            </w:tcBorders>
+            <w:tcMar>
+              <w:top w:w="75" w:type="dxa"/>
+              <w:left w:w="150" w:type="dxa"/>
+              <w:bottom w:w="75" w:type="dxa"/>
+              <w:right w:w="150" w:type="dxa"/>
+            </w:tcMar>
+          </w:tcPr>
+          <w:p>
+            <w:pPr/>
+            <w:r>
+              <w:t>0.0379</w:t>
+            </w:r>
+          </w:p>
+        </w:tc>
+        <w:tc>
+          <w:tcPr>
+            <w:tcBorders>
+              <w:top w:val="single" w:sz="6" w:space="0" w:color="BFBFBF"/>
+              <w:left w:val="single" w:sz="6" w:space="0" w:color="BFBFBF"/>
+              <w:bottom w:val="single" w:sz="6" w:space="0" w:color="BFBFBF"/>
+              <w:right w:val="single" w:sz="6" w:space="0" w:color="BFBFBF"/>
+            </w:tcBorders>
+            <w:tcMar>
+              <w:top w:w="75" w:type="dxa"/>
+              <w:left w:w="150" w:type="dxa"/>
+              <w:bottom w:w="75" w:type="dxa"/>
+              <w:right w:w="150" w:type="dxa"/>
+            </w:tcMar>
+          </w:tcPr>
+          <w:p>
+            <w:pPr/>
+            <w:r>
+              <w:t>0.0000</w:t>
+            </w:r>
+          </w:p>
+        </w:tc>
+        <w:tc>
+          <w:tcPr>
+            <w:tcBorders>
+              <w:top w:val="single" w:sz="6" w:space="0" w:color="BFBFBF"/>
+              <w:left w:val="single" w:sz="6" w:space="0" w:color="BFBFBF"/>
+              <w:bottom w:val="single" w:sz="6" w:space="0" w:color="BFBFBF"/>
+              <w:right w:val="single" w:sz="6" w:space="0" w:color="BFBFBF"/>
+            </w:tcBorders>
+            <w:tcMar>
+              <w:top w:w="75" w:type="dxa"/>
+              <w:left w:w="150" w:type="dxa"/>
+              <w:bottom w:w="75" w:type="dxa"/>
+              <w:right w:w="150" w:type="dxa"/>
+            </w:tcMar>
+          </w:tcPr>
+          <w:p>
+            <w:pPr/>
+            <w:r>
+              <w:t>0.2527</w:t>
+            </w:r>
+          </w:p>
+        </w:tc>
+        <w:tc>
+          <w:tcPr>
+            <w:tcBorders>
+              <w:top w:val="single" w:sz="6" w:space="0" w:color="BFBFBF"/>
+              <w:left w:val="single" w:sz="6" w:space="0" w:color="BFBFBF"/>
+              <w:bottom w:val="single" w:sz="6" w:space="0" w:color="BFBFBF"/>
+              <w:right w:val="single" w:sz="6" w:space="0" w:color="BFBFBF"/>
+            </w:tcBorders>
+            <w:tcMar>
+              <w:top w:w="75" w:type="dxa"/>
+              <w:left w:w="150" w:type="dxa"/>
+              <w:bottom w:w="75" w:type="dxa"/>
+              <w:right w:w="150" w:type="dxa"/>
+            </w:tcMar>
+          </w:tcPr>
+          <w:p>
+            <w:pPr/>
+            <w:r>
+              <w:t>0.2851</w:t>
+            </w:r>
+          </w:p>
+        </w:tc>
+        <w:tc>
+          <w:tcPr>
+            <w:tcBorders>
+              <w:top w:val="single" w:sz="6" w:space="0" w:color="BFBFBF"/>
+              <w:left w:val="single" w:sz="6" w:space="0" w:color="BFBFBF"/>
+              <w:bottom w:val="single" w:sz="6" w:space="0" w:color="BFBFBF"/>
+              <w:right w:val="single" w:sz="6" w:space="0" w:color="BFBFBF"/>
+            </w:tcBorders>
+            <w:tcMar>
+              <w:top w:w="75" w:type="dxa"/>
+              <w:left w:w="150" w:type="dxa"/>
+              <w:bottom w:w="75" w:type="dxa"/>
+              <w:right w:w="150" w:type="dxa"/>
+            </w:tcMar>
+          </w:tcPr>
+          <w:p>
+            <w:pPr/>
+            <w:r>
+              <w:t>0.0038</w:t>
+            </w:r>
+          </w:p>
+        </w:tc>
+      </w:tr>
+      <w:tr>
+        <w:trPr>
+          <w:trHeight w:val="450" w:hRule="atLeast"/>
+          <w:tblHeader w:val="0"/>
+        </w:trPr>
+        <w:tc>
+          <w:tcPr>
+            <w:tcBorders>
+              <w:top w:val="single" w:sz="6" w:space="0" w:color="BFBFBF"/>
+              <w:left w:val="single" w:sz="6" w:space="0" w:color="BFBFBF"/>
+              <w:bottom w:val="single" w:sz="6" w:space="0" w:color="BFBFBF"/>
+              <w:right w:val="single" w:sz="6" w:space="0" w:color="BFBFBF"/>
+            </w:tcBorders>
+            <w:tcMar>
+              <w:top w:w="75" w:type="dxa"/>
+              <w:left w:w="150" w:type="dxa"/>
+              <w:bottom w:w="75" w:type="dxa"/>
+              <w:right w:w="150" w:type="dxa"/>
+            </w:tcMar>
+          </w:tcPr>
+          <w:p>
+            <w:pPr/>
+            <w:r>
+              <w:t>CSE-CIC-IDS2018 / cross_day</w:t>
+            </w:r>
+          </w:p>
+        </w:tc>
+        <w:tc>
+          <w:tcPr>
+            <w:tcBorders>
+              <w:top w:val="single" w:sz="6" w:space="0" w:color="BFBFBF"/>
+              <w:left w:val="single" w:sz="6" w:space="0" w:color="BFBFBF"/>
+              <w:bottom w:val="single" w:sz="6" w:space="0" w:color="BFBFBF"/>
+              <w:right w:val="single" w:sz="6" w:space="0" w:color="BFBFBF"/>
+            </w:tcBorders>
+            <w:tcMar>
+              <w:top w:w="75" w:type="dxa"/>
+              <w:left w:w="150" w:type="dxa"/>
+              <w:bottom w:w="75" w:type="dxa"/>
+              <w:right w:w="150" w:type="dxa"/>
+            </w:tcMar>
+          </w:tcPr>
+          <w:p>
+            <w:pPr/>
+            <w:r>
+              <w:t>0.2035</w:t>
+            </w:r>
+          </w:p>
+        </w:tc>
+        <w:tc>
+          <w:tcPr>
+            <w:tcBorders>
+              <w:top w:val="single" w:sz="6" w:space="0" w:color="BFBFBF"/>
+              <w:left w:val="single" w:sz="6" w:space="0" w:color="BFBFBF"/>
+              <w:bottom w:val="single" w:sz="6" w:space="0" w:color="BFBFBF"/>
+              <w:right w:val="single" w:sz="6" w:space="0" w:color="BFBFBF"/>
+            </w:tcBorders>
+            <w:tcMar>
+              <w:top w:w="75" w:type="dxa"/>
+              <w:left w:w="150" w:type="dxa"/>
+              <w:bottom w:w="75" w:type="dxa"/>
+              <w:right w:w="150" w:type="dxa"/>
+            </w:tcMar>
+          </w:tcPr>
+          <w:p>
+            <w:pPr/>
+            <w:r>
+              <w:t>0.2340</w:t>
+            </w:r>
+          </w:p>
+        </w:tc>
+        <w:tc>
+          <w:tcPr>
+            <w:tcBorders>
+              <w:top w:val="single" w:sz="6" w:space="0" w:color="BFBFBF"/>
+              <w:left w:val="single" w:sz="6" w:space="0" w:color="BFBFBF"/>
+              <w:bottom w:val="single" w:sz="6" w:space="0" w:color="BFBFBF"/>
+              <w:right w:val="single" w:sz="6" w:space="0" w:color="BFBFBF"/>
+            </w:tcBorders>
+            <w:tcMar>
+              <w:top w:w="75" w:type="dxa"/>
+              <w:left w:w="150" w:type="dxa"/>
+              <w:bottom w:w="75" w:type="dxa"/>
+              <w:right w:w="150" w:type="dxa"/>
+            </w:tcMar>
+          </w:tcPr>
+          <w:p>
+            <w:pPr/>
+            <w:r>
+              <w:t>0.0665</w:t>
+            </w:r>
+          </w:p>
+        </w:tc>
+        <w:tc>
+          <w:tcPr>
+            <w:tcBorders>
+              <w:top w:val="single" w:sz="6" w:space="0" w:color="BFBFBF"/>
+              <w:left w:val="single" w:sz="6" w:space="0" w:color="BFBFBF"/>
+              <w:bottom w:val="single" w:sz="6" w:space="0" w:color="BFBFBF"/>
+              <w:right w:val="single" w:sz="6" w:space="0" w:color="BFBFBF"/>
+            </w:tcBorders>
+            <w:tcMar>
+              <w:top w:w="75" w:type="dxa"/>
+              <w:left w:w="150" w:type="dxa"/>
+              <w:bottom w:w="75" w:type="dxa"/>
+              <w:right w:w="150" w:type="dxa"/>
+            </w:tcMar>
+          </w:tcPr>
+          <w:p>
+            <w:pPr/>
+            <w:r>
+              <w:t>0.0678</w:t>
+            </w:r>
+          </w:p>
+        </w:tc>
+        <w:tc>
+          <w:tcPr>
+            <w:tcBorders>
+              <w:top w:val="single" w:sz="6" w:space="0" w:color="BFBFBF"/>
+              <w:left w:val="single" w:sz="6" w:space="0" w:color="BFBFBF"/>
+              <w:bottom w:val="single" w:sz="6" w:space="0" w:color="BFBFBF"/>
+              <w:right w:val="single" w:sz="6" w:space="0" w:color="BFBFBF"/>
+            </w:tcBorders>
+            <w:tcMar>
+              <w:top w:w="75" w:type="dxa"/>
+              <w:left w:w="150" w:type="dxa"/>
+              <w:bottom w:w="75" w:type="dxa"/>
+              <w:right w:w="150" w:type="dxa"/>
+            </w:tcMar>
+          </w:tcPr>
+          <w:p>
+            <w:pPr/>
+            <w:r>
+              <w:t>0.0811</w:t>
+            </w:r>
+          </w:p>
+        </w:tc>
+      </w:tr>
+    </w:tbl>
+    <w:p>
+      <w:r>
+        <w:t>三条可对外声明的结论：</w:t>
+      </w:r>
+    </w:p>
+    <w:p>
+      <w:r>
+        <w:t>1. 单靠「合成域训练的深度模型 + 合成域阈值」在真实数据上不可用（跨天/跨实验床口径 0.034~0.038）；</w:t>
+      </w:r>
+    </w:p>
+    <w:p>
+      <w:r>
+        <w:t>2. 无标签的目标域正常流量基线是有效后备：CIC-IDS2017 上 kNN 达 0.384（同域）/ 0.285（跨天，且评估日的攻击族在拟合段完全没出现过）；</w:t>
+      </w:r>
+    </w:p>
+    <w:p>
+      <w:r>
+        <w:t>3. 融合优于单臂：inSDN 上「深度分数 + 稳健马氏分数」秩归一化融合达到 0.6328。</w:t>
+      </w:r>
+    </w:p>
+    <w:p>
+      <w:r>
+        <w:t>必须一起报的两个数：该工作点实际达到的误报率（cross_day 下按 1% 预算定的阈值， 评估段实际跑到 4.8%~5.6%，即预算守不住）与阈值无关的 ROC-AUC。只报其中一个属于选择性报告—— 实测中就出现过「预算召回 0.81」与「同口径 TPR@FPR=1% 仅 0.285」并存的情况。</w:t>
+      </w:r>
+    </w:p>
+    <w:p>
+      <w:pPr>
+        <w:rPr>
+          <w:sz w:val="28"/>
+          <w:b/>
+        </w:rPr>
+      </w:pPr>
+      <w:r>
+        <w:rPr>
+          <w:sz w:val="28"/>
+          <w:b/>
+        </w:rPr>
+        <w:t>9.3 两个必须写下来的方法学教训</w:t>
+      </w:r>
+    </w:p>
+    <w:p>
+      <w:r>
+        <w:t>1. 数值假象会伪装成模型结论：np.nan_to_num 默认把 ±inf 变成 1.8e308，平方后溢出， 分数被少数维度劫持——inSDN 上深度模型「召回 0.0009」曾因此被当成发现；显式把 ±inf 归零、 标准化后 clip 到 ±10、马氏改用中位数+MAD 之后，同一配置变为 0.4720。 流统计量重尾，先排除数值假象，再谈模型好坏。</w:t>
+      </w:r>
+    </w:p>
+    <w:p>
+      <w:r>
+        <w:t>2. 跨段正常流量漂移会让排序反转：新增的「按组中位分数」诊断显示，CIC-IDS2017 上深度模型 把评估段正常窗口排到 0.9686~0.9860、攻击只排到 0.7191~0.7528——排序整体反了。 机制是目标域正常画像在段间漂移，于是「用前段正常流量标定」的检测器把后段正常排到攻击前面， 同时制造误报爆炸，比漏报更隐蔽。这直接支撑了上线门槛：影子运行中实际误报率超过预算 3 倍 就拒绝开启自动阻断。</w:t>
+      </w:r>
+    </w:p>
+    <w:p>
+      <w:pPr>
+        <w:rPr>
+          <w:sz w:val="28"/>
+          <w:b/>
+        </w:rPr>
+      </w:pPr>
+      <w:r>
+        <w:rPr>
+          <w:sz w:val="28"/>
+          <w:b/>
+        </w:rPr>
+        <w:t>9.4 诚实边界</w:t>
+      </w:r>
+    </w:p>
+    <w:p>
+      <w:r>
+        <w:t>• 上表只覆盖特征体系与本工程 71 维兼容的数据（inSDN、CIC-IDS2017、CSE-CIC-IDS2018）；</w:t>
+      </w:r>
+    </w:p>
+    <w:p>
+      <w:r>
+        <w:t>• UNSW-NB15、TON_IoT、CIC-IoT2023 的特征映射为 0/71，不得沿用本工程权重； 这三份需要各自的特征映射与自训模型，且必须为各自的数据结构选对协议 （UNSW 用官方 train/test 文件级切分、CIC-IoT2023 用留出攻击族、TON_IoT 用类别分层切分）， 本报告不给它们的任何数字；</w:t>
+      </w:r>
+    </w:p>
+    <w:p>
+      <w:r>
+        <w:t>• 数据集仅用于研究评测、不随仓库分发；来源、许可与 sha256 记录在 data/real/MANIFEST.json 与 results/real_datasets.md。</w:t>
+      </w:r>
+    </w:p>
+    <w:p>
+      <w:pPr>
+        <w:rPr>
+          <w:sz w:val="34"/>
+          <w:b/>
+        </w:rPr>
+      </w:pPr>
+      <w:r>
+        <w:rPr>
+          <w:sz w:val="34"/>
+          <w:b/>
+        </w:rPr>
+        <w:t>十、附录</w:t>
       </w:r>
     </w:p>
     <w:p>

--- a/competition/技术报告.docx
+++ b/competition/技术报告.docx
@@ -17,7 +17,6 @@
         <w:t>SDN 异常流量检测：可复现开源工程</w:t>
       </w:r>
     </w:p>
-    <w:p/>
     <w:p>
       <w:pPr>
         <w:rPr>
@@ -6294,7 +6293,7 @@
     </w:p>
     <w:p>
       <w:r>
-        <w:t>4. 工程能力：新增一键复现流水线、130 项验收自检、12 类图表、离线演示大屏与 38 个工具脚本（含交付验收自检）。</w:t>
+        <w:t>4. 工程能力：新增一键复现流水线、130 项验收自检、12 类图表、离线演示大屏与 39 个工具脚本（含交付验收自检）。</w:t>
       </w:r>
     </w:p>
     <w:p>
@@ -25605,7 +25604,7 @@
     </w:p>
     <w:p>
       <w:r>
-        <w:t>• 代码：Apache-2.0 开源（LICENSE），含 src/（11 个模块）、tools/（38 个脚本，含交付验收自检）、 app/（演示服务 + 在线检测接口）、integrations/（Ryu 控制器适配层）、tests/（单元测试）</w:t>
+        <w:t>• 代码：Apache-2.0 开源（LICENSE），含 src/（11 个模块）、tools/（39 个脚本，含交付验收自检）、 app/（演示服务 + 在线检测接口）、integrations/（Ryu 控制器适配层）、tests/（单元测试）</w:t>
       </w:r>
     </w:p>
     <w:p>
@@ -33136,12 +33135,2157 @@
     </w:p>
     <w:p>
       <w:r>
-        <w:t>• UNSW-NB15、TON_IoT、CIC-IoT2023 的特征映射为 0/71，不得沿用本工程权重； 这三份需要各自的特征映射与自训模型，且必须为各自的数据结构选对协议 （UNSW 用官方 train/test 文件级切分、CIC-IoT2023 用留出攻击族、TON_IoT 用类别分层切分）， 本报告不给它们的任何数字；</w:t>
-      </w:r>
-    </w:p>
+        <w:t>• UNSW-NB15、TON_IoT、CIC-IoT2023 的特征映射为 0/71，不得沿用本工程权重； 这三份改用各自原生特征自训（逻辑回归，拟合段标签），并必须为各自的数据结构选对切分协议：</w:t>
+      </w:r>
+    </w:p>
+    <w:tbl>
+      <w:tblPr>
+        <w:tblW w:w="9000" w:type="dxa"/>
+        <w:jc w:val="left"/>
+      </w:tblPr>
+      <w:tblGrid>
+        <w:gridCol w:w="1200"/>
+        <w:gridCol w:w="2820"/>
+        <w:gridCol w:w="1080"/>
+        <w:gridCol w:w="765"/>
+        <w:gridCol w:w="3135"/>
+      </w:tblGrid>
+      <w:tr>
+        <w:trPr>
+          <w:trHeight w:val="450" w:hRule="atLeast"/>
+          <w:tblHeader/>
+        </w:trPr>
+        <w:tc>
+          <w:tcPr>
+            <w:tcBorders>
+              <w:top w:val="single" w:sz="6" w:space="0" w:color="BFBFBF"/>
+              <w:left w:val="single" w:sz="6" w:space="0" w:color="BFBFBF"/>
+              <w:bottom w:val="single" w:sz="6" w:space="0" w:color="BFBFBF"/>
+              <w:right w:val="single" w:sz="6" w:space="0" w:color="BFBFBF"/>
+            </w:tcBorders>
+            <w:shd w:val="clear" w:color="auto" w:fill="EFEFEF"/>
+            <w:tcMar>
+              <w:top w:w="75" w:type="dxa"/>
+              <w:left w:w="150" w:type="dxa"/>
+              <w:bottom w:w="75" w:type="dxa"/>
+              <w:right w:w="150" w:type="dxa"/>
+            </w:tcMar>
+          </w:tcPr>
+          <w:p>
+            <w:pPr/>
+            <w:r>
+              <w:t>数据集</w:t>
+            </w:r>
+          </w:p>
+        </w:tc>
+        <w:tc>
+          <w:tcPr>
+            <w:tcBorders>
+              <w:top w:val="single" w:sz="6" w:space="0" w:color="BFBFBF"/>
+              <w:left w:val="single" w:sz="6" w:space="0" w:color="BFBFBF"/>
+              <w:bottom w:val="single" w:sz="6" w:space="0" w:color="BFBFBF"/>
+              <w:right w:val="single" w:sz="6" w:space="0" w:color="BFBFBF"/>
+            </w:tcBorders>
+            <w:shd w:val="clear" w:color="auto" w:fill="EFEFEF"/>
+            <w:tcMar>
+              <w:top w:w="75" w:type="dxa"/>
+              <w:left w:w="150" w:type="dxa"/>
+              <w:bottom w:w="75" w:type="dxa"/>
+              <w:right w:w="150" w:type="dxa"/>
+            </w:tcMar>
+          </w:tcPr>
+          <w:p>
+            <w:pPr/>
+            <w:r>
+              <w:t>切分协议</w:t>
+            </w:r>
+          </w:p>
+        </w:tc>
+        <w:tc>
+          <w:tcPr>
+            <w:tcBorders>
+              <w:top w:val="single" w:sz="6" w:space="0" w:color="BFBFBF"/>
+              <w:left w:val="single" w:sz="6" w:space="0" w:color="BFBFBF"/>
+              <w:bottom w:val="single" w:sz="6" w:space="0" w:color="BFBFBF"/>
+              <w:right w:val="single" w:sz="6" w:space="0" w:color="BFBFBF"/>
+            </w:tcBorders>
+            <w:shd w:val="clear" w:color="auto" w:fill="EFEFEF"/>
+            <w:tcMar>
+              <w:top w:w="75" w:type="dxa"/>
+              <w:left w:w="150" w:type="dxa"/>
+              <w:bottom w:w="75" w:type="dxa"/>
+              <w:right w:w="150" w:type="dxa"/>
+            </w:tcMar>
+          </w:tcPr>
+          <w:p>
+            <w:pPr/>
+            <w:r>
+              <w:t>TPR@FPR=1%</w:t>
+            </w:r>
+          </w:p>
+        </w:tc>
+        <w:tc>
+          <w:tcPr>
+            <w:tcBorders>
+              <w:top w:val="single" w:sz="6" w:space="0" w:color="BFBFBF"/>
+              <w:left w:val="single" w:sz="6" w:space="0" w:color="BFBFBF"/>
+              <w:bottom w:val="single" w:sz="6" w:space="0" w:color="BFBFBF"/>
+              <w:right w:val="single" w:sz="6" w:space="0" w:color="BFBFBF"/>
+            </w:tcBorders>
+            <w:shd w:val="clear" w:color="auto" w:fill="EFEFEF"/>
+            <w:tcMar>
+              <w:top w:w="75" w:type="dxa"/>
+              <w:left w:w="150" w:type="dxa"/>
+              <w:bottom w:w="75" w:type="dxa"/>
+              <w:right w:w="150" w:type="dxa"/>
+            </w:tcMar>
+          </w:tcPr>
+          <w:p>
+            <w:pPr/>
+            <w:r>
+              <w:t>ROC-AUC</w:t>
+            </w:r>
+          </w:p>
+        </w:tc>
+        <w:tc>
+          <w:tcPr>
+            <w:tcBorders>
+              <w:top w:val="single" w:sz="6" w:space="0" w:color="BFBFBF"/>
+              <w:left w:val="single" w:sz="6" w:space="0" w:color="BFBFBF"/>
+              <w:bottom w:val="single" w:sz="6" w:space="0" w:color="BFBFBF"/>
+              <w:right w:val="single" w:sz="6" w:space="0" w:color="BFBFBF"/>
+            </w:tcBorders>
+            <w:shd w:val="clear" w:color="auto" w:fill="EFEFEF"/>
+            <w:tcMar>
+              <w:top w:w="75" w:type="dxa"/>
+              <w:left w:w="150" w:type="dxa"/>
+              <w:bottom w:w="75" w:type="dxa"/>
+              <w:right w:w="150" w:type="dxa"/>
+            </w:tcMar>
+          </w:tcPr>
+          <w:p>
+            <w:pPr/>
+            <w:r>
+              <w:t>备注</w:t>
+            </w:r>
+          </w:p>
+        </w:tc>
+      </w:tr>
+      <w:tr>
+        <w:trPr>
+          <w:trHeight w:val="450" w:hRule="atLeast"/>
+          <w:tblHeader w:val="0"/>
+        </w:trPr>
+        <w:tc>
+          <w:tcPr>
+            <w:tcBorders>
+              <w:top w:val="single" w:sz="6" w:space="0" w:color="BFBFBF"/>
+              <w:left w:val="single" w:sz="6" w:space="0" w:color="BFBFBF"/>
+              <w:bottom w:val="single" w:sz="6" w:space="0" w:color="BFBFBF"/>
+              <w:right w:val="single" w:sz="6" w:space="0" w:color="BFBFBF"/>
+            </w:tcBorders>
+            <w:tcMar>
+              <w:top w:w="75" w:type="dxa"/>
+              <w:left w:w="150" w:type="dxa"/>
+              <w:bottom w:w="75" w:type="dxa"/>
+              <w:right w:w="150" w:type="dxa"/>
+            </w:tcMar>
+          </w:tcPr>
+          <w:p>
+            <w:pPr/>
+            <w:r>
+              <w:t>UNSW-NB15</w:t>
+            </w:r>
+          </w:p>
+        </w:tc>
+        <w:tc>
+          <w:tcPr>
+            <w:tcBorders>
+              <w:top w:val="single" w:sz="6" w:space="0" w:color="BFBFBF"/>
+              <w:left w:val="single" w:sz="6" w:space="0" w:color="BFBFBF"/>
+              <w:bottom w:val="single" w:sz="6" w:space="0" w:color="BFBFBF"/>
+              <w:right w:val="single" w:sz="6" w:space="0" w:color="BFBFBF"/>
+            </w:tcBorders>
+            <w:tcMar>
+              <w:top w:w="75" w:type="dxa"/>
+              <w:left w:w="150" w:type="dxa"/>
+              <w:bottom w:w="75" w:type="dxa"/>
+              <w:right w:w="150" w:type="dxa"/>
+            </w:tcMar>
+          </w:tcPr>
+          <w:p>
+            <w:pPr/>
+            <w:r>
+              <w:t>官方 train/test 文件级切分</w:t>
+            </w:r>
+          </w:p>
+        </w:tc>
+        <w:tc>
+          <w:tcPr>
+            <w:tcBorders>
+              <w:top w:val="single" w:sz="6" w:space="0" w:color="BFBFBF"/>
+              <w:left w:val="single" w:sz="6" w:space="0" w:color="BFBFBF"/>
+              <w:bottom w:val="single" w:sz="6" w:space="0" w:color="BFBFBF"/>
+              <w:right w:val="single" w:sz="6" w:space="0" w:color="BFBFBF"/>
+            </w:tcBorders>
+            <w:tcMar>
+              <w:top w:w="75" w:type="dxa"/>
+              <w:left w:w="150" w:type="dxa"/>
+              <w:bottom w:w="75" w:type="dxa"/>
+              <w:right w:w="150" w:type="dxa"/>
+            </w:tcMar>
+          </w:tcPr>
+          <w:p>
+            <w:pPr/>
+            <w:r>
+              <w:t>0.5591</w:t>
+            </w:r>
+          </w:p>
+        </w:tc>
+        <w:tc>
+          <w:tcPr>
+            <w:tcBorders>
+              <w:top w:val="single" w:sz="6" w:space="0" w:color="BFBFBF"/>
+              <w:left w:val="single" w:sz="6" w:space="0" w:color="BFBFBF"/>
+              <w:bottom w:val="single" w:sz="6" w:space="0" w:color="BFBFBF"/>
+              <w:right w:val="single" w:sz="6" w:space="0" w:color="BFBFBF"/>
+            </w:tcBorders>
+            <w:tcMar>
+              <w:top w:w="75" w:type="dxa"/>
+              <w:left w:w="150" w:type="dxa"/>
+              <w:bottom w:w="75" w:type="dxa"/>
+              <w:right w:w="150" w:type="dxa"/>
+            </w:tcMar>
+          </w:tcPr>
+          <w:p>
+            <w:pPr/>
+            <w:r>
+              <w:t>0.9748</w:t>
+            </w:r>
+          </w:p>
+        </w:tc>
+        <w:tc>
+          <w:tcPr>
+            <w:tcBorders>
+              <w:top w:val="single" w:sz="6" w:space="0" w:color="BFBFBF"/>
+              <w:left w:val="single" w:sz="6" w:space="0" w:color="BFBFBF"/>
+              <w:bottom w:val="single" w:sz="6" w:space="0" w:color="BFBFBF"/>
+              <w:right w:val="single" w:sz="6" w:space="0" w:color="BFBFBF"/>
+            </w:tcBorders>
+            <w:tcMar>
+              <w:top w:w="75" w:type="dxa"/>
+              <w:left w:w="150" w:type="dxa"/>
+              <w:bottom w:w="75" w:type="dxa"/>
+              <w:right w:w="150" w:type="dxa"/>
+            </w:tcMar>
+          </w:tcPr>
+          <w:p>
+            <w:pPr/>
+            <w:r>
+              <w:t>该镜像的 train/test 文件名与官方相反，已注明</w:t>
+            </w:r>
+          </w:p>
+        </w:tc>
+      </w:tr>
+      <w:tr>
+        <w:trPr>
+          <w:trHeight w:val="450" w:hRule="atLeast"/>
+          <w:tblHeader w:val="0"/>
+        </w:trPr>
+        <w:tc>
+          <w:tcPr>
+            <w:tcBorders>
+              <w:top w:val="single" w:sz="6" w:space="0" w:color="BFBFBF"/>
+              <w:left w:val="single" w:sz="6" w:space="0" w:color="BFBFBF"/>
+              <w:bottom w:val="single" w:sz="6" w:space="0" w:color="BFBFBF"/>
+              <w:right w:val="single" w:sz="6" w:space="0" w:color="BFBFBF"/>
+            </w:tcBorders>
+            <w:tcMar>
+              <w:top w:w="75" w:type="dxa"/>
+              <w:left w:w="150" w:type="dxa"/>
+              <w:bottom w:w="75" w:type="dxa"/>
+              <w:right w:w="150" w:type="dxa"/>
+            </w:tcMar>
+          </w:tcPr>
+          <w:p>
+            <w:pPr/>
+            <w:r>
+              <w:t>CIC-IoT2023</w:t>
+            </w:r>
+          </w:p>
+        </w:tc>
+        <w:tc>
+          <w:tcPr>
+            <w:tcBorders>
+              <w:top w:val="single" w:sz="6" w:space="0" w:color="BFBFBF"/>
+              <w:left w:val="single" w:sz="6" w:space="0" w:color="BFBFBF"/>
+              <w:bottom w:val="single" w:sz="6" w:space="0" w:color="BFBFBF"/>
+              <w:right w:val="single" w:sz="6" w:space="0" w:color="BFBFBF"/>
+            </w:tcBorders>
+            <w:tcMar>
+              <w:top w:w="75" w:type="dxa"/>
+              <w:left w:w="150" w:type="dxa"/>
+              <w:bottom w:w="75" w:type="dxa"/>
+              <w:right w:w="150" w:type="dxa"/>
+            </w:tcMar>
+          </w:tcPr>
+          <w:p>
+            <w:pPr/>
+            <w:r>
+              <w:t>留出攻击族（留出 SYN/UDP Flood 两族）</w:t>
+            </w:r>
+          </w:p>
+        </w:tc>
+        <w:tc>
+          <w:tcPr>
+            <w:tcBorders>
+              <w:top w:val="single" w:sz="6" w:space="0" w:color="BFBFBF"/>
+              <w:left w:val="single" w:sz="6" w:space="0" w:color="BFBFBF"/>
+              <w:bottom w:val="single" w:sz="6" w:space="0" w:color="BFBFBF"/>
+              <w:right w:val="single" w:sz="6" w:space="0" w:color="BFBFBF"/>
+            </w:tcBorders>
+            <w:tcMar>
+              <w:top w:w="75" w:type="dxa"/>
+              <w:left w:w="150" w:type="dxa"/>
+              <w:bottom w:w="75" w:type="dxa"/>
+              <w:right w:w="150" w:type="dxa"/>
+            </w:tcMar>
+          </w:tcPr>
+          <w:p>
+            <w:pPr/>
+            <w:r>
+              <w:t>1.0000</w:t>
+            </w:r>
+          </w:p>
+        </w:tc>
+        <w:tc>
+          <w:tcPr>
+            <w:tcBorders>
+              <w:top w:val="single" w:sz="6" w:space="0" w:color="BFBFBF"/>
+              <w:left w:val="single" w:sz="6" w:space="0" w:color="BFBFBF"/>
+              <w:bottom w:val="single" w:sz="6" w:space="0" w:color="BFBFBF"/>
+              <w:right w:val="single" w:sz="6" w:space="0" w:color="BFBFBF"/>
+            </w:tcBorders>
+            <w:tcMar>
+              <w:top w:w="75" w:type="dxa"/>
+              <w:left w:w="150" w:type="dxa"/>
+              <w:bottom w:w="75" w:type="dxa"/>
+              <w:right w:w="150" w:type="dxa"/>
+            </w:tcMar>
+          </w:tcPr>
+          <w:p>
+            <w:pPr/>
+            <w:r>
+              <w:t>1.0000</w:t>
+            </w:r>
+          </w:p>
+        </w:tc>
+        <w:tc>
+          <w:tcPr>
+            <w:tcBorders>
+              <w:top w:val="single" w:sz="6" w:space="0" w:color="BFBFBF"/>
+              <w:left w:val="single" w:sz="6" w:space="0" w:color="BFBFBF"/>
+              <w:bottom w:val="single" w:sz="6" w:space="0" w:color="BFBFBF"/>
+              <w:right w:val="single" w:sz="6" w:space="0" w:color="BFBFBF"/>
+            </w:tcBorders>
+            <w:tcMar>
+              <w:top w:w="75" w:type="dxa"/>
+              <w:left w:w="150" w:type="dxa"/>
+              <w:bottom w:w="75" w:type="dxa"/>
+              <w:right w:w="150" w:type="dxa"/>
+            </w:tcMar>
+          </w:tcPr>
+          <w:p>
+            <w:pPr/>
+            <w:r>
+              <w:t>⚠️ 该数据集攻击与正常的特征差异极大，分数偏高，须谨慎读</w:t>
+            </w:r>
+          </w:p>
+        </w:tc>
+      </w:tr>
+      <w:tr>
+        <w:trPr>
+          <w:trHeight w:val="450" w:hRule="atLeast"/>
+          <w:tblHeader w:val="0"/>
+        </w:trPr>
+        <w:tc>
+          <w:tcPr>
+            <w:tcBorders>
+              <w:top w:val="single" w:sz="6" w:space="0" w:color="BFBFBF"/>
+              <w:left w:val="single" w:sz="6" w:space="0" w:color="BFBFBF"/>
+              <w:bottom w:val="single" w:sz="6" w:space="0" w:color="BFBFBF"/>
+              <w:right w:val="single" w:sz="6" w:space="0" w:color="BFBFBF"/>
+            </w:tcBorders>
+            <w:tcMar>
+              <w:top w:w="75" w:type="dxa"/>
+              <w:left w:w="150" w:type="dxa"/>
+              <w:bottom w:w="75" w:type="dxa"/>
+              <w:right w:w="150" w:type="dxa"/>
+            </w:tcMar>
+          </w:tcPr>
+          <w:p>
+            <w:pPr/>
+            <w:r>
+              <w:t>TON_IoT</w:t>
+            </w:r>
+          </w:p>
+        </w:tc>
+        <w:tc>
+          <w:tcPr>
+            <w:tcBorders>
+              <w:top w:val="single" w:sz="6" w:space="0" w:color="BFBFBF"/>
+              <w:left w:val="single" w:sz="6" w:space="0" w:color="BFBFBF"/>
+              <w:bottom w:val="single" w:sz="6" w:space="0" w:color="BFBFBF"/>
+              <w:right w:val="single" w:sz="6" w:space="0" w:color="BFBFBF"/>
+            </w:tcBorders>
+            <w:tcMar>
+              <w:top w:w="75" w:type="dxa"/>
+              <w:left w:w="150" w:type="dxa"/>
+              <w:bottom w:w="75" w:type="dxa"/>
+              <w:right w:w="150" w:type="dxa"/>
+            </w:tcMar>
+          </w:tcPr>
+          <w:p>
+            <w:pPr/>
+            <w:r>
+              <w:t>打乱行序 + 按块切分（多数票口径）</w:t>
+            </w:r>
+          </w:p>
+        </w:tc>
+        <w:tc>
+          <w:tcPr>
+            <w:tcBorders>
+              <w:top w:val="single" w:sz="6" w:space="0" w:color="BFBFBF"/>
+              <w:left w:val="single" w:sz="6" w:space="0" w:color="BFBFBF"/>
+              <w:bottom w:val="single" w:sz="6" w:space="0" w:color="BFBFBF"/>
+              <w:right w:val="single" w:sz="6" w:space="0" w:color="BFBFBF"/>
+            </w:tcBorders>
+            <w:tcMar>
+              <w:top w:w="75" w:type="dxa"/>
+              <w:left w:w="150" w:type="dxa"/>
+              <w:bottom w:w="75" w:type="dxa"/>
+              <w:right w:w="150" w:type="dxa"/>
+            </w:tcMar>
+          </w:tcPr>
+          <w:p>
+            <w:pPr/>
+            <w:r>
+              <w:t>0.0061</w:t>
+            </w:r>
+          </w:p>
+        </w:tc>
+        <w:tc>
+          <w:tcPr>
+            <w:tcBorders>
+              <w:top w:val="single" w:sz="6" w:space="0" w:color="BFBFBF"/>
+              <w:left w:val="single" w:sz="6" w:space="0" w:color="BFBFBF"/>
+              <w:bottom w:val="single" w:sz="6" w:space="0" w:color="BFBFBF"/>
+              <w:right w:val="single" w:sz="6" w:space="0" w:color="BFBFBF"/>
+            </w:tcBorders>
+            <w:tcMar>
+              <w:top w:w="75" w:type="dxa"/>
+              <w:left w:w="150" w:type="dxa"/>
+              <w:bottom w:w="75" w:type="dxa"/>
+              <w:right w:w="150" w:type="dxa"/>
+            </w:tcMar>
+          </w:tcPr>
+          <w:p>
+            <w:pPr/>
+            <w:r>
+              <w:t>0.7555</w:t>
+            </w:r>
+          </w:p>
+        </w:tc>
+        <w:tc>
+          <w:tcPr>
+            <w:tcBorders>
+              <w:top w:val="single" w:sz="6" w:space="0" w:color="BFBFBF"/>
+              <w:left w:val="single" w:sz="6" w:space="0" w:color="BFBFBF"/>
+              <w:bottom w:val="single" w:sz="6" w:space="0" w:color="BFBFBF"/>
+              <w:right w:val="single" w:sz="6" w:space="0" w:color="BFBFBF"/>
+            </w:tcBorders>
+            <w:tcMar>
+              <w:top w:w="75" w:type="dxa"/>
+              <w:left w:w="150" w:type="dxa"/>
+              <w:bottom w:w="75" w:type="dxa"/>
+              <w:right w:w="150" w:type="dxa"/>
+            </w:tcMar>
+          </w:tcPr>
+          <w:p>
+            <w:pPr/>
+            <w:r>
+              <w:t>⚠️ 类别按行交错，纯窗口几乎不存在，故用多数票口径</w:t>
+            </w:r>
+          </w:p>
+        </w:tc>
+      </w:tr>
+    </w:tbl>
     <w:p>
       <w:r>
         <w:t>• 数据集仅用于研究评测、不随仓库分发；来源、许可与 sha256 记录在 data/real/MANIFEST.json 与 results/real_datasets.md。</w:t>
+      </w:r>
+    </w:p>
+    <w:p>
+      <w:pPr>
+        <w:rPr>
+          <w:sz w:val="28"/>
+          <w:b/>
+        </w:rPr>
+      </w:pPr>
+      <w:r>
+        <w:rPr>
+          <w:sz w:val="28"/>
+          <w:b/>
+        </w:rPr>
+        <w:t>9.5 在线告警口径（真实数据，本作品新增）</w:t>
+      </w:r>
+    </w:p>
+    <w:p>
+      <w:r>
+        <w:t>本工程原先只在合成测试流上算过片段召回 / 误报每小时 / 检测时延；本节把同一口径搬到 真实公开数据集 + 无泄漏切分上（告警 = 连续 N 个窗口越过阈值，阈值仍只来自拟合段正常分数）。</w:t>
+      </w:r>
+    </w:p>
+    <w:p>
+      <w:r>
+        <w:t>CIC-IDS2017（跨天切分，评估日攻击族在拟合段完全未出现；39 个攻击片段）</w:t>
+      </w:r>
+    </w:p>
+    <w:tbl>
+      <w:tblPr>
+        <w:tblW w:w="9000" w:type="dxa"/>
+        <w:jc w:val="left"/>
+      </w:tblPr>
+      <w:tblGrid>
+        <w:gridCol w:w="4290"/>
+        <w:gridCol w:w="2565"/>
+        <w:gridCol w:w="2145"/>
+      </w:tblGrid>
+      <w:tr>
+        <w:trPr>
+          <w:trHeight w:val="450" w:hRule="atLeast"/>
+          <w:tblHeader/>
+        </w:trPr>
+        <w:tc>
+          <w:tcPr>
+            <w:tcBorders>
+              <w:top w:val="single" w:sz="6" w:space="0" w:color="BFBFBF"/>
+              <w:left w:val="single" w:sz="6" w:space="0" w:color="BFBFBF"/>
+              <w:bottom w:val="single" w:sz="6" w:space="0" w:color="BFBFBF"/>
+              <w:right w:val="single" w:sz="6" w:space="0" w:color="BFBFBF"/>
+            </w:tcBorders>
+            <w:shd w:val="clear" w:color="auto" w:fill="EFEFEF"/>
+            <w:tcMar>
+              <w:top w:w="75" w:type="dxa"/>
+              <w:left w:w="150" w:type="dxa"/>
+              <w:bottom w:w="75" w:type="dxa"/>
+              <w:right w:w="150" w:type="dxa"/>
+            </w:tcMar>
+          </w:tcPr>
+          <w:p>
+            <w:pPr/>
+            <w:r>
+              <w:t>评测臂</w:t>
+            </w:r>
+          </w:p>
+        </w:tc>
+        <w:tc>
+          <w:tcPr>
+            <w:tcBorders>
+              <w:top w:val="single" w:sz="6" w:space="0" w:color="BFBFBF"/>
+              <w:left w:val="single" w:sz="6" w:space="0" w:color="BFBFBF"/>
+              <w:bottom w:val="single" w:sz="6" w:space="0" w:color="BFBFBF"/>
+              <w:right w:val="single" w:sz="6" w:space="0" w:color="BFBFBF"/>
+            </w:tcBorders>
+            <w:shd w:val="clear" w:color="auto" w:fill="EFEFEF"/>
+            <w:tcMar>
+              <w:top w:w="75" w:type="dxa"/>
+              <w:left w:w="150" w:type="dxa"/>
+              <w:bottom w:w="75" w:type="dxa"/>
+              <w:right w:w="150" w:type="dxa"/>
+            </w:tcMar>
+          </w:tcPr>
+          <w:p>
+            <w:pPr/>
+            <w:r>
+              <w:t>片段召回</w:t>
+            </w:r>
+          </w:p>
+        </w:tc>
+        <w:tc>
+          <w:tcPr>
+            <w:tcBorders>
+              <w:top w:val="single" w:sz="6" w:space="0" w:color="BFBFBF"/>
+              <w:left w:val="single" w:sz="6" w:space="0" w:color="BFBFBF"/>
+              <w:bottom w:val="single" w:sz="6" w:space="0" w:color="BFBFBF"/>
+              <w:right w:val="single" w:sz="6" w:space="0" w:color="BFBFBF"/>
+            </w:tcBorders>
+            <w:shd w:val="clear" w:color="auto" w:fill="EFEFEF"/>
+            <w:tcMar>
+              <w:top w:w="75" w:type="dxa"/>
+              <w:left w:w="150" w:type="dxa"/>
+              <w:bottom w:w="75" w:type="dxa"/>
+              <w:right w:w="150" w:type="dxa"/>
+            </w:tcMar>
+          </w:tcPr>
+          <w:p>
+            <w:pPr/>
+            <w:r>
+              <w:t>检出/片段</w:t>
+            </w:r>
+          </w:p>
+        </w:tc>
+      </w:tr>
+      <w:tr>
+        <w:trPr>
+          <w:trHeight w:val="450" w:hRule="atLeast"/>
+          <w:tblHeader w:val="0"/>
+        </w:trPr>
+        <w:tc>
+          <w:tcPr>
+            <w:tcBorders>
+              <w:top w:val="single" w:sz="6" w:space="0" w:color="BFBFBF"/>
+              <w:left w:val="single" w:sz="6" w:space="0" w:color="BFBFBF"/>
+              <w:bottom w:val="single" w:sz="6" w:space="0" w:color="BFBFBF"/>
+              <w:right w:val="single" w:sz="6" w:space="0" w:color="BFBFBF"/>
+            </w:tcBorders>
+            <w:tcMar>
+              <w:top w:w="75" w:type="dxa"/>
+              <w:left w:w="150" w:type="dxa"/>
+              <w:bottom w:w="75" w:type="dxa"/>
+              <w:right w:w="150" w:type="dxa"/>
+            </w:tcMar>
+          </w:tcPr>
+          <w:p>
+            <w:pPr/>
+            <w:r>
+              <w:t>无监督 kNN</w:t>
+            </w:r>
+          </w:p>
+        </w:tc>
+        <w:tc>
+          <w:tcPr>
+            <w:tcBorders>
+              <w:top w:val="single" w:sz="6" w:space="0" w:color="BFBFBF"/>
+              <w:left w:val="single" w:sz="6" w:space="0" w:color="BFBFBF"/>
+              <w:bottom w:val="single" w:sz="6" w:space="0" w:color="BFBFBF"/>
+              <w:right w:val="single" w:sz="6" w:space="0" w:color="BFBFBF"/>
+            </w:tcBorders>
+            <w:tcMar>
+              <w:top w:w="75" w:type="dxa"/>
+              <w:left w:w="150" w:type="dxa"/>
+              <w:bottom w:w="75" w:type="dxa"/>
+              <w:right w:w="150" w:type="dxa"/>
+            </w:tcMar>
+          </w:tcPr>
+          <w:p>
+            <w:pPr/>
+            <w:r>
+              <w:t>0.9231</w:t>
+            </w:r>
+          </w:p>
+        </w:tc>
+        <w:tc>
+          <w:tcPr>
+            <w:tcBorders>
+              <w:top w:val="single" w:sz="6" w:space="0" w:color="BFBFBF"/>
+              <w:left w:val="single" w:sz="6" w:space="0" w:color="BFBFBF"/>
+              <w:bottom w:val="single" w:sz="6" w:space="0" w:color="BFBFBF"/>
+              <w:right w:val="single" w:sz="6" w:space="0" w:color="BFBFBF"/>
+            </w:tcBorders>
+            <w:tcMar>
+              <w:top w:w="75" w:type="dxa"/>
+              <w:left w:w="150" w:type="dxa"/>
+              <w:bottom w:w="75" w:type="dxa"/>
+              <w:right w:w="150" w:type="dxa"/>
+            </w:tcMar>
+          </w:tcPr>
+          <w:p>
+            <w:pPr/>
+            <w:r>
+              <w:t>36/39</w:t>
+            </w:r>
+          </w:p>
+        </w:tc>
+      </w:tr>
+      <w:tr>
+        <w:trPr>
+          <w:trHeight w:val="450" w:hRule="atLeast"/>
+          <w:tblHeader w:val="0"/>
+        </w:trPr>
+        <w:tc>
+          <w:tcPr>
+            <w:tcBorders>
+              <w:top w:val="single" w:sz="6" w:space="0" w:color="BFBFBF"/>
+              <w:left w:val="single" w:sz="6" w:space="0" w:color="BFBFBF"/>
+              <w:bottom w:val="single" w:sz="6" w:space="0" w:color="BFBFBF"/>
+              <w:right w:val="single" w:sz="6" w:space="0" w:color="BFBFBF"/>
+            </w:tcBorders>
+            <w:tcMar>
+              <w:top w:w="75" w:type="dxa"/>
+              <w:left w:w="150" w:type="dxa"/>
+              <w:bottom w:w="75" w:type="dxa"/>
+              <w:right w:w="150" w:type="dxa"/>
+            </w:tcMar>
+          </w:tcPr>
+          <w:p>
+            <w:pPr/>
+            <w:r>
+              <w:t>稳健马氏（无监督）</w:t>
+            </w:r>
+          </w:p>
+        </w:tc>
+        <w:tc>
+          <w:tcPr>
+            <w:tcBorders>
+              <w:top w:val="single" w:sz="6" w:space="0" w:color="BFBFBF"/>
+              <w:left w:val="single" w:sz="6" w:space="0" w:color="BFBFBF"/>
+              <w:bottom w:val="single" w:sz="6" w:space="0" w:color="BFBFBF"/>
+              <w:right w:val="single" w:sz="6" w:space="0" w:color="BFBFBF"/>
+            </w:tcBorders>
+            <w:tcMar>
+              <w:top w:w="75" w:type="dxa"/>
+              <w:left w:w="150" w:type="dxa"/>
+              <w:bottom w:w="75" w:type="dxa"/>
+              <w:right w:w="150" w:type="dxa"/>
+            </w:tcMar>
+          </w:tcPr>
+          <w:p>
+            <w:pPr/>
+            <w:r>
+              <w:t>0.8718</w:t>
+            </w:r>
+          </w:p>
+        </w:tc>
+        <w:tc>
+          <w:tcPr>
+            <w:tcBorders>
+              <w:top w:val="single" w:sz="6" w:space="0" w:color="BFBFBF"/>
+              <w:left w:val="single" w:sz="6" w:space="0" w:color="BFBFBF"/>
+              <w:bottom w:val="single" w:sz="6" w:space="0" w:color="BFBFBF"/>
+              <w:right w:val="single" w:sz="6" w:space="0" w:color="BFBFBF"/>
+            </w:tcBorders>
+            <w:tcMar>
+              <w:top w:w="75" w:type="dxa"/>
+              <w:left w:w="150" w:type="dxa"/>
+              <w:bottom w:w="75" w:type="dxa"/>
+              <w:right w:w="150" w:type="dxa"/>
+            </w:tcMar>
+          </w:tcPr>
+          <w:p>
+            <w:pPr/>
+            <w:r>
+              <w:t>34/39</w:t>
+            </w:r>
+          </w:p>
+        </w:tc>
+      </w:tr>
+      <w:tr>
+        <w:trPr>
+          <w:trHeight w:val="450" w:hRule="atLeast"/>
+          <w:tblHeader w:val="0"/>
+        </w:trPr>
+        <w:tc>
+          <w:tcPr>
+            <w:tcBorders>
+              <w:top w:val="single" w:sz="6" w:space="0" w:color="BFBFBF"/>
+              <w:left w:val="single" w:sz="6" w:space="0" w:color="BFBFBF"/>
+              <w:bottom w:val="single" w:sz="6" w:space="0" w:color="BFBFBF"/>
+              <w:right w:val="single" w:sz="6" w:space="0" w:color="BFBFBF"/>
+            </w:tcBorders>
+            <w:tcMar>
+              <w:top w:w="75" w:type="dxa"/>
+              <w:left w:w="150" w:type="dxa"/>
+              <w:bottom w:w="75" w:type="dxa"/>
+              <w:right w:w="150" w:type="dxa"/>
+            </w:tcMar>
+          </w:tcPr>
+          <w:p>
+            <w:pPr/>
+            <w:r>
+              <w:t>合成域模型零样本迁移</w:t>
+            </w:r>
+          </w:p>
+        </w:tc>
+        <w:tc>
+          <w:tcPr>
+            <w:tcBorders>
+              <w:top w:val="single" w:sz="6" w:space="0" w:color="BFBFBF"/>
+              <w:left w:val="single" w:sz="6" w:space="0" w:color="BFBFBF"/>
+              <w:bottom w:val="single" w:sz="6" w:space="0" w:color="BFBFBF"/>
+              <w:right w:val="single" w:sz="6" w:space="0" w:color="BFBFBF"/>
+            </w:tcBorders>
+            <w:tcMar>
+              <w:top w:w="75" w:type="dxa"/>
+              <w:left w:w="150" w:type="dxa"/>
+              <w:bottom w:w="75" w:type="dxa"/>
+              <w:right w:w="150" w:type="dxa"/>
+            </w:tcMar>
+          </w:tcPr>
+          <w:p>
+            <w:pPr/>
+            <w:r>
+              <w:t>0.5897</w:t>
+            </w:r>
+          </w:p>
+        </w:tc>
+        <w:tc>
+          <w:tcPr>
+            <w:tcBorders>
+              <w:top w:val="single" w:sz="6" w:space="0" w:color="BFBFBF"/>
+              <w:left w:val="single" w:sz="6" w:space="0" w:color="BFBFBF"/>
+              <w:bottom w:val="single" w:sz="6" w:space="0" w:color="BFBFBF"/>
+              <w:right w:val="single" w:sz="6" w:space="0" w:color="BFBFBF"/>
+            </w:tcBorders>
+            <w:tcMar>
+              <w:top w:w="75" w:type="dxa"/>
+              <w:left w:w="150" w:type="dxa"/>
+              <w:bottom w:w="75" w:type="dxa"/>
+              <w:right w:w="150" w:type="dxa"/>
+            </w:tcMar>
+          </w:tcPr>
+          <w:p>
+            <w:pPr/>
+            <w:r>
+              <w:t>23/39</w:t>
+            </w:r>
+          </w:p>
+        </w:tc>
+      </w:tr>
+      <w:tr>
+        <w:trPr>
+          <w:trHeight w:val="450" w:hRule="atLeast"/>
+          <w:tblHeader w:val="0"/>
+        </w:trPr>
+        <w:tc>
+          <w:tcPr>
+            <w:tcBorders>
+              <w:top w:val="single" w:sz="6" w:space="0" w:color="BFBFBF"/>
+              <w:left w:val="single" w:sz="6" w:space="0" w:color="BFBFBF"/>
+              <w:bottom w:val="single" w:sz="6" w:space="0" w:color="BFBFBF"/>
+              <w:right w:val="single" w:sz="6" w:space="0" w:color="BFBFBF"/>
+            </w:tcBorders>
+            <w:tcMar>
+              <w:top w:w="75" w:type="dxa"/>
+              <w:left w:w="150" w:type="dxa"/>
+              <w:bottom w:w="75" w:type="dxa"/>
+              <w:right w:w="150" w:type="dxa"/>
+            </w:tcMar>
+          </w:tcPr>
+          <w:p>
+            <w:pPr/>
+            <w:r>
+              <w:t>目标域重拟合标准化器</w:t>
+            </w:r>
+          </w:p>
+        </w:tc>
+        <w:tc>
+          <w:tcPr>
+            <w:tcBorders>
+              <w:top w:val="single" w:sz="6" w:space="0" w:color="BFBFBF"/>
+              <w:left w:val="single" w:sz="6" w:space="0" w:color="BFBFBF"/>
+              <w:bottom w:val="single" w:sz="6" w:space="0" w:color="BFBFBF"/>
+              <w:right w:val="single" w:sz="6" w:space="0" w:color="BFBFBF"/>
+            </w:tcBorders>
+            <w:tcMar>
+              <w:top w:w="75" w:type="dxa"/>
+              <w:left w:w="150" w:type="dxa"/>
+              <w:bottom w:w="75" w:type="dxa"/>
+              <w:right w:w="150" w:type="dxa"/>
+            </w:tcMar>
+          </w:tcPr>
+          <w:p>
+            <w:pPr/>
+            <w:r>
+              <w:t>0.0000</w:t>
+            </w:r>
+          </w:p>
+        </w:tc>
+        <w:tc>
+          <w:tcPr>
+            <w:tcBorders>
+              <w:top w:val="single" w:sz="6" w:space="0" w:color="BFBFBF"/>
+              <w:left w:val="single" w:sz="6" w:space="0" w:color="BFBFBF"/>
+              <w:bottom w:val="single" w:sz="6" w:space="0" w:color="BFBFBF"/>
+              <w:right w:val="single" w:sz="6" w:space="0" w:color="BFBFBF"/>
+            </w:tcBorders>
+            <w:tcMar>
+              <w:top w:w="75" w:type="dxa"/>
+              <w:left w:w="150" w:type="dxa"/>
+              <w:bottom w:w="75" w:type="dxa"/>
+              <w:right w:w="150" w:type="dxa"/>
+            </w:tcMar>
+          </w:tcPr>
+          <w:p>
+            <w:pPr/>
+            <w:r>
+              <w:t>0/39</w:t>
+            </w:r>
+          </w:p>
+        </w:tc>
+      </w:tr>
+    </w:tbl>
+    <w:p>
+      <w:r>
+        <w:t>"连续确认"机制的真实代价（CIC-IDS2017，零样本迁移臂）</w:t>
+      </w:r>
+    </w:p>
+    <w:tbl>
+      <w:tblPr>
+        <w:tblW w:w="9000" w:type="dxa"/>
+        <w:jc w:val="left"/>
+      </w:tblPr>
+      <w:tblGrid>
+        <w:gridCol w:w="1800"/>
+        <w:gridCol w:w="1800"/>
+        <w:gridCol w:w="1800"/>
+        <w:gridCol w:w="1800"/>
+        <w:gridCol w:w="1800"/>
+      </w:tblGrid>
+      <w:tr>
+        <w:trPr>
+          <w:trHeight w:val="450" w:hRule="atLeast"/>
+          <w:tblHeader/>
+        </w:trPr>
+        <w:tc>
+          <w:tcPr>
+            <w:tcBorders>
+              <w:top w:val="single" w:sz="6" w:space="0" w:color="BFBFBF"/>
+              <w:left w:val="single" w:sz="6" w:space="0" w:color="BFBFBF"/>
+              <w:bottom w:val="single" w:sz="6" w:space="0" w:color="BFBFBF"/>
+              <w:right w:val="single" w:sz="6" w:space="0" w:color="BFBFBF"/>
+            </w:tcBorders>
+            <w:shd w:val="clear" w:color="auto" w:fill="EFEFEF"/>
+            <w:tcMar>
+              <w:top w:w="75" w:type="dxa"/>
+              <w:left w:w="150" w:type="dxa"/>
+              <w:bottom w:w="75" w:type="dxa"/>
+              <w:right w:w="150" w:type="dxa"/>
+            </w:tcMar>
+          </w:tcPr>
+          <w:p>
+            <w:pPr/>
+            <w:r>
+              <w:t>连续确认 N</w:t>
+            </w:r>
+          </w:p>
+        </w:tc>
+        <w:tc>
+          <w:tcPr>
+            <w:tcBorders>
+              <w:top w:val="single" w:sz="6" w:space="0" w:color="BFBFBF"/>
+              <w:left w:val="single" w:sz="6" w:space="0" w:color="BFBFBF"/>
+              <w:bottom w:val="single" w:sz="6" w:space="0" w:color="BFBFBF"/>
+              <w:right w:val="single" w:sz="6" w:space="0" w:color="BFBFBF"/>
+            </w:tcBorders>
+            <w:shd w:val="clear" w:color="auto" w:fill="EFEFEF"/>
+            <w:tcMar>
+              <w:top w:w="75" w:type="dxa"/>
+              <w:left w:w="150" w:type="dxa"/>
+              <w:bottom w:w="75" w:type="dxa"/>
+              <w:right w:w="150" w:type="dxa"/>
+            </w:tcMar>
+          </w:tcPr>
+          <w:p>
+            <w:pPr/>
+            <w:r>
+              <w:t>1</w:t>
+            </w:r>
+          </w:p>
+        </w:tc>
+        <w:tc>
+          <w:tcPr>
+            <w:tcBorders>
+              <w:top w:val="single" w:sz="6" w:space="0" w:color="BFBFBF"/>
+              <w:left w:val="single" w:sz="6" w:space="0" w:color="BFBFBF"/>
+              <w:bottom w:val="single" w:sz="6" w:space="0" w:color="BFBFBF"/>
+              <w:right w:val="single" w:sz="6" w:space="0" w:color="BFBFBF"/>
+            </w:tcBorders>
+            <w:shd w:val="clear" w:color="auto" w:fill="EFEFEF"/>
+            <w:tcMar>
+              <w:top w:w="75" w:type="dxa"/>
+              <w:left w:w="150" w:type="dxa"/>
+              <w:bottom w:w="75" w:type="dxa"/>
+              <w:right w:w="150" w:type="dxa"/>
+            </w:tcMar>
+          </w:tcPr>
+          <w:p>
+            <w:pPr/>
+            <w:r>
+              <w:t>2</w:t>
+            </w:r>
+          </w:p>
+        </w:tc>
+        <w:tc>
+          <w:tcPr>
+            <w:tcBorders>
+              <w:top w:val="single" w:sz="6" w:space="0" w:color="BFBFBF"/>
+              <w:left w:val="single" w:sz="6" w:space="0" w:color="BFBFBF"/>
+              <w:bottom w:val="single" w:sz="6" w:space="0" w:color="BFBFBF"/>
+              <w:right w:val="single" w:sz="6" w:space="0" w:color="BFBFBF"/>
+            </w:tcBorders>
+            <w:shd w:val="clear" w:color="auto" w:fill="EFEFEF"/>
+            <w:tcMar>
+              <w:top w:w="75" w:type="dxa"/>
+              <w:left w:w="150" w:type="dxa"/>
+              <w:bottom w:w="75" w:type="dxa"/>
+              <w:right w:w="150" w:type="dxa"/>
+            </w:tcMar>
+          </w:tcPr>
+          <w:p>
+            <w:pPr/>
+            <w:r>
+              <w:t>3</w:t>
+            </w:r>
+          </w:p>
+        </w:tc>
+        <w:tc>
+          <w:tcPr>
+            <w:tcBorders>
+              <w:top w:val="single" w:sz="6" w:space="0" w:color="BFBFBF"/>
+              <w:left w:val="single" w:sz="6" w:space="0" w:color="BFBFBF"/>
+              <w:bottom w:val="single" w:sz="6" w:space="0" w:color="BFBFBF"/>
+              <w:right w:val="single" w:sz="6" w:space="0" w:color="BFBFBF"/>
+            </w:tcBorders>
+            <w:shd w:val="clear" w:color="auto" w:fill="EFEFEF"/>
+            <w:tcMar>
+              <w:top w:w="75" w:type="dxa"/>
+              <w:left w:w="150" w:type="dxa"/>
+              <w:bottom w:w="75" w:type="dxa"/>
+              <w:right w:w="150" w:type="dxa"/>
+            </w:tcMar>
+          </w:tcPr>
+          <w:p>
+            <w:pPr/>
+            <w:r>
+              <w:t>5</w:t>
+            </w:r>
+          </w:p>
+        </w:tc>
+      </w:tr>
+      <w:tr>
+        <w:trPr>
+          <w:trHeight w:val="450" w:hRule="atLeast"/>
+          <w:tblHeader w:val="0"/>
+        </w:trPr>
+        <w:tc>
+          <w:tcPr>
+            <w:tcBorders>
+              <w:top w:val="single" w:sz="6" w:space="0" w:color="BFBFBF"/>
+              <w:left w:val="single" w:sz="6" w:space="0" w:color="BFBFBF"/>
+              <w:bottom w:val="single" w:sz="6" w:space="0" w:color="BFBFBF"/>
+              <w:right w:val="single" w:sz="6" w:space="0" w:color="BFBFBF"/>
+            </w:tcBorders>
+            <w:tcMar>
+              <w:top w:w="75" w:type="dxa"/>
+              <w:left w:w="150" w:type="dxa"/>
+              <w:bottom w:w="75" w:type="dxa"/>
+              <w:right w:w="150" w:type="dxa"/>
+            </w:tcMar>
+          </w:tcPr>
+          <w:p>
+            <w:pPr/>
+            <w:r>
+              <w:t>片段召回</w:t>
+            </w:r>
+          </w:p>
+        </w:tc>
+        <w:tc>
+          <w:tcPr>
+            <w:tcBorders>
+              <w:top w:val="single" w:sz="6" w:space="0" w:color="BFBFBF"/>
+              <w:left w:val="single" w:sz="6" w:space="0" w:color="BFBFBF"/>
+              <w:bottom w:val="single" w:sz="6" w:space="0" w:color="BFBFBF"/>
+              <w:right w:val="single" w:sz="6" w:space="0" w:color="BFBFBF"/>
+            </w:tcBorders>
+            <w:tcMar>
+              <w:top w:w="75" w:type="dxa"/>
+              <w:left w:w="150" w:type="dxa"/>
+              <w:bottom w:w="75" w:type="dxa"/>
+              <w:right w:w="150" w:type="dxa"/>
+            </w:tcMar>
+          </w:tcPr>
+          <w:p>
+            <w:pPr/>
+            <w:r>
+              <w:t>0.5897</w:t>
+            </w:r>
+          </w:p>
+        </w:tc>
+        <w:tc>
+          <w:tcPr>
+            <w:tcBorders>
+              <w:top w:val="single" w:sz="6" w:space="0" w:color="BFBFBF"/>
+              <w:left w:val="single" w:sz="6" w:space="0" w:color="BFBFBF"/>
+              <w:bottom w:val="single" w:sz="6" w:space="0" w:color="BFBFBF"/>
+              <w:right w:val="single" w:sz="6" w:space="0" w:color="BFBFBF"/>
+            </w:tcBorders>
+            <w:tcMar>
+              <w:top w:w="75" w:type="dxa"/>
+              <w:left w:w="150" w:type="dxa"/>
+              <w:bottom w:w="75" w:type="dxa"/>
+              <w:right w:w="150" w:type="dxa"/>
+            </w:tcMar>
+          </w:tcPr>
+          <w:p>
+            <w:pPr/>
+            <w:r>
+              <w:t>0.4615</w:t>
+            </w:r>
+          </w:p>
+        </w:tc>
+        <w:tc>
+          <w:tcPr>
+            <w:tcBorders>
+              <w:top w:val="single" w:sz="6" w:space="0" w:color="BFBFBF"/>
+              <w:left w:val="single" w:sz="6" w:space="0" w:color="BFBFBF"/>
+              <w:bottom w:val="single" w:sz="6" w:space="0" w:color="BFBFBF"/>
+              <w:right w:val="single" w:sz="6" w:space="0" w:color="BFBFBF"/>
+            </w:tcBorders>
+            <w:tcMar>
+              <w:top w:w="75" w:type="dxa"/>
+              <w:left w:w="150" w:type="dxa"/>
+              <w:bottom w:w="75" w:type="dxa"/>
+              <w:right w:w="150" w:type="dxa"/>
+            </w:tcMar>
+          </w:tcPr>
+          <w:p>
+            <w:pPr/>
+            <w:r>
+              <w:t>0.3846</w:t>
+            </w:r>
+          </w:p>
+        </w:tc>
+        <w:tc>
+          <w:tcPr>
+            <w:tcBorders>
+              <w:top w:val="single" w:sz="6" w:space="0" w:color="BFBFBF"/>
+              <w:left w:val="single" w:sz="6" w:space="0" w:color="BFBFBF"/>
+              <w:bottom w:val="single" w:sz="6" w:space="0" w:color="BFBFBF"/>
+              <w:right w:val="single" w:sz="6" w:space="0" w:color="BFBFBF"/>
+            </w:tcBorders>
+            <w:tcMar>
+              <w:top w:w="75" w:type="dxa"/>
+              <w:left w:w="150" w:type="dxa"/>
+              <w:bottom w:w="75" w:type="dxa"/>
+              <w:right w:w="150" w:type="dxa"/>
+            </w:tcMar>
+          </w:tcPr>
+          <w:p>
+            <w:pPr/>
+            <w:r>
+              <w:t>0.0769</w:t>
+            </w:r>
+          </w:p>
+        </w:tc>
+      </w:tr>
+      <w:tr>
+        <w:trPr>
+          <w:trHeight w:val="450" w:hRule="atLeast"/>
+          <w:tblHeader w:val="0"/>
+        </w:trPr>
+        <w:tc>
+          <w:tcPr>
+            <w:tcBorders>
+              <w:top w:val="single" w:sz="6" w:space="0" w:color="BFBFBF"/>
+              <w:left w:val="single" w:sz="6" w:space="0" w:color="BFBFBF"/>
+              <w:bottom w:val="single" w:sz="6" w:space="0" w:color="BFBFBF"/>
+              <w:right w:val="single" w:sz="6" w:space="0" w:color="BFBFBF"/>
+            </w:tcBorders>
+            <w:tcMar>
+              <w:top w:w="75" w:type="dxa"/>
+              <w:left w:w="150" w:type="dxa"/>
+              <w:bottom w:w="75" w:type="dxa"/>
+              <w:right w:w="150" w:type="dxa"/>
+            </w:tcMar>
+          </w:tcPr>
+          <w:p>
+            <w:pPr/>
+            <w:r>
+              <w:t>误报次数</w:t>
+            </w:r>
+          </w:p>
+        </w:tc>
+        <w:tc>
+          <w:tcPr>
+            <w:tcBorders>
+              <w:top w:val="single" w:sz="6" w:space="0" w:color="BFBFBF"/>
+              <w:left w:val="single" w:sz="6" w:space="0" w:color="BFBFBF"/>
+              <w:bottom w:val="single" w:sz="6" w:space="0" w:color="BFBFBF"/>
+              <w:right w:val="single" w:sz="6" w:space="0" w:color="BFBFBF"/>
+            </w:tcBorders>
+            <w:tcMar>
+              <w:top w:w="75" w:type="dxa"/>
+              <w:left w:w="150" w:type="dxa"/>
+              <w:bottom w:w="75" w:type="dxa"/>
+              <w:right w:w="150" w:type="dxa"/>
+            </w:tcMar>
+          </w:tcPr>
+          <w:p>
+            <w:pPr/>
+            <w:r>
+              <w:t>254</w:t>
+            </w:r>
+          </w:p>
+        </w:tc>
+        <w:tc>
+          <w:tcPr>
+            <w:tcBorders>
+              <w:top w:val="single" w:sz="6" w:space="0" w:color="BFBFBF"/>
+              <w:left w:val="single" w:sz="6" w:space="0" w:color="BFBFBF"/>
+              <w:bottom w:val="single" w:sz="6" w:space="0" w:color="BFBFBF"/>
+              <w:right w:val="single" w:sz="6" w:space="0" w:color="BFBFBF"/>
+            </w:tcBorders>
+            <w:tcMar>
+              <w:top w:w="75" w:type="dxa"/>
+              <w:left w:w="150" w:type="dxa"/>
+              <w:bottom w:w="75" w:type="dxa"/>
+              <w:right w:w="150" w:type="dxa"/>
+            </w:tcMar>
+          </w:tcPr>
+          <w:p>
+            <w:pPr/>
+            <w:r>
+              <w:t>56</w:t>
+            </w:r>
+          </w:p>
+        </w:tc>
+        <w:tc>
+          <w:tcPr>
+            <w:tcBorders>
+              <w:top w:val="single" w:sz="6" w:space="0" w:color="BFBFBF"/>
+              <w:left w:val="single" w:sz="6" w:space="0" w:color="BFBFBF"/>
+              <w:bottom w:val="single" w:sz="6" w:space="0" w:color="BFBFBF"/>
+              <w:right w:val="single" w:sz="6" w:space="0" w:color="BFBFBF"/>
+            </w:tcBorders>
+            <w:tcMar>
+              <w:top w:w="75" w:type="dxa"/>
+              <w:left w:w="150" w:type="dxa"/>
+              <w:bottom w:w="75" w:type="dxa"/>
+              <w:right w:w="150" w:type="dxa"/>
+            </w:tcMar>
+          </w:tcPr>
+          <w:p>
+            <w:pPr/>
+            <w:r>
+              <w:t>13</w:t>
+            </w:r>
+          </w:p>
+        </w:tc>
+        <w:tc>
+          <w:tcPr>
+            <w:tcBorders>
+              <w:top w:val="single" w:sz="6" w:space="0" w:color="BFBFBF"/>
+              <w:left w:val="single" w:sz="6" w:space="0" w:color="BFBFBF"/>
+              <w:bottom w:val="single" w:sz="6" w:space="0" w:color="BFBFBF"/>
+              <w:right w:val="single" w:sz="6" w:space="0" w:color="BFBFBF"/>
+            </w:tcBorders>
+            <w:tcMar>
+              <w:top w:w="75" w:type="dxa"/>
+              <w:left w:w="150" w:type="dxa"/>
+              <w:bottom w:w="75" w:type="dxa"/>
+              <w:right w:w="150" w:type="dxa"/>
+            </w:tcMar>
+          </w:tcPr>
+          <w:p>
+            <w:pPr/>
+            <w:r>
+              <w:t>0</w:t>
+            </w:r>
+          </w:p>
+        </w:tc>
+      </w:tr>
+    </w:tbl>
+    <w:p>
+      <w:r>
+        <w:t>说明：该机制是用召回换误报的旋钮，不是免费午餐；而稳健马氏臂在 N=1→2 时召回不变（0.8718） 而误报下降，属于"这一档可以白拿"的工作点。</w:t>
+      </w:r>
+    </w:p>
+    <w:p>
+      <w:pPr>
+        <w:rPr>
+          <w:sz w:val="28"/>
+          <w:b/>
+        </w:rPr>
+      </w:pPr>
+      <w:r>
+        <w:rPr>
+          <w:sz w:val="28"/>
+          <w:b/>
+        </w:rPr>
+        <w:t>9.6 运维代价换算（真实数据，本作品新增）</w:t>
+      </w:r>
+    </w:p>
+    <w:p>
+      <w:r>
+        <w:t>把误报从"次/小时"翻译成运维听得懂的"告警量/天、人工工时/天"（6 分钟/告警、24 小时/天， 与 tools/ops_impact.py 同口径）：</w:t>
+      </w:r>
+    </w:p>
+    <w:tbl>
+      <w:tblPr>
+        <w:tblW w:w="9000" w:type="dxa"/>
+        <w:jc w:val="left"/>
+      </w:tblPr>
+      <w:tblGrid>
+        <w:gridCol w:w="1905"/>
+        <w:gridCol w:w="825"/>
+        <w:gridCol w:w="1635"/>
+        <w:gridCol w:w="1635"/>
+        <w:gridCol w:w="1365"/>
+        <w:gridCol w:w="1635"/>
+      </w:tblGrid>
+      <w:tr>
+        <w:trPr>
+          <w:trHeight w:val="450" w:hRule="atLeast"/>
+          <w:tblHeader/>
+        </w:trPr>
+        <w:tc>
+          <w:tcPr>
+            <w:tcBorders>
+              <w:top w:val="single" w:sz="6" w:space="0" w:color="BFBFBF"/>
+              <w:left w:val="single" w:sz="6" w:space="0" w:color="BFBFBF"/>
+              <w:bottom w:val="single" w:sz="6" w:space="0" w:color="BFBFBF"/>
+              <w:right w:val="single" w:sz="6" w:space="0" w:color="BFBFBF"/>
+            </w:tcBorders>
+            <w:shd w:val="clear" w:color="auto" w:fill="EFEFEF"/>
+            <w:tcMar>
+              <w:top w:w="75" w:type="dxa"/>
+              <w:left w:w="150" w:type="dxa"/>
+              <w:bottom w:w="75" w:type="dxa"/>
+              <w:right w:w="150" w:type="dxa"/>
+            </w:tcMar>
+          </w:tcPr>
+          <w:p>
+            <w:pPr/>
+            <w:r>
+              <w:t>评测臂</w:t>
+            </w:r>
+          </w:p>
+        </w:tc>
+        <w:tc>
+          <w:tcPr>
+            <w:tcBorders>
+              <w:top w:val="single" w:sz="6" w:space="0" w:color="BFBFBF"/>
+              <w:left w:val="single" w:sz="6" w:space="0" w:color="BFBFBF"/>
+              <w:bottom w:val="single" w:sz="6" w:space="0" w:color="BFBFBF"/>
+              <w:right w:val="single" w:sz="6" w:space="0" w:color="BFBFBF"/>
+            </w:tcBorders>
+            <w:shd w:val="clear" w:color="auto" w:fill="EFEFEF"/>
+            <w:tcMar>
+              <w:top w:w="75" w:type="dxa"/>
+              <w:left w:w="150" w:type="dxa"/>
+              <w:bottom w:w="75" w:type="dxa"/>
+              <w:right w:w="150" w:type="dxa"/>
+            </w:tcMar>
+          </w:tcPr>
+          <w:p>
+            <w:pPr/>
+            <w:r>
+              <w:t>N</w:t>
+            </w:r>
+          </w:p>
+        </w:tc>
+        <w:tc>
+          <w:tcPr>
+            <w:tcBorders>
+              <w:top w:val="single" w:sz="6" w:space="0" w:color="BFBFBF"/>
+              <w:left w:val="single" w:sz="6" w:space="0" w:color="BFBFBF"/>
+              <w:bottom w:val="single" w:sz="6" w:space="0" w:color="BFBFBF"/>
+              <w:right w:val="single" w:sz="6" w:space="0" w:color="BFBFBF"/>
+            </w:tcBorders>
+            <w:shd w:val="clear" w:color="auto" w:fill="EFEFEF"/>
+            <w:tcMar>
+              <w:top w:w="75" w:type="dxa"/>
+              <w:left w:w="150" w:type="dxa"/>
+              <w:bottom w:w="75" w:type="dxa"/>
+              <w:right w:w="150" w:type="dxa"/>
+            </w:tcMar>
+          </w:tcPr>
+          <w:p>
+            <w:pPr/>
+            <w:r>
+              <w:t>片段召回</w:t>
+            </w:r>
+          </w:p>
+        </w:tc>
+        <w:tc>
+          <w:tcPr>
+            <w:tcBorders>
+              <w:top w:val="single" w:sz="6" w:space="0" w:color="BFBFBF"/>
+              <w:left w:val="single" w:sz="6" w:space="0" w:color="BFBFBF"/>
+              <w:bottom w:val="single" w:sz="6" w:space="0" w:color="BFBFBF"/>
+              <w:right w:val="single" w:sz="6" w:space="0" w:color="BFBFBF"/>
+            </w:tcBorders>
+            <w:shd w:val="clear" w:color="auto" w:fill="EFEFEF"/>
+            <w:tcMar>
+              <w:top w:w="75" w:type="dxa"/>
+              <w:left w:w="150" w:type="dxa"/>
+              <w:bottom w:w="75" w:type="dxa"/>
+              <w:right w:w="150" w:type="dxa"/>
+            </w:tcMar>
+          </w:tcPr>
+          <w:p>
+            <w:pPr/>
+            <w:r>
+              <w:t>误报/小时</w:t>
+            </w:r>
+          </w:p>
+        </w:tc>
+        <w:tc>
+          <w:tcPr>
+            <w:tcBorders>
+              <w:top w:val="single" w:sz="6" w:space="0" w:color="BFBFBF"/>
+              <w:left w:val="single" w:sz="6" w:space="0" w:color="BFBFBF"/>
+              <w:bottom w:val="single" w:sz="6" w:space="0" w:color="BFBFBF"/>
+              <w:right w:val="single" w:sz="6" w:space="0" w:color="BFBFBF"/>
+            </w:tcBorders>
+            <w:shd w:val="clear" w:color="auto" w:fill="EFEFEF"/>
+            <w:tcMar>
+              <w:top w:w="75" w:type="dxa"/>
+              <w:left w:w="150" w:type="dxa"/>
+              <w:bottom w:w="75" w:type="dxa"/>
+              <w:right w:w="150" w:type="dxa"/>
+            </w:tcMar>
+          </w:tcPr>
+          <w:p>
+            <w:pPr/>
+            <w:r>
+              <w:t>误报/天</w:t>
+            </w:r>
+          </w:p>
+        </w:tc>
+        <w:tc>
+          <w:tcPr>
+            <w:tcBorders>
+              <w:top w:val="single" w:sz="6" w:space="0" w:color="BFBFBF"/>
+              <w:left w:val="single" w:sz="6" w:space="0" w:color="BFBFBF"/>
+              <w:bottom w:val="single" w:sz="6" w:space="0" w:color="BFBFBF"/>
+              <w:right w:val="single" w:sz="6" w:space="0" w:color="BFBFBF"/>
+            </w:tcBorders>
+            <w:shd w:val="clear" w:color="auto" w:fill="EFEFEF"/>
+            <w:tcMar>
+              <w:top w:w="75" w:type="dxa"/>
+              <w:left w:w="150" w:type="dxa"/>
+              <w:bottom w:w="75" w:type="dxa"/>
+              <w:right w:w="150" w:type="dxa"/>
+            </w:tcMar>
+          </w:tcPr>
+          <w:p>
+            <w:pPr/>
+            <w:r>
+              <w:t>人工工时/天</w:t>
+            </w:r>
+          </w:p>
+        </w:tc>
+      </w:tr>
+      <w:tr>
+        <w:trPr>
+          <w:trHeight w:val="450" w:hRule="atLeast"/>
+          <w:tblHeader w:val="0"/>
+        </w:trPr>
+        <w:tc>
+          <w:tcPr>
+            <w:tcBorders>
+              <w:top w:val="single" w:sz="6" w:space="0" w:color="BFBFBF"/>
+              <w:left w:val="single" w:sz="6" w:space="0" w:color="BFBFBF"/>
+              <w:bottom w:val="single" w:sz="6" w:space="0" w:color="BFBFBF"/>
+              <w:right w:val="single" w:sz="6" w:space="0" w:color="BFBFBF"/>
+            </w:tcBorders>
+            <w:tcMar>
+              <w:top w:w="75" w:type="dxa"/>
+              <w:left w:w="150" w:type="dxa"/>
+              <w:bottom w:w="75" w:type="dxa"/>
+              <w:right w:w="150" w:type="dxa"/>
+            </w:tcMar>
+          </w:tcPr>
+          <w:p>
+            <w:pPr/>
+            <w:r>
+              <w:t>深度+马氏融合</w:t>
+            </w:r>
+          </w:p>
+        </w:tc>
+        <w:tc>
+          <w:tcPr>
+            <w:tcBorders>
+              <w:top w:val="single" w:sz="6" w:space="0" w:color="BFBFBF"/>
+              <w:left w:val="single" w:sz="6" w:space="0" w:color="BFBFBF"/>
+              <w:bottom w:val="single" w:sz="6" w:space="0" w:color="BFBFBF"/>
+              <w:right w:val="single" w:sz="6" w:space="0" w:color="BFBFBF"/>
+            </w:tcBorders>
+            <w:tcMar>
+              <w:top w:w="75" w:type="dxa"/>
+              <w:left w:w="150" w:type="dxa"/>
+              <w:bottom w:w="75" w:type="dxa"/>
+              <w:right w:w="150" w:type="dxa"/>
+            </w:tcMar>
+          </w:tcPr>
+          <w:p>
+            <w:pPr/>
+            <w:r>
+              <w:t>1</w:t>
+            </w:r>
+          </w:p>
+        </w:tc>
+        <w:tc>
+          <w:tcPr>
+            <w:tcBorders>
+              <w:top w:val="single" w:sz="6" w:space="0" w:color="BFBFBF"/>
+              <w:left w:val="single" w:sz="6" w:space="0" w:color="BFBFBF"/>
+              <w:bottom w:val="single" w:sz="6" w:space="0" w:color="BFBFBF"/>
+              <w:right w:val="single" w:sz="6" w:space="0" w:color="BFBFBF"/>
+            </w:tcBorders>
+            <w:tcMar>
+              <w:top w:w="75" w:type="dxa"/>
+              <w:left w:w="150" w:type="dxa"/>
+              <w:bottom w:w="75" w:type="dxa"/>
+              <w:right w:w="150" w:type="dxa"/>
+            </w:tcMar>
+          </w:tcPr>
+          <w:p>
+            <w:pPr/>
+            <w:r>
+              <w:t>0.4574</w:t>
+            </w:r>
+          </w:p>
+        </w:tc>
+        <w:tc>
+          <w:tcPr>
+            <w:tcBorders>
+              <w:top w:val="single" w:sz="6" w:space="0" w:color="BFBFBF"/>
+              <w:left w:val="single" w:sz="6" w:space="0" w:color="BFBFBF"/>
+              <w:bottom w:val="single" w:sz="6" w:space="0" w:color="BFBFBF"/>
+              <w:right w:val="single" w:sz="6" w:space="0" w:color="BFBFBF"/>
+            </w:tcBorders>
+            <w:tcMar>
+              <w:top w:w="75" w:type="dxa"/>
+              <w:left w:w="150" w:type="dxa"/>
+              <w:bottom w:w="75" w:type="dxa"/>
+              <w:right w:w="150" w:type="dxa"/>
+            </w:tcMar>
+          </w:tcPr>
+          <w:p>
+            <w:pPr/>
+            <w:r>
+              <w:t>12.101</w:t>
+            </w:r>
+          </w:p>
+        </w:tc>
+        <w:tc>
+          <w:tcPr>
+            <w:tcBorders>
+              <w:top w:val="single" w:sz="6" w:space="0" w:color="BFBFBF"/>
+              <w:left w:val="single" w:sz="6" w:space="0" w:color="BFBFBF"/>
+              <w:bottom w:val="single" w:sz="6" w:space="0" w:color="BFBFBF"/>
+              <w:right w:val="single" w:sz="6" w:space="0" w:color="BFBFBF"/>
+            </w:tcBorders>
+            <w:tcMar>
+              <w:top w:w="75" w:type="dxa"/>
+              <w:left w:w="150" w:type="dxa"/>
+              <w:bottom w:w="75" w:type="dxa"/>
+              <w:right w:w="150" w:type="dxa"/>
+            </w:tcMar>
+          </w:tcPr>
+          <w:p>
+            <w:pPr/>
+            <w:r>
+              <w:t>290.4</w:t>
+            </w:r>
+          </w:p>
+        </w:tc>
+        <w:tc>
+          <w:tcPr>
+            <w:tcBorders>
+              <w:top w:val="single" w:sz="6" w:space="0" w:color="BFBFBF"/>
+              <w:left w:val="single" w:sz="6" w:space="0" w:color="BFBFBF"/>
+              <w:bottom w:val="single" w:sz="6" w:space="0" w:color="BFBFBF"/>
+              <w:right w:val="single" w:sz="6" w:space="0" w:color="BFBFBF"/>
+            </w:tcBorders>
+            <w:tcMar>
+              <w:top w:w="75" w:type="dxa"/>
+              <w:left w:w="150" w:type="dxa"/>
+              <w:bottom w:w="75" w:type="dxa"/>
+              <w:right w:w="150" w:type="dxa"/>
+            </w:tcMar>
+          </w:tcPr>
+          <w:p>
+            <w:pPr/>
+            <w:r>
+              <w:t>29.04</w:t>
+            </w:r>
+          </w:p>
+        </w:tc>
+      </w:tr>
+      <w:tr>
+        <w:trPr>
+          <w:trHeight w:val="450" w:hRule="atLeast"/>
+          <w:tblHeader w:val="0"/>
+        </w:trPr>
+        <w:tc>
+          <w:tcPr>
+            <w:tcBorders>
+              <w:top w:val="single" w:sz="6" w:space="0" w:color="BFBFBF"/>
+              <w:left w:val="single" w:sz="6" w:space="0" w:color="BFBFBF"/>
+              <w:bottom w:val="single" w:sz="6" w:space="0" w:color="BFBFBF"/>
+              <w:right w:val="single" w:sz="6" w:space="0" w:color="BFBFBF"/>
+            </w:tcBorders>
+            <w:tcMar>
+              <w:top w:w="75" w:type="dxa"/>
+              <w:left w:w="150" w:type="dxa"/>
+              <w:bottom w:w="75" w:type="dxa"/>
+              <w:right w:w="150" w:type="dxa"/>
+            </w:tcMar>
+          </w:tcPr>
+          <w:p>
+            <w:pPr/>
+            <w:r>
+              <w:t>稳健马氏</w:t>
+            </w:r>
+          </w:p>
+        </w:tc>
+        <w:tc>
+          <w:tcPr>
+            <w:tcBorders>
+              <w:top w:val="single" w:sz="6" w:space="0" w:color="BFBFBF"/>
+              <w:left w:val="single" w:sz="6" w:space="0" w:color="BFBFBF"/>
+              <w:bottom w:val="single" w:sz="6" w:space="0" w:color="BFBFBF"/>
+              <w:right w:val="single" w:sz="6" w:space="0" w:color="BFBFBF"/>
+            </w:tcBorders>
+            <w:tcMar>
+              <w:top w:w="75" w:type="dxa"/>
+              <w:left w:w="150" w:type="dxa"/>
+              <w:bottom w:w="75" w:type="dxa"/>
+              <w:right w:w="150" w:type="dxa"/>
+            </w:tcMar>
+          </w:tcPr>
+          <w:p>
+            <w:pPr/>
+            <w:r>
+              <w:t>1</w:t>
+            </w:r>
+          </w:p>
+        </w:tc>
+        <w:tc>
+          <w:tcPr>
+            <w:tcBorders>
+              <w:top w:val="single" w:sz="6" w:space="0" w:color="BFBFBF"/>
+              <w:left w:val="single" w:sz="6" w:space="0" w:color="BFBFBF"/>
+              <w:bottom w:val="single" w:sz="6" w:space="0" w:color="BFBFBF"/>
+              <w:right w:val="single" w:sz="6" w:space="0" w:color="BFBFBF"/>
+            </w:tcBorders>
+            <w:tcMar>
+              <w:top w:w="75" w:type="dxa"/>
+              <w:left w:w="150" w:type="dxa"/>
+              <w:bottom w:w="75" w:type="dxa"/>
+              <w:right w:w="150" w:type="dxa"/>
+            </w:tcMar>
+          </w:tcPr>
+          <w:p>
+            <w:pPr/>
+            <w:r>
+              <w:t>0.2340</w:t>
+            </w:r>
+          </w:p>
+        </w:tc>
+        <w:tc>
+          <w:tcPr>
+            <w:tcBorders>
+              <w:top w:val="single" w:sz="6" w:space="0" w:color="BFBFBF"/>
+              <w:left w:val="single" w:sz="6" w:space="0" w:color="BFBFBF"/>
+              <w:bottom w:val="single" w:sz="6" w:space="0" w:color="BFBFBF"/>
+              <w:right w:val="single" w:sz="6" w:space="0" w:color="BFBFBF"/>
+            </w:tcBorders>
+            <w:tcMar>
+              <w:top w:w="75" w:type="dxa"/>
+              <w:left w:w="150" w:type="dxa"/>
+              <w:bottom w:w="75" w:type="dxa"/>
+              <w:right w:w="150" w:type="dxa"/>
+            </w:tcMar>
+          </w:tcPr>
+          <w:p>
+            <w:pPr/>
+            <w:r>
+              <w:t>15.653</w:t>
+            </w:r>
+          </w:p>
+        </w:tc>
+        <w:tc>
+          <w:tcPr>
+            <w:tcBorders>
+              <w:top w:val="single" w:sz="6" w:space="0" w:color="BFBFBF"/>
+              <w:left w:val="single" w:sz="6" w:space="0" w:color="BFBFBF"/>
+              <w:bottom w:val="single" w:sz="6" w:space="0" w:color="BFBFBF"/>
+              <w:right w:val="single" w:sz="6" w:space="0" w:color="BFBFBF"/>
+            </w:tcBorders>
+            <w:tcMar>
+              <w:top w:w="75" w:type="dxa"/>
+              <w:left w:w="150" w:type="dxa"/>
+              <w:bottom w:w="75" w:type="dxa"/>
+              <w:right w:w="150" w:type="dxa"/>
+            </w:tcMar>
+          </w:tcPr>
+          <w:p>
+            <w:pPr/>
+            <w:r>
+              <w:t>375.7</w:t>
+            </w:r>
+          </w:p>
+        </w:tc>
+        <w:tc>
+          <w:tcPr>
+            <w:tcBorders>
+              <w:top w:val="single" w:sz="6" w:space="0" w:color="BFBFBF"/>
+              <w:left w:val="single" w:sz="6" w:space="0" w:color="BFBFBF"/>
+              <w:bottom w:val="single" w:sz="6" w:space="0" w:color="BFBFBF"/>
+              <w:right w:val="single" w:sz="6" w:space="0" w:color="BFBFBF"/>
+            </w:tcBorders>
+            <w:tcMar>
+              <w:top w:w="75" w:type="dxa"/>
+              <w:left w:w="150" w:type="dxa"/>
+              <w:bottom w:w="75" w:type="dxa"/>
+              <w:right w:w="150" w:type="dxa"/>
+            </w:tcMar>
+          </w:tcPr>
+          <w:p>
+            <w:pPr/>
+            <w:r>
+              <w:t>37.57</w:t>
+            </w:r>
+          </w:p>
+        </w:tc>
+      </w:tr>
+      <w:tr>
+        <w:trPr>
+          <w:trHeight w:val="450" w:hRule="atLeast"/>
+          <w:tblHeader w:val="0"/>
+        </w:trPr>
+        <w:tc>
+          <w:tcPr>
+            <w:tcBorders>
+              <w:top w:val="single" w:sz="6" w:space="0" w:color="BFBFBF"/>
+              <w:left w:val="single" w:sz="6" w:space="0" w:color="BFBFBF"/>
+              <w:bottom w:val="single" w:sz="6" w:space="0" w:color="BFBFBF"/>
+              <w:right w:val="single" w:sz="6" w:space="0" w:color="BFBFBF"/>
+            </w:tcBorders>
+            <w:tcMar>
+              <w:top w:w="75" w:type="dxa"/>
+              <w:left w:w="150" w:type="dxa"/>
+              <w:bottom w:w="75" w:type="dxa"/>
+              <w:right w:w="150" w:type="dxa"/>
+            </w:tcMar>
+          </w:tcPr>
+          <w:p>
+            <w:pPr/>
+            <w:r>
+              <w:t>无监督 kNN</w:t>
+            </w:r>
+          </w:p>
+        </w:tc>
+        <w:tc>
+          <w:tcPr>
+            <w:tcBorders>
+              <w:top w:val="single" w:sz="6" w:space="0" w:color="BFBFBF"/>
+              <w:left w:val="single" w:sz="6" w:space="0" w:color="BFBFBF"/>
+              <w:bottom w:val="single" w:sz="6" w:space="0" w:color="BFBFBF"/>
+              <w:right w:val="single" w:sz="6" w:space="0" w:color="BFBFBF"/>
+            </w:tcBorders>
+            <w:tcMar>
+              <w:top w:w="75" w:type="dxa"/>
+              <w:left w:w="150" w:type="dxa"/>
+              <w:bottom w:w="75" w:type="dxa"/>
+              <w:right w:w="150" w:type="dxa"/>
+            </w:tcMar>
+          </w:tcPr>
+          <w:p>
+            <w:pPr/>
+            <w:r>
+              <w:t>1</w:t>
+            </w:r>
+          </w:p>
+        </w:tc>
+        <w:tc>
+          <w:tcPr>
+            <w:tcBorders>
+              <w:top w:val="single" w:sz="6" w:space="0" w:color="BFBFBF"/>
+              <w:left w:val="single" w:sz="6" w:space="0" w:color="BFBFBF"/>
+              <w:bottom w:val="single" w:sz="6" w:space="0" w:color="BFBFBF"/>
+              <w:right w:val="single" w:sz="6" w:space="0" w:color="BFBFBF"/>
+            </w:tcBorders>
+            <w:tcMar>
+              <w:top w:w="75" w:type="dxa"/>
+              <w:left w:w="150" w:type="dxa"/>
+              <w:bottom w:w="75" w:type="dxa"/>
+              <w:right w:w="150" w:type="dxa"/>
+            </w:tcMar>
+          </w:tcPr>
+          <w:p>
+            <w:pPr/>
+            <w:r>
+              <w:t>0.2340</w:t>
+            </w:r>
+          </w:p>
+        </w:tc>
+        <w:tc>
+          <w:tcPr>
+            <w:tcBorders>
+              <w:top w:val="single" w:sz="6" w:space="0" w:color="BFBFBF"/>
+              <w:left w:val="single" w:sz="6" w:space="0" w:color="BFBFBF"/>
+              <w:bottom w:val="single" w:sz="6" w:space="0" w:color="BFBFBF"/>
+              <w:right w:val="single" w:sz="6" w:space="0" w:color="BFBFBF"/>
+            </w:tcBorders>
+            <w:tcMar>
+              <w:top w:w="75" w:type="dxa"/>
+              <w:left w:w="150" w:type="dxa"/>
+              <w:bottom w:w="75" w:type="dxa"/>
+              <w:right w:w="150" w:type="dxa"/>
+            </w:tcMar>
+          </w:tcPr>
+          <w:p>
+            <w:pPr/>
+            <w:r>
+              <w:t>10.204</w:t>
+            </w:r>
+          </w:p>
+        </w:tc>
+        <w:tc>
+          <w:tcPr>
+            <w:tcBorders>
+              <w:top w:val="single" w:sz="6" w:space="0" w:color="BFBFBF"/>
+              <w:left w:val="single" w:sz="6" w:space="0" w:color="BFBFBF"/>
+              <w:bottom w:val="single" w:sz="6" w:space="0" w:color="BFBFBF"/>
+              <w:right w:val="single" w:sz="6" w:space="0" w:color="BFBFBF"/>
+            </w:tcBorders>
+            <w:tcMar>
+              <w:top w:w="75" w:type="dxa"/>
+              <w:left w:w="150" w:type="dxa"/>
+              <w:bottom w:w="75" w:type="dxa"/>
+              <w:right w:w="150" w:type="dxa"/>
+            </w:tcMar>
+          </w:tcPr>
+          <w:p>
+            <w:pPr/>
+            <w:r>
+              <w:t>244.9</w:t>
+            </w:r>
+          </w:p>
+        </w:tc>
+        <w:tc>
+          <w:tcPr>
+            <w:tcBorders>
+              <w:top w:val="single" w:sz="6" w:space="0" w:color="BFBFBF"/>
+              <w:left w:val="single" w:sz="6" w:space="0" w:color="BFBFBF"/>
+              <w:bottom w:val="single" w:sz="6" w:space="0" w:color="BFBFBF"/>
+              <w:right w:val="single" w:sz="6" w:space="0" w:color="BFBFBF"/>
+            </w:tcBorders>
+            <w:tcMar>
+              <w:top w:w="75" w:type="dxa"/>
+              <w:left w:w="150" w:type="dxa"/>
+              <w:bottom w:w="75" w:type="dxa"/>
+              <w:right w:w="150" w:type="dxa"/>
+            </w:tcMar>
+          </w:tcPr>
+          <w:p>
+            <w:pPr/>
+            <w:r>
+              <w:t>24.49</w:t>
+            </w:r>
+          </w:p>
+        </w:tc>
+      </w:tr>
+      <w:tr>
+        <w:trPr>
+          <w:trHeight w:val="450" w:hRule="atLeast"/>
+          <w:tblHeader w:val="0"/>
+        </w:trPr>
+        <w:tc>
+          <w:tcPr>
+            <w:tcBorders>
+              <w:top w:val="single" w:sz="6" w:space="0" w:color="BFBFBF"/>
+              <w:left w:val="single" w:sz="6" w:space="0" w:color="BFBFBF"/>
+              <w:bottom w:val="single" w:sz="6" w:space="0" w:color="BFBFBF"/>
+              <w:right w:val="single" w:sz="6" w:space="0" w:color="BFBFBF"/>
+            </w:tcBorders>
+            <w:tcMar>
+              <w:top w:w="75" w:type="dxa"/>
+              <w:left w:w="150" w:type="dxa"/>
+              <w:bottom w:w="75" w:type="dxa"/>
+              <w:right w:w="150" w:type="dxa"/>
+            </w:tcMar>
+          </w:tcPr>
+          <w:p>
+            <w:pPr/>
+            <w:r>
+              <w:t>深度+马氏融合</w:t>
+            </w:r>
+          </w:p>
+        </w:tc>
+        <w:tc>
+          <w:tcPr>
+            <w:tcBorders>
+              <w:top w:val="single" w:sz="6" w:space="0" w:color="BFBFBF"/>
+              <w:left w:val="single" w:sz="6" w:space="0" w:color="BFBFBF"/>
+              <w:bottom w:val="single" w:sz="6" w:space="0" w:color="BFBFBF"/>
+              <w:right w:val="single" w:sz="6" w:space="0" w:color="BFBFBF"/>
+            </w:tcBorders>
+            <w:tcMar>
+              <w:top w:w="75" w:type="dxa"/>
+              <w:left w:w="150" w:type="dxa"/>
+              <w:bottom w:w="75" w:type="dxa"/>
+              <w:right w:w="150" w:type="dxa"/>
+            </w:tcMar>
+          </w:tcPr>
+          <w:p>
+            <w:pPr/>
+            <w:r>
+              <w:t>2</w:t>
+            </w:r>
+          </w:p>
+        </w:tc>
+        <w:tc>
+          <w:tcPr>
+            <w:tcBorders>
+              <w:top w:val="single" w:sz="6" w:space="0" w:color="BFBFBF"/>
+              <w:left w:val="single" w:sz="6" w:space="0" w:color="BFBFBF"/>
+              <w:bottom w:val="single" w:sz="6" w:space="0" w:color="BFBFBF"/>
+              <w:right w:val="single" w:sz="6" w:space="0" w:color="BFBFBF"/>
+            </w:tcBorders>
+            <w:tcMar>
+              <w:top w:w="75" w:type="dxa"/>
+              <w:left w:w="150" w:type="dxa"/>
+              <w:bottom w:w="75" w:type="dxa"/>
+              <w:right w:w="150" w:type="dxa"/>
+            </w:tcMar>
+          </w:tcPr>
+          <w:p>
+            <w:pPr/>
+            <w:r>
+              <w:t>0.1489</w:t>
+            </w:r>
+          </w:p>
+        </w:tc>
+        <w:tc>
+          <w:tcPr>
+            <w:tcBorders>
+              <w:top w:val="single" w:sz="6" w:space="0" w:color="BFBFBF"/>
+              <w:left w:val="single" w:sz="6" w:space="0" w:color="BFBFBF"/>
+              <w:bottom w:val="single" w:sz="6" w:space="0" w:color="BFBFBF"/>
+              <w:right w:val="single" w:sz="6" w:space="0" w:color="BFBFBF"/>
+            </w:tcBorders>
+            <w:tcMar>
+              <w:top w:w="75" w:type="dxa"/>
+              <w:left w:w="150" w:type="dxa"/>
+              <w:bottom w:w="75" w:type="dxa"/>
+              <w:right w:w="150" w:type="dxa"/>
+            </w:tcMar>
+          </w:tcPr>
+          <w:p>
+            <w:pPr/>
+            <w:r>
+              <w:t>0.241</w:t>
+            </w:r>
+          </w:p>
+        </w:tc>
+        <w:tc>
+          <w:tcPr>
+            <w:tcBorders>
+              <w:top w:val="single" w:sz="6" w:space="0" w:color="BFBFBF"/>
+              <w:left w:val="single" w:sz="6" w:space="0" w:color="BFBFBF"/>
+              <w:bottom w:val="single" w:sz="6" w:space="0" w:color="BFBFBF"/>
+              <w:right w:val="single" w:sz="6" w:space="0" w:color="BFBFBF"/>
+            </w:tcBorders>
+            <w:tcMar>
+              <w:top w:w="75" w:type="dxa"/>
+              <w:left w:w="150" w:type="dxa"/>
+              <w:bottom w:w="75" w:type="dxa"/>
+              <w:right w:w="150" w:type="dxa"/>
+            </w:tcMar>
+          </w:tcPr>
+          <w:p>
+            <w:pPr/>
+            <w:r>
+              <w:t>5.8</w:t>
+            </w:r>
+          </w:p>
+        </w:tc>
+        <w:tc>
+          <w:tcPr>
+            <w:tcBorders>
+              <w:top w:val="single" w:sz="6" w:space="0" w:color="BFBFBF"/>
+              <w:left w:val="single" w:sz="6" w:space="0" w:color="BFBFBF"/>
+              <w:bottom w:val="single" w:sz="6" w:space="0" w:color="BFBFBF"/>
+              <w:right w:val="single" w:sz="6" w:space="0" w:color="BFBFBF"/>
+            </w:tcBorders>
+            <w:tcMar>
+              <w:top w:w="75" w:type="dxa"/>
+              <w:left w:w="150" w:type="dxa"/>
+              <w:bottom w:w="75" w:type="dxa"/>
+              <w:right w:w="150" w:type="dxa"/>
+            </w:tcMar>
+          </w:tcPr>
+          <w:p>
+            <w:pPr/>
+            <w:r>
+              <w:t>0.58</w:t>
+            </w:r>
+          </w:p>
+        </w:tc>
+      </w:tr>
+      <w:tr>
+        <w:trPr>
+          <w:trHeight w:val="450" w:hRule="atLeast"/>
+          <w:tblHeader w:val="0"/>
+        </w:trPr>
+        <w:tc>
+          <w:tcPr>
+            <w:tcBorders>
+              <w:top w:val="single" w:sz="6" w:space="0" w:color="BFBFBF"/>
+              <w:left w:val="single" w:sz="6" w:space="0" w:color="BFBFBF"/>
+              <w:bottom w:val="single" w:sz="6" w:space="0" w:color="BFBFBF"/>
+              <w:right w:val="single" w:sz="6" w:space="0" w:color="BFBFBF"/>
+            </w:tcBorders>
+            <w:tcMar>
+              <w:top w:w="75" w:type="dxa"/>
+              <w:left w:w="150" w:type="dxa"/>
+              <w:bottom w:w="75" w:type="dxa"/>
+              <w:right w:w="150" w:type="dxa"/>
+            </w:tcMar>
+          </w:tcPr>
+          <w:p>
+            <w:pPr/>
+            <w:r>
+              <w:t>无监督 kNN</w:t>
+            </w:r>
+          </w:p>
+        </w:tc>
+        <w:tc>
+          <w:tcPr>
+            <w:tcBorders>
+              <w:top w:val="single" w:sz="6" w:space="0" w:color="BFBFBF"/>
+              <w:left w:val="single" w:sz="6" w:space="0" w:color="BFBFBF"/>
+              <w:bottom w:val="single" w:sz="6" w:space="0" w:color="BFBFBF"/>
+              <w:right w:val="single" w:sz="6" w:space="0" w:color="BFBFBF"/>
+            </w:tcBorders>
+            <w:tcMar>
+              <w:top w:w="75" w:type="dxa"/>
+              <w:left w:w="150" w:type="dxa"/>
+              <w:bottom w:w="75" w:type="dxa"/>
+              <w:right w:w="150" w:type="dxa"/>
+            </w:tcMar>
+          </w:tcPr>
+          <w:p>
+            <w:pPr/>
+            <w:r>
+              <w:t>2</w:t>
+            </w:r>
+          </w:p>
+        </w:tc>
+        <w:tc>
+          <w:tcPr>
+            <w:tcBorders>
+              <w:top w:val="single" w:sz="6" w:space="0" w:color="BFBFBF"/>
+              <w:left w:val="single" w:sz="6" w:space="0" w:color="BFBFBF"/>
+              <w:bottom w:val="single" w:sz="6" w:space="0" w:color="BFBFBF"/>
+              <w:right w:val="single" w:sz="6" w:space="0" w:color="BFBFBF"/>
+            </w:tcBorders>
+            <w:tcMar>
+              <w:top w:w="75" w:type="dxa"/>
+              <w:left w:w="150" w:type="dxa"/>
+              <w:bottom w:w="75" w:type="dxa"/>
+              <w:right w:w="150" w:type="dxa"/>
+            </w:tcMar>
+          </w:tcPr>
+          <w:p>
+            <w:pPr/>
+            <w:r>
+              <w:t>0.0851</w:t>
+            </w:r>
+          </w:p>
+        </w:tc>
+        <w:tc>
+          <w:tcPr>
+            <w:tcBorders>
+              <w:top w:val="single" w:sz="6" w:space="0" w:color="BFBFBF"/>
+              <w:left w:val="single" w:sz="6" w:space="0" w:color="BFBFBF"/>
+              <w:bottom w:val="single" w:sz="6" w:space="0" w:color="BFBFBF"/>
+              <w:right w:val="single" w:sz="6" w:space="0" w:color="BFBFBF"/>
+            </w:tcBorders>
+            <w:tcMar>
+              <w:top w:w="75" w:type="dxa"/>
+              <w:left w:w="150" w:type="dxa"/>
+              <w:bottom w:w="75" w:type="dxa"/>
+              <w:right w:w="150" w:type="dxa"/>
+            </w:tcMar>
+          </w:tcPr>
+          <w:p>
+            <w:pPr/>
+            <w:r>
+              <w:t>0.572</w:t>
+            </w:r>
+          </w:p>
+        </w:tc>
+        <w:tc>
+          <w:tcPr>
+            <w:tcBorders>
+              <w:top w:val="single" w:sz="6" w:space="0" w:color="BFBFBF"/>
+              <w:left w:val="single" w:sz="6" w:space="0" w:color="BFBFBF"/>
+              <w:bottom w:val="single" w:sz="6" w:space="0" w:color="BFBFBF"/>
+              <w:right w:val="single" w:sz="6" w:space="0" w:color="BFBFBF"/>
+            </w:tcBorders>
+            <w:tcMar>
+              <w:top w:w="75" w:type="dxa"/>
+              <w:left w:w="150" w:type="dxa"/>
+              <w:bottom w:w="75" w:type="dxa"/>
+              <w:right w:w="150" w:type="dxa"/>
+            </w:tcMar>
+          </w:tcPr>
+          <w:p>
+            <w:pPr/>
+            <w:r>
+              <w:t>13.7</w:t>
+            </w:r>
+          </w:p>
+        </w:tc>
+        <w:tc>
+          <w:tcPr>
+            <w:tcBorders>
+              <w:top w:val="single" w:sz="6" w:space="0" w:color="BFBFBF"/>
+              <w:left w:val="single" w:sz="6" w:space="0" w:color="BFBFBF"/>
+              <w:bottom w:val="single" w:sz="6" w:space="0" w:color="BFBFBF"/>
+              <w:right w:val="single" w:sz="6" w:space="0" w:color="BFBFBF"/>
+            </w:tcBorders>
+            <w:tcMar>
+              <w:top w:w="75" w:type="dxa"/>
+              <w:left w:w="150" w:type="dxa"/>
+              <w:bottom w:w="75" w:type="dxa"/>
+              <w:right w:w="150" w:type="dxa"/>
+            </w:tcMar>
+          </w:tcPr>
+          <w:p>
+            <w:pPr/>
+            <w:r>
+              <w:t>1.37</w:t>
+            </w:r>
+          </w:p>
+        </w:tc>
+      </w:tr>
+    </w:tbl>
+    <w:p>
+      <w:r>
+        <w:t>（数据：CSE-CIC-IDS2018，评估时长 33.22 小时，1% 误报预算。）</w:t>
+      </w:r>
+    </w:p>
+    <w:p>
+      <w:r>
+        <w:t>结论：真实数据上 N=1 的误报代价高达 24~38 人工小时/天（相当于 3~5 个全职人力，不具备上线条件）； 加上"连续确认 2 个窗口"后降到 0.36~1.37 人工小时/天（可承受），代价是片段召回由 23%~46% 降到 9%~15%。 这就是"连续确认"机制在真实数据上的量化价值，也是"必须按误报预算选择工作点"的硬证据。</w:t>
+      </w:r>
+    </w:p>
+    <w:p>
+      <w:r>
+        <w:t>⚠️ 时间跨度可信度（必须与上表一起读）</w:t>
+      </w:r>
+    </w:p>
+    <w:p>
+      <w:r>
+        <w:t>公开数据集的时间戳跨度常被数据集构造拉长：CIC-IDS2017 约 1,476 小时、inSDN 约 6,733 小时， 而真实抓包通常只有几小时到几天。本工程对此设了显式门槛（跨度 &gt; 168 小时即判定时间戳不可信）， 超过门槛时不做换算并标注 time_span_reliable=false —— 因为此时"误报/小时"的分母虚大、 检测时延失去物理意义。上表所用 CSE-CIC-IDS2018（33.22 小时）在门槛之内，其换算可信； CIC-IDS2017 与 inSDN 的在线结果只可用于数据集内横向比较（哪个臂强、N 取多少合适）， 不可与合成测试流上按真实回放时长折算的误报率、检测时延直接对比。</w:t>
       </w:r>
     </w:p>
     <w:p>

--- a/competition/技术报告.docx
+++ b/competition/技术报告.docx
@@ -17,6 +17,7 @@
         <w:t>SDN 异常流量检测：可复现开源工程</w:t>
       </w:r>
     </w:p>
+    <w:p/>
     <w:p>
       <w:pPr>
         <w:rPr>
@@ -8141,7 +8142,7 @@
           <w:p>
             <w:pPr/>
             <w:r>
-              <w:t>130 项交付验收自检（schema 一致性、物理自洽性、类别覆盖、在线接口实调等）+ 10 项单元测试 + 28 项 Ryu 适配层行为测试 + 9 项 bPLO/PSO 算法自检 + 12 项 OF1.3 编解码自检</w:t>
+              <w:t>130 项交付验收自检（schema 一致性、物理自洽性、类别覆盖、在线接口实调等）+ 17 项单元测试 + 28 项 Ryu 适配层行为测试 + 9 项 bPLO/PSO 算法自检 + 12 项 OF1.3 编解码自检</w:t>
             </w:r>
           </w:p>
         </w:tc>
@@ -25654,7 +25655,7 @@
     </w:p>
     <w:p>
       <w:r>
-        <w:t>• 测试用例：130 项交付验收自检 + 10 项单元测试 + 28 项 Ryu 适配层行为测试 + CI 工作流（.github/workflows/ci.yml）</w:t>
+        <w:t>• 测试用例：130 项交付验收自检 + 17 项单元测试 + 28 项 Ryu 适配层行为测试 + CI 工作流（.github/workflows/ci.yml）</w:t>
       </w:r>
     </w:p>
     <w:p>
@@ -31948,7 +31949,7 @@
     </w:p>
     <w:p>
       <w:r>
-        <w:t>本作品把一份不可复现、评估口径有误的研究型 demo，重构为一个可复现、可演示、可复用的开源工程： 以滑动窗口 + CNN/BiLSTM 双分支 + 多任务双头为核心模型，配套自研流量生成器、三套评估口径、 12 类图表与离线演示大屏，并完成 130 项交付自检（含 10 项单元测试 + 28 项 Ryu 适配层行为测试）。 在自研难度可控数据集上取得宏平均 F1 0.9940 ± 0.0011、攻击片段召回 100%、 平均告警时延 18.4 ms、误报 0.55 次/小时（且给出 0~11 次/小时的完整工作点表供运维选择）； 在此之上通过窗口长度消融给出了可直接用于部署的结论（窗口加长可再把误报降低 88%）， 并在真实公开数据集上验证了流水线的端到端可用性，主动诊断并披露了该数据集 85% 的近似重复问题。</w:t>
+        <w:t>本作品把一份不可复现、评估口径有误的研究型 demo，重构为一个可复现、可演示、可复用的开源工程： 以滑动窗口 + CNN/BiLSTM 双分支 + 多任务双头为核心模型，配套自研流量生成器、三套评估口径、 12 类图表与离线演示大屏，并完成 130 项交付自检（含 17 项单元测试 + 28 项 Ryu 适配层行为测试）。 在自研难度可控数据集上取得宏平均 F1 0.9940 ± 0.0011、攻击片段召回 100%、 平均告警时延 18.4 ms、误报 0.55 次/小时（且给出 0~11 次/小时的完整工作点表供运维选择）； 在此之上通过窗口长度消融给出了可直接用于部署的结论（窗口加长可再把误报降低 88%）， 并在真实公开数据集上验证了流水线的端到端可用性，主动诊断并披露了该数据集 85% 的近似重复问题。</w:t>
       </w:r>
     </w:p>
     <w:p>
@@ -35286,6 +35287,363 @@
     <w:p>
       <w:r>
         <w:t>公开数据集的时间戳跨度常被数据集构造拉长：CIC-IDS2017 约 1,476 小时、inSDN 约 6,733 小时， 而真实抓包通常只有几小时到几天。本工程对此设了显式门槛（跨度 &gt; 168 小时即判定时间戳不可信）， 超过门槛时不做换算并标注 time_span_reliable=false —— 因为此时"误报/小时"的分母虚大、 检测时延失去物理意义。上表所用 CSE-CIC-IDS2018（33.22 小时）在门槛之内，其换算可信； CIC-IDS2017 与 inSDN 的在线结果只可用于数据集内横向比较（哪个臂强、N 取多少合适）， 不可与合成测试流上按真实回放时长折算的误报率、检测时延直接对比。</w:t>
+      </w:r>
+    </w:p>
+    <w:p>
+      <w:pPr>
+        <w:rPr>
+          <w:sz w:val="28"/>
+          <w:b/>
+        </w:rPr>
+      </w:pPr>
+      <w:r>
+        <w:rPr>
+          <w:sz w:val="28"/>
+          <w:b/>
+        </w:rPr>
+        <w:t>9.7 未知攻击与漏报的处置闭环（本作品新增）</w:t>
+      </w:r>
+    </w:p>
+    <w:p>
+      <w:r>
+        <w:t>上面的指标回答"报得准不准"，这一节回答评委更关心的另一半问题：报出来之后怎么办、没报出来怎么办。</w:t>
+      </w:r>
+    </w:p>
+    <w:p>
+      <w:r>
+        <w:t>（1）三类判定，各有各的动作。 系统把每个窗口分成三态，而不是"攻击/正常"两态：</w:t>
+      </w:r>
+    </w:p>
+    <w:tbl>
+      <w:tblPr>
+        <w:tblW w:w="9000" w:type="dxa"/>
+        <w:jc w:val="left"/>
+      </w:tblPr>
+      <w:tblGrid>
+        <w:gridCol w:w="690"/>
+        <w:gridCol w:w="2550"/>
+        <w:gridCol w:w="5760"/>
+      </w:tblGrid>
+      <w:tr>
+        <w:trPr>
+          <w:trHeight w:val="450" w:hRule="atLeast"/>
+          <w:tblHeader/>
+        </w:trPr>
+        <w:tc>
+          <w:tcPr>
+            <w:tcBorders>
+              <w:top w:val="single" w:sz="6" w:space="0" w:color="BFBFBF"/>
+              <w:left w:val="single" w:sz="6" w:space="0" w:color="BFBFBF"/>
+              <w:bottom w:val="single" w:sz="6" w:space="0" w:color="BFBFBF"/>
+              <w:right w:val="single" w:sz="6" w:space="0" w:color="BFBFBF"/>
+            </w:tcBorders>
+            <w:shd w:val="clear" w:color="auto" w:fill="EFEFEF"/>
+            <w:tcMar>
+              <w:top w:w="75" w:type="dxa"/>
+              <w:left w:w="150" w:type="dxa"/>
+              <w:bottom w:w="75" w:type="dxa"/>
+              <w:right w:w="150" w:type="dxa"/>
+            </w:tcMar>
+          </w:tcPr>
+          <w:p>
+            <w:pPr/>
+            <w:r>
+              <w:t>状态</w:t>
+            </w:r>
+          </w:p>
+        </w:tc>
+        <w:tc>
+          <w:tcPr>
+            <w:tcBorders>
+              <w:top w:val="single" w:sz="6" w:space="0" w:color="BFBFBF"/>
+              <w:left w:val="single" w:sz="6" w:space="0" w:color="BFBFBF"/>
+              <w:bottom w:val="single" w:sz="6" w:space="0" w:color="BFBFBF"/>
+              <w:right w:val="single" w:sz="6" w:space="0" w:color="BFBFBF"/>
+            </w:tcBorders>
+            <w:shd w:val="clear" w:color="auto" w:fill="EFEFEF"/>
+            <w:tcMar>
+              <w:top w:w="75" w:type="dxa"/>
+              <w:left w:w="150" w:type="dxa"/>
+              <w:bottom w:w="75" w:type="dxa"/>
+              <w:right w:w="150" w:type="dxa"/>
+            </w:tcMar>
+          </w:tcPr>
+          <w:p>
+            <w:pPr/>
+            <w:r>
+              <w:t>触发</w:t>
+            </w:r>
+          </w:p>
+        </w:tc>
+        <w:tc>
+          <w:tcPr>
+            <w:tcBorders>
+              <w:top w:val="single" w:sz="6" w:space="0" w:color="BFBFBF"/>
+              <w:left w:val="single" w:sz="6" w:space="0" w:color="BFBFBF"/>
+              <w:bottom w:val="single" w:sz="6" w:space="0" w:color="BFBFBF"/>
+              <w:right w:val="single" w:sz="6" w:space="0" w:color="BFBFBF"/>
+            </w:tcBorders>
+            <w:shd w:val="clear" w:color="auto" w:fill="EFEFEF"/>
+            <w:tcMar>
+              <w:top w:w="75" w:type="dxa"/>
+              <w:left w:w="150" w:type="dxa"/>
+              <w:bottom w:w="75" w:type="dxa"/>
+              <w:right w:w="150" w:type="dxa"/>
+            </w:tcMar>
+          </w:tcPr>
+          <w:p>
+            <w:pPr/>
+            <w:r>
+              <w:t>动作</w:t>
+            </w:r>
+          </w:p>
+        </w:tc>
+      </w:tr>
+      <w:tr>
+        <w:trPr>
+          <w:trHeight w:val="450" w:hRule="atLeast"/>
+          <w:tblHeader w:val="0"/>
+        </w:trPr>
+        <w:tc>
+          <w:tcPr>
+            <w:tcBorders>
+              <w:top w:val="single" w:sz="6" w:space="0" w:color="BFBFBF"/>
+              <w:left w:val="single" w:sz="6" w:space="0" w:color="BFBFBF"/>
+              <w:bottom w:val="single" w:sz="6" w:space="0" w:color="BFBFBF"/>
+              <w:right w:val="single" w:sz="6" w:space="0" w:color="BFBFBF"/>
+            </w:tcBorders>
+            <w:tcMar>
+              <w:top w:w="75" w:type="dxa"/>
+              <w:left w:w="150" w:type="dxa"/>
+              <w:bottom w:w="75" w:type="dxa"/>
+              <w:right w:w="150" w:type="dxa"/>
+            </w:tcMar>
+          </w:tcPr>
+          <w:p>
+            <w:pPr/>
+            <w:r>
+              <w:t>已知攻击</w:t>
+            </w:r>
+          </w:p>
+        </w:tc>
+        <w:tc>
+          <w:tcPr>
+            <w:tcBorders>
+              <w:top w:val="single" w:sz="6" w:space="0" w:color="BFBFBF"/>
+              <w:left w:val="single" w:sz="6" w:space="0" w:color="BFBFBF"/>
+              <w:bottom w:val="single" w:sz="6" w:space="0" w:color="BFBFBF"/>
+              <w:right w:val="single" w:sz="6" w:space="0" w:color="BFBFBF"/>
+            </w:tcBorders>
+            <w:tcMar>
+              <w:top w:w="75" w:type="dxa"/>
+              <w:left w:w="150" w:type="dxa"/>
+              <w:bottom w:w="75" w:type="dxa"/>
+              <w:right w:w="150" w:type="dxa"/>
+            </w:tcMar>
+          </w:tcPr>
+          <w:p>
+            <w:pPr/>
+            <w:r>
+              <w:t>攻击概率 ≥ 阈值且连续确认 N 个窗口</w:t>
+            </w:r>
+          </w:p>
+        </w:tc>
+        <w:tc>
+          <w:tcPr>
+            <w:tcBorders>
+              <w:top w:val="single" w:sz="6" w:space="0" w:color="BFBFBF"/>
+              <w:left w:val="single" w:sz="6" w:space="0" w:color="BFBFBF"/>
+              <w:bottom w:val="single" w:sz="6" w:space="0" w:color="BFBFBF"/>
+              <w:right w:val="single" w:sz="6" w:space="0" w:color="BFBFBF"/>
+            </w:tcBorders>
+            <w:tcMar>
+              <w:top w:w="75" w:type="dxa"/>
+              <w:left w:w="150" w:type="dxa"/>
+              <w:bottom w:w="75" w:type="dxa"/>
+              <w:right w:w="150" w:type="dxa"/>
+            </w:tcMar>
+          </w:tcPr>
+          <w:p>
+            <w:pPr/>
+            <w:r>
+              <w:t>按攻击类型走动作矩阵（洪泛类阻断、爆破/Web 类限速、C2 类先观察取证）</w:t>
+            </w:r>
+          </w:p>
+        </w:tc>
+      </w:tr>
+      <w:tr>
+        <w:trPr>
+          <w:trHeight w:val="450" w:hRule="atLeast"/>
+          <w:tblHeader w:val="0"/>
+        </w:trPr>
+        <w:tc>
+          <w:tcPr>
+            <w:tcBorders>
+              <w:top w:val="single" w:sz="6" w:space="0" w:color="BFBFBF"/>
+              <w:left w:val="single" w:sz="6" w:space="0" w:color="BFBFBF"/>
+              <w:bottom w:val="single" w:sz="6" w:space="0" w:color="BFBFBF"/>
+              <w:right w:val="single" w:sz="6" w:space="0" w:color="BFBFBF"/>
+            </w:tcBorders>
+            <w:tcMar>
+              <w:top w:w="75" w:type="dxa"/>
+              <w:left w:w="150" w:type="dxa"/>
+              <w:bottom w:w="75" w:type="dxa"/>
+              <w:right w:w="150" w:type="dxa"/>
+            </w:tcMar>
+          </w:tcPr>
+          <w:p>
+            <w:pPr/>
+            <w:r>
+              <w:t>未知形态</w:t>
+            </w:r>
+          </w:p>
+        </w:tc>
+        <w:tc>
+          <w:tcPr>
+            <w:tcBorders>
+              <w:top w:val="single" w:sz="6" w:space="0" w:color="BFBFBF"/>
+              <w:left w:val="single" w:sz="6" w:space="0" w:color="BFBFBF"/>
+              <w:bottom w:val="single" w:sz="6" w:space="0" w:color="BFBFBF"/>
+              <w:right w:val="single" w:sz="6" w:space="0" w:color="BFBFBF"/>
+            </w:tcBorders>
+            <w:tcMar>
+              <w:top w:w="75" w:type="dxa"/>
+              <w:left w:w="150" w:type="dxa"/>
+              <w:bottom w:w="75" w:type="dxa"/>
+              <w:right w:w="150" w:type="dxa"/>
+            </w:tcMar>
+          </w:tcPr>
+          <w:p>
+            <w:pPr/>
+            <w:r>
+              <w:t>新颖性分数（熵）越过 unknown_threshold</w:t>
+            </w:r>
+          </w:p>
+        </w:tc>
+        <w:tc>
+          <w:tcPr>
+            <w:tcBorders>
+              <w:top w:val="single" w:sz="6" w:space="0" w:color="BFBFBF"/>
+              <w:left w:val="single" w:sz="6" w:space="0" w:color="BFBFBF"/>
+              <w:bottom w:val="single" w:sz="6" w:space="0" w:color="BFBFBF"/>
+              <w:right w:val="single" w:sz="6" w:space="0" w:color="BFBFBF"/>
+            </w:tcBorders>
+            <w:tcMar>
+              <w:top w:w="75" w:type="dxa"/>
+              <w:left w:w="150" w:type="dxa"/>
+              <w:bottom w:w="75" w:type="dxa"/>
+              <w:right w:w="150" w:type="dxa"/>
+            </w:tcMar>
+          </w:tcPr>
+          <w:p>
+            <w:pPr/>
+            <w:r>
+              <w:t>动作强制降级为限速，并自动进待研判队列；硬护栏：未知分支不允许升级为阻断（即使策略配成 block 也会被降级为 throttle）</w:t>
+            </w:r>
+          </w:p>
+        </w:tc>
+      </w:tr>
+      <w:tr>
+        <w:trPr>
+          <w:trHeight w:val="450" w:hRule="atLeast"/>
+          <w:tblHeader w:val="0"/>
+        </w:trPr>
+        <w:tc>
+          <w:tcPr>
+            <w:tcBorders>
+              <w:top w:val="single" w:sz="6" w:space="0" w:color="BFBFBF"/>
+              <w:left w:val="single" w:sz="6" w:space="0" w:color="BFBFBF"/>
+              <w:bottom w:val="single" w:sz="6" w:space="0" w:color="BFBFBF"/>
+              <w:right w:val="single" w:sz="6" w:space="0" w:color="BFBFBF"/>
+            </w:tcBorders>
+            <w:tcMar>
+              <w:top w:w="75" w:type="dxa"/>
+              <w:left w:w="150" w:type="dxa"/>
+              <w:bottom w:w="75" w:type="dxa"/>
+              <w:right w:w="150" w:type="dxa"/>
+            </w:tcMar>
+          </w:tcPr>
+          <w:p>
+            <w:pPr/>
+            <w:r>
+              <w:t>正常但可疑</w:t>
+            </w:r>
+          </w:p>
+        </w:tc>
+        <w:tc>
+          <w:tcPr>
+            <w:tcBorders>
+              <w:top w:val="single" w:sz="6" w:space="0" w:color="BFBFBF"/>
+              <w:left w:val="single" w:sz="6" w:space="0" w:color="BFBFBF"/>
+              <w:bottom w:val="single" w:sz="6" w:space="0" w:color="BFBFBF"/>
+              <w:right w:val="single" w:sz="6" w:space="0" w:color="BFBFBF"/>
+            </w:tcBorders>
+            <w:tcMar>
+              <w:top w:w="75" w:type="dxa"/>
+              <w:left w:w="150" w:type="dxa"/>
+              <w:bottom w:w="75" w:type="dxa"/>
+              <w:right w:w="150" w:type="dxa"/>
+            </w:tcMar>
+          </w:tcPr>
+          <w:p>
+            <w:pPr/>
+            <w:r>
+              <w:t>分数落在 [0.5×阈值, 阈值) 或形态新颖但未确认</w:t>
+            </w:r>
+          </w:p>
+        </w:tc>
+        <w:tc>
+          <w:tcPr>
+            <w:tcBorders>
+              <w:top w:val="single" w:sz="6" w:space="0" w:color="BFBFBF"/>
+              <w:left w:val="single" w:sz="6" w:space="0" w:color="BFBFBF"/>
+              <w:bottom w:val="single" w:sz="6" w:space="0" w:color="BFBFBF"/>
+              <w:right w:val="single" w:sz="6" w:space="0" w:color="BFBFBF"/>
+            </w:tcBorders>
+            <w:tcMar>
+              <w:top w:w="75" w:type="dxa"/>
+              <w:left w:w="150" w:type="dxa"/>
+              <w:bottom w:w="75" w:type="dxa"/>
+              <w:right w:w="150" w:type="dxa"/>
+            </w:tcMar>
+          </w:tcPr>
+          <w:p>
+            <w:pPr/>
+            <w:r>
+              <w:t>进观察池留痕，供事后抽样复核</w:t>
+            </w:r>
+          </w:p>
+        </w:tc>
+      </w:tr>
+    </w:tbl>
+    <w:p>
+      <w:r>
+        <w:t>为什么未知攻击不直接阻断：未知 ≠ 恶意。误封一条正常业务链路的代价，可能高于放行一次可疑流量； 而限速既压住了可能的滥用，又不切断业务，为人工研判留出时间窗。</w:t>
+      </w:r>
+    </w:p>
+    <w:p>
+      <w:r>
+        <w:t>（2）未知攻击的真实风险（开集实测）：训练时整类拿掉一种攻击再评估，若不做拒识， 115/115 个未知攻击窗口会全部被贴上某个已知类标签——留出 Botnet 时有 96% 被判为 Normal、 其中 74% 的置信度还 ≥ 0.9，连告警都不会触发。加上拒识后，1% 误报预算下未知攻击检出率 UDR 为 U2R 69.8% / Botnet 44.3%，同期已知攻击被误拒仅 0.4% / 0.5%（results/openset_report.md）。</w:t>
+      </w:r>
+    </w:p>
+    <w:p>
+      <w:r>
+        <w:t>（3）"未知 → 已知"闭环已落地，且数据链路真的闭合。未知告警自动带 review_id 进待研判队列，大屏「复核台」面板可直接点选结论（attack:&lt;类别&gt; 或 normal），结论写入 results/review_feedback.jsonl。⚠️ 这里有一个必须说清的坑：光有结论是训不了模型的——review_feedback.jsonl 只有 verdict、分数和源 IP，没有特征。所以进入研判队列时会把该窗口的特征向量落盘到 results/review_evidence.jsonl（自带 feature_names 保证列序可追溯，并随附流级定位字段），两者按 review_id 关联才拼得出带标签训练样本。缺了特征文件，"回流"就只是话术——这是本项目在闭环上踩过的最隐蔽的一个坑。一键完成回流：python tools/retrain_from_feedback.py 拼出标注数据集（results/feedback_dataset.*）；加 --retrain 则把样本混入原训练集、训练一个候选模型，隔离在 artifacts/feedback/ 下，不覆盖主模型。工具内置三条硬约束：不覆盖主模型、特征列序必须与模型一致（顺序错了不会报错、只会静默训出垃圾模型）、只认人工 verdict——回放数据自带真实标签 Label，一律忽略并把条数如实写进小结。</w:t>
+      </w:r>
+    </w:p>
+    <w:p>
+      <w:r>
+        <w:t>（4）漏报可回看：过去判为正常的窗口零留痕，事后无法回答"这段为什么没报"。现在每个窗口都进回看环形缓冲（分数、判定、是否未知），低置信窗口另进观察池；观察池条目随附流级定位字段（五元组/协议/标签），复核时看得到"当时是哪些流"。两者都有容量上界（deque(maxlen=…)），长期运行不会吃内存。</w:t>
+      </w:r>
+    </w:p>
+    <w:p>
+      <w:r>
+        <w:t>（5）诚实边界：① unknown_threshold 默认仍为 0（关闭），需按 tools/openset_calibrate.py 在安静时段标定后显式开启——用含攻击的时段标定会把阈值推到 1.0、召回只剩 4%；② 观察池与研判证据只保留定位字段而非全部 71 维特征（容量取舍），且回放/演示数据的 Label 只作审计、不参与训练；③ 回流的触发未自动化：工具能一键跑完"拼数据集 → 混入训练 → 产出候选模型"，但没有定时/事件调度，仍需人工发起；④ 候选模型必须经无泄漏评测与验收自检后才可替换主模型，替换动作本身尚未脚本化。</w:t>
+      </w:r>
+    </w:p>
+    <w:p>
+      <w:r>
+        <w:t>（6）运行期工程面：告警、观察池、回看缓冲、研判队列、升级表全部为有界容器（累计量走计数器，与保留条数解耦）；审计台账、回流结论、研判证据三个 JSONL 均按大小轮转并保留备份（只追加不删除会写满磁盘）；写接口（改策略/写研判结论）可用 CIDA_API_TOKEN 加一层应用级鉴权，读接口保持开放以便大屏轮询。这些不是"锦上添花"，而是能不能连续跑几个月的前提。</w:t>
       </w:r>
     </w:p>
     <w:p>

--- a/competition/技术报告.docx
+++ b/competition/技术报告.docx
@@ -34667,51 +34667,51 @@
           <w:p>
             <w:pPr/>
             <w:r>
-              <w:t>12.101</w:t>
-            </w:r>
-          </w:p>
-        </w:tc>
-        <w:tc>
-          <w:tcPr>
-            <w:tcBorders>
-              <w:top w:val="single" w:sz="6" w:space="0" w:color="BFBFBF"/>
-              <w:left w:val="single" w:sz="6" w:space="0" w:color="BFBFBF"/>
-              <w:bottom w:val="single" w:sz="6" w:space="0" w:color="BFBFBF"/>
-              <w:right w:val="single" w:sz="6" w:space="0" w:color="BFBFBF"/>
-            </w:tcBorders>
-            <w:tcMar>
-              <w:top w:w="75" w:type="dxa"/>
-              <w:left w:w="150" w:type="dxa"/>
-              <w:bottom w:w="75" w:type="dxa"/>
-              <w:right w:w="150" w:type="dxa"/>
-            </w:tcMar>
-          </w:tcPr>
-          <w:p>
-            <w:pPr/>
-            <w:r>
-              <w:t>290.4</w:t>
-            </w:r>
-          </w:p>
-        </w:tc>
-        <w:tc>
-          <w:tcPr>
-            <w:tcBorders>
-              <w:top w:val="single" w:sz="6" w:space="0" w:color="BFBFBF"/>
-              <w:left w:val="single" w:sz="6" w:space="0" w:color="BFBFBF"/>
-              <w:bottom w:val="single" w:sz="6" w:space="0" w:color="BFBFBF"/>
-              <w:right w:val="single" w:sz="6" w:space="0" w:color="BFBFBF"/>
-            </w:tcBorders>
-            <w:tcMar>
-              <w:top w:w="75" w:type="dxa"/>
-              <w:left w:w="150" w:type="dxa"/>
-              <w:bottom w:w="75" w:type="dxa"/>
-              <w:right w:w="150" w:type="dxa"/>
-            </w:tcMar>
-          </w:tcPr>
-          <w:p>
-            <w:pPr/>
-            <w:r>
-              <w:t>29.04</w:t>
+              <w:t>11.378</w:t>
+            </w:r>
+          </w:p>
+        </w:tc>
+        <w:tc>
+          <w:tcPr>
+            <w:tcBorders>
+              <w:top w:val="single" w:sz="6" w:space="0" w:color="BFBFBF"/>
+              <w:left w:val="single" w:sz="6" w:space="0" w:color="BFBFBF"/>
+              <w:bottom w:val="single" w:sz="6" w:space="0" w:color="BFBFBF"/>
+              <w:right w:val="single" w:sz="6" w:space="0" w:color="BFBFBF"/>
+            </w:tcBorders>
+            <w:tcMar>
+              <w:top w:w="75" w:type="dxa"/>
+              <w:left w:w="150" w:type="dxa"/>
+              <w:bottom w:w="75" w:type="dxa"/>
+              <w:right w:w="150" w:type="dxa"/>
+            </w:tcMar>
+          </w:tcPr>
+          <w:p>
+            <w:pPr/>
+            <w:r>
+              <w:t>273.1</w:t>
+            </w:r>
+          </w:p>
+        </w:tc>
+        <w:tc>
+          <w:tcPr>
+            <w:tcBorders>
+              <w:top w:val="single" w:sz="6" w:space="0" w:color="BFBFBF"/>
+              <w:left w:val="single" w:sz="6" w:space="0" w:color="BFBFBF"/>
+              <w:bottom w:val="single" w:sz="6" w:space="0" w:color="BFBFBF"/>
+              <w:right w:val="single" w:sz="6" w:space="0" w:color="BFBFBF"/>
+            </w:tcBorders>
+            <w:tcMar>
+              <w:top w:w="75" w:type="dxa"/>
+              <w:left w:w="150" w:type="dxa"/>
+              <w:bottom w:w="75" w:type="dxa"/>
+              <w:right w:w="150" w:type="dxa"/>
+            </w:tcMar>
+          </w:tcPr>
+          <w:p>
+            <w:pPr/>
+            <w:r>
+              <w:t>27.31</w:t>
             </w:r>
           </w:p>
         </w:tc>
@@ -34805,51 +34805,51 @@
           <w:p>
             <w:pPr/>
             <w:r>
-              <w:t>15.653</w:t>
-            </w:r>
-          </w:p>
-        </w:tc>
-        <w:tc>
-          <w:tcPr>
-            <w:tcBorders>
-              <w:top w:val="single" w:sz="6" w:space="0" w:color="BFBFBF"/>
-              <w:left w:val="single" w:sz="6" w:space="0" w:color="BFBFBF"/>
-              <w:bottom w:val="single" w:sz="6" w:space="0" w:color="BFBFBF"/>
-              <w:right w:val="single" w:sz="6" w:space="0" w:color="BFBFBF"/>
-            </w:tcBorders>
-            <w:tcMar>
-              <w:top w:w="75" w:type="dxa"/>
-              <w:left w:w="150" w:type="dxa"/>
-              <w:bottom w:w="75" w:type="dxa"/>
-              <w:right w:w="150" w:type="dxa"/>
-            </w:tcMar>
-          </w:tcPr>
-          <w:p>
-            <w:pPr/>
-            <w:r>
-              <w:t>375.7</w:t>
-            </w:r>
-          </w:p>
-        </w:tc>
-        <w:tc>
-          <w:tcPr>
-            <w:tcBorders>
-              <w:top w:val="single" w:sz="6" w:space="0" w:color="BFBFBF"/>
-              <w:left w:val="single" w:sz="6" w:space="0" w:color="BFBFBF"/>
-              <w:bottom w:val="single" w:sz="6" w:space="0" w:color="BFBFBF"/>
-              <w:right w:val="single" w:sz="6" w:space="0" w:color="BFBFBF"/>
-            </w:tcBorders>
-            <w:tcMar>
-              <w:top w:w="75" w:type="dxa"/>
-              <w:left w:w="150" w:type="dxa"/>
-              <w:bottom w:w="75" w:type="dxa"/>
-              <w:right w:w="150" w:type="dxa"/>
-            </w:tcMar>
-          </w:tcPr>
-          <w:p>
-            <w:pPr/>
-            <w:r>
-              <w:t>37.57</w:t>
+              <w:t>14.840</w:t>
+            </w:r>
+          </w:p>
+        </w:tc>
+        <w:tc>
+          <w:tcPr>
+            <w:tcBorders>
+              <w:top w:val="single" w:sz="6" w:space="0" w:color="BFBFBF"/>
+              <w:left w:val="single" w:sz="6" w:space="0" w:color="BFBFBF"/>
+              <w:bottom w:val="single" w:sz="6" w:space="0" w:color="BFBFBF"/>
+              <w:right w:val="single" w:sz="6" w:space="0" w:color="BFBFBF"/>
+            </w:tcBorders>
+            <w:tcMar>
+              <w:top w:w="75" w:type="dxa"/>
+              <w:left w:w="150" w:type="dxa"/>
+              <w:bottom w:w="75" w:type="dxa"/>
+              <w:right w:w="150" w:type="dxa"/>
+            </w:tcMar>
+          </w:tcPr>
+          <w:p>
+            <w:pPr/>
+            <w:r>
+              <w:t>356.2</w:t>
+            </w:r>
+          </w:p>
+        </w:tc>
+        <w:tc>
+          <w:tcPr>
+            <w:tcBorders>
+              <w:top w:val="single" w:sz="6" w:space="0" w:color="BFBFBF"/>
+              <w:left w:val="single" w:sz="6" w:space="0" w:color="BFBFBF"/>
+              <w:bottom w:val="single" w:sz="6" w:space="0" w:color="BFBFBF"/>
+              <w:right w:val="single" w:sz="6" w:space="0" w:color="BFBFBF"/>
+            </w:tcBorders>
+            <w:tcMar>
+              <w:top w:w="75" w:type="dxa"/>
+              <w:left w:w="150" w:type="dxa"/>
+              <w:bottom w:w="75" w:type="dxa"/>
+              <w:right w:w="150" w:type="dxa"/>
+            </w:tcMar>
+          </w:tcPr>
+          <w:p>
+            <w:pPr/>
+            <w:r>
+              <w:t>35.62</w:t>
             </w:r>
           </w:p>
         </w:tc>
@@ -34943,51 +34943,51 @@
           <w:p>
             <w:pPr/>
             <w:r>
-              <w:t>10.204</w:t>
-            </w:r>
-          </w:p>
-        </w:tc>
-        <w:tc>
-          <w:tcPr>
-            <w:tcBorders>
-              <w:top w:val="single" w:sz="6" w:space="0" w:color="BFBFBF"/>
-              <w:left w:val="single" w:sz="6" w:space="0" w:color="BFBFBF"/>
-              <w:bottom w:val="single" w:sz="6" w:space="0" w:color="BFBFBF"/>
-              <w:right w:val="single" w:sz="6" w:space="0" w:color="BFBFBF"/>
-            </w:tcBorders>
-            <w:tcMar>
-              <w:top w:w="75" w:type="dxa"/>
-              <w:left w:w="150" w:type="dxa"/>
-              <w:bottom w:w="75" w:type="dxa"/>
-              <w:right w:w="150" w:type="dxa"/>
-            </w:tcMar>
-          </w:tcPr>
-          <w:p>
-            <w:pPr/>
-            <w:r>
-              <w:t>244.9</w:t>
-            </w:r>
-          </w:p>
-        </w:tc>
-        <w:tc>
-          <w:tcPr>
-            <w:tcBorders>
-              <w:top w:val="single" w:sz="6" w:space="0" w:color="BFBFBF"/>
-              <w:left w:val="single" w:sz="6" w:space="0" w:color="BFBFBF"/>
-              <w:bottom w:val="single" w:sz="6" w:space="0" w:color="BFBFBF"/>
-              <w:right w:val="single" w:sz="6" w:space="0" w:color="BFBFBF"/>
-            </w:tcBorders>
-            <w:tcMar>
-              <w:top w:w="75" w:type="dxa"/>
-              <w:left w:w="150" w:type="dxa"/>
-              <w:bottom w:w="75" w:type="dxa"/>
-              <w:right w:w="150" w:type="dxa"/>
-            </w:tcMar>
-          </w:tcPr>
-          <w:p>
-            <w:pPr/>
-            <w:r>
-              <w:t>24.49</w:t>
+              <w:t>9.422</w:t>
+            </w:r>
+          </w:p>
+        </w:tc>
+        <w:tc>
+          <w:tcPr>
+            <w:tcBorders>
+              <w:top w:val="single" w:sz="6" w:space="0" w:color="BFBFBF"/>
+              <w:left w:val="single" w:sz="6" w:space="0" w:color="BFBFBF"/>
+              <w:bottom w:val="single" w:sz="6" w:space="0" w:color="BFBFBF"/>
+              <w:right w:val="single" w:sz="6" w:space="0" w:color="BFBFBF"/>
+            </w:tcBorders>
+            <w:tcMar>
+              <w:top w:w="75" w:type="dxa"/>
+              <w:left w:w="150" w:type="dxa"/>
+              <w:bottom w:w="75" w:type="dxa"/>
+              <w:right w:w="150" w:type="dxa"/>
+            </w:tcMar>
+          </w:tcPr>
+          <w:p>
+            <w:pPr/>
+            <w:r>
+              <w:t>226.1</w:t>
+            </w:r>
+          </w:p>
+        </w:tc>
+        <w:tc>
+          <w:tcPr>
+            <w:tcBorders>
+              <w:top w:val="single" w:sz="6" w:space="0" w:color="BFBFBF"/>
+              <w:left w:val="single" w:sz="6" w:space="0" w:color="BFBFBF"/>
+              <w:bottom w:val="single" w:sz="6" w:space="0" w:color="BFBFBF"/>
+              <w:right w:val="single" w:sz="6" w:space="0" w:color="BFBFBF"/>
+            </w:tcBorders>
+            <w:tcMar>
+              <w:top w:w="75" w:type="dxa"/>
+              <w:left w:w="150" w:type="dxa"/>
+              <w:bottom w:w="75" w:type="dxa"/>
+              <w:right w:w="150" w:type="dxa"/>
+            </w:tcMar>
+          </w:tcPr>
+          <w:p>
+            <w:pPr/>
+            <w:r>
+              <w:t>22.61</w:t>
             </w:r>
           </w:p>
         </w:tc>
@@ -35276,7 +35276,7 @@
     </w:p>
     <w:p>
       <w:r>
-        <w:t>结论：真实数据上 N=1 的误报代价高达 24~38 人工小时/天（相当于 3~5 个全职人力，不具备上线条件）； 加上"连续确认 2 个窗口"后降到 0.36~1.37 人工小时/天（可承受），代价是片段召回由 23%~46% 降到 9%~15%。 这就是"连续确认"机制在真实数据上的量化价值，也是"必须按误报预算选择工作点"的硬证据。</w:t>
+        <w:t>结论：真实数据上 N=1 的误报代价高达 22.6~35.6 人工小时/天（相当于约 3~4.5 个全职人力，不具备上线条件）； 加上"连续确认 2 个窗口"后降到 0.36~1.37 人工小时/天（可承受），代价是片段召回由 23%~46% 降到 9%~15%。 这就是"连续确认"机制在真实数据上的量化价值，也是"必须按误报预算选择工作点"的硬证据。</w:t>
       </w:r>
     </w:p>
     <w:p>
